--- a/2ºDAW/DAW/1ºTrimestre/Unidad 2/Ejercicios/LDAP.docx
+++ b/2ºDAW/DAW/1ºTrimestre/Unidad 2/Ejercicios/LDAP.docx
@@ -14,6 +14,15 @@
     </w:p>
     <w:sdt>
       <w:sdtPr>
+        <w:rPr>
+          <w:rFonts w:asciiTheme="minorHAnsi" w:eastAsiaTheme="minorHAnsi" w:hAnsiTheme="minorHAnsi" w:cstheme="minorBidi"/>
+          <w:color w:val="auto"/>
+          <w:kern w:val="2"/>
+          <w:sz w:val="24"/>
+          <w:szCs w:val="24"/>
+          <w:lang w:eastAsia="en-US"/>
+          <w14:ligatures w14:val="standardContextual"/>
+        </w:rPr>
         <w:id w:val="-1021784162"/>
         <w:docPartObj>
           <w:docPartGallery w:val="Table of Contents"/>
@@ -22,15 +31,8 @@
       </w:sdtPr>
       <w:sdtEndPr>
         <w:rPr>
-          <w:rFonts w:asciiTheme="minorHAnsi" w:eastAsiaTheme="minorHAnsi" w:hAnsiTheme="minorHAnsi" w:cstheme="minorBidi"/>
           <w:b/>
           <w:bCs/>
-          <w:color w:val="auto"/>
-          <w:kern w:val="2"/>
-          <w:sz w:val="24"/>
-          <w:szCs w:val="24"/>
-          <w:lang w:eastAsia="en-US"/>
-          <w14:ligatures w14:val="standardContextual"/>
         </w:rPr>
       </w:sdtEndPr>
       <w:sdtContent>
@@ -704,7 +706,15 @@
     </w:p>
     <w:p>
       <w:r>
-        <w:t>Se supone que somos root en Ubuntu.</w:t>
+        <w:t xml:space="preserve">Se supone que somos </w:t>
+      </w:r>
+      <w:proofErr w:type="spellStart"/>
+      <w:r>
+        <w:t>root</w:t>
+      </w:r>
+      <w:proofErr w:type="spellEnd"/>
+      <w:r>
+        <w:t xml:space="preserve"> en Ubuntu.</w:t>
       </w:r>
     </w:p>
     <w:p>
@@ -716,14 +726,46 @@
         </w:numPr>
       </w:pPr>
       <w:r>
-        <w:t># apt-get install slapd ldap-utils</w:t>
-      </w:r>
+        <w:t xml:space="preserve"># </w:t>
+      </w:r>
+      <w:proofErr w:type="spellStart"/>
+      <w:r>
+        <w:t>apt-get</w:t>
+      </w:r>
+      <w:proofErr w:type="spellEnd"/>
+      <w:r>
+        <w:t xml:space="preserve"> </w:t>
+      </w:r>
+      <w:proofErr w:type="spellStart"/>
+      <w:r>
+        <w:t>install</w:t>
+      </w:r>
+      <w:proofErr w:type="spellEnd"/>
+      <w:r>
+        <w:t xml:space="preserve"> </w:t>
+      </w:r>
+      <w:proofErr w:type="spellStart"/>
+      <w:r>
+        <w:t>slapd</w:t>
+      </w:r>
+      <w:proofErr w:type="spellEnd"/>
+      <w:r>
+        <w:t xml:space="preserve"> </w:t>
+      </w:r>
+      <w:proofErr w:type="spellStart"/>
+      <w:r>
+        <w:t>ldap-utils</w:t>
+      </w:r>
+      <w:proofErr w:type="spellEnd"/>
     </w:p>
     <w:p>
       <w:pPr>
         <w:pStyle w:val="Prrafodelista"/>
       </w:pPr>
       <w:r>
+        <w:rPr>
+          <w:noProof/>
+        </w:rPr>
         <w:drawing>
           <wp:inline distT="0" distB="0" distL="0" distR="0" wp14:anchorId="59EA3FD0" wp14:editId="12F498B1">
             <wp:extent cx="5400040" cy="177165"/>
@@ -778,6 +820,9 @@
         <w:pStyle w:val="Prrafodelista"/>
       </w:pPr>
       <w:r>
+        <w:rPr>
+          <w:noProof/>
+        </w:rPr>
         <w:drawing>
           <wp:inline distT="0" distB="0" distL="0" distR="0" wp14:anchorId="3E37C420" wp14:editId="10E9DC56">
             <wp:extent cx="4866198" cy="1486067"/>
@@ -822,6 +867,9 @@
     </w:p>
     <w:p>
       <w:r>
+        <w:rPr>
+          <w:noProof/>
+        </w:rPr>
         <w:drawing>
           <wp:inline distT="0" distB="0" distL="0" distR="0" wp14:anchorId="1CD2A36A" wp14:editId="69B7693B">
             <wp:extent cx="4675367" cy="1399751"/>
@@ -867,12 +915,25 @@
           <w:numId w:val="1"/>
         </w:numPr>
       </w:pPr>
-      <w:r>
-        <w:t>dpkg-reconfigure slapd</w:t>
-      </w:r>
-    </w:p>
-    <w:p>
-      <w:r>
+      <w:proofErr w:type="spellStart"/>
+      <w:r>
+        <w:t>dpkg</w:t>
+      </w:r>
+      <w:proofErr w:type="spellEnd"/>
+      <w:r>
+        <w:t xml:space="preserve">-reconfigure </w:t>
+      </w:r>
+      <w:proofErr w:type="spellStart"/>
+      <w:r>
+        <w:t>slapd</w:t>
+      </w:r>
+      <w:proofErr w:type="spellEnd"/>
+    </w:p>
+    <w:p>
+      <w:r>
+        <w:rPr>
+          <w:noProof/>
+        </w:rPr>
         <w:drawing>
           <wp:inline distT="0" distB="0" distL="0" distR="0" wp14:anchorId="37E8C5F4" wp14:editId="2540A8FC">
             <wp:extent cx="5400040" cy="218440"/>
@@ -912,6 +973,9 @@
     </w:p>
     <w:p>
       <w:r>
+        <w:rPr>
+          <w:noProof/>
+        </w:rPr>
         <w:drawing>
           <wp:inline distT="0" distB="0" distL="0" distR="0" wp14:anchorId="6FABFFA6" wp14:editId="74EA31EE">
             <wp:extent cx="4110825" cy="1132604"/>
@@ -962,6 +1026,9 @@
     </w:p>
     <w:p>
       <w:r>
+        <w:rPr>
+          <w:noProof/>
+        </w:rPr>
         <w:drawing>
           <wp:inline distT="0" distB="0" distL="0" distR="0" wp14:anchorId="3E84D68A" wp14:editId="64C64C7A">
             <wp:extent cx="4253948" cy="1333611"/>
@@ -1004,6 +1071,7 @@
         <w:lastRenderedPageBreak/>
         <w:t xml:space="preserve">Ahora se pone el nombre de la organización. En nuestro caso, </w:t>
       </w:r>
+      <w:proofErr w:type="spellStart"/>
       <w:r>
         <w:rPr>
           <w:b/>
@@ -1011,9 +1079,13 @@
         </w:rPr>
         <w:t>pablosg</w:t>
       </w:r>
-    </w:p>
-    <w:p>
-      <w:r>
+      <w:proofErr w:type="spellEnd"/>
+    </w:p>
+    <w:p>
+      <w:r>
+        <w:rPr>
+          <w:noProof/>
+        </w:rPr>
         <w:drawing>
           <wp:inline distT="0" distB="0" distL="0" distR="0" wp14:anchorId="7777CAC2" wp14:editId="7487167A">
             <wp:extent cx="4436828" cy="1270423"/>
@@ -1058,6 +1130,9 @@
     </w:p>
     <w:p>
       <w:r>
+        <w:rPr>
+          <w:noProof/>
+        </w:rPr>
         <w:drawing>
           <wp:inline distT="0" distB="0" distL="0" distR="0" wp14:anchorId="508AC819" wp14:editId="1BE0B364">
             <wp:extent cx="4508390" cy="1372557"/>
@@ -1102,6 +1177,9 @@
     </w:p>
     <w:p>
       <w:r>
+        <w:rPr>
+          <w:noProof/>
+        </w:rPr>
         <w:drawing>
           <wp:inline distT="0" distB="0" distL="0" distR="0" wp14:anchorId="04C8A48F" wp14:editId="5C8A7BF7">
             <wp:extent cx="4572000" cy="1371492"/>
@@ -1146,6 +1224,9 @@
     </w:p>
     <w:p>
       <w:r>
+        <w:rPr>
+          <w:noProof/>
+        </w:rPr>
         <w:drawing>
           <wp:inline distT="0" distB="0" distL="0" distR="0" wp14:anchorId="2FDA7C9C" wp14:editId="3912D5EF">
             <wp:extent cx="4627660" cy="1196096"/>
@@ -1190,6 +1271,9 @@
     </w:p>
     <w:p>
       <w:r>
+        <w:rPr>
+          <w:noProof/>
+        </w:rPr>
         <w:drawing>
           <wp:inline distT="0" distB="0" distL="0" distR="0" wp14:anchorId="51FBE608" wp14:editId="61EDBC2E">
             <wp:extent cx="4613410" cy="1343770"/>
@@ -1235,7 +1319,20 @@
     </w:p>
     <w:p>
       <w:r>
-        <w:t>Ahora lo que falta es tener en archivos .ldif la base de datos de nuestra empresa, de unidades organizativas y usuarios.</w:t>
+        <w:t xml:space="preserve">Ahora lo que falta es tener en </w:t>
+      </w:r>
+      <w:proofErr w:type="gramStart"/>
+      <w:r>
+        <w:t>archivos .</w:t>
+      </w:r>
+      <w:proofErr w:type="spellStart"/>
+      <w:r>
+        <w:t>ldif</w:t>
+      </w:r>
+      <w:proofErr w:type="spellEnd"/>
+      <w:proofErr w:type="gramEnd"/>
+      <w:r>
+        <w:t xml:space="preserve"> la base de datos de nuestra empresa, de unidades organizativas y usuarios.</w:t>
       </w:r>
     </w:p>
     <w:p>
@@ -1245,11 +1342,19 @@
     </w:p>
     <w:p>
       <w:r>
-        <w:t>sudo slapcat</w:t>
-      </w:r>
-    </w:p>
-    <w:p>
-      <w:r>
+        <w:t xml:space="preserve">sudo </w:t>
+      </w:r>
+      <w:proofErr w:type="spellStart"/>
+      <w:r>
+        <w:t>slapcat</w:t>
+      </w:r>
+      <w:proofErr w:type="spellEnd"/>
+    </w:p>
+    <w:p>
+      <w:r>
+        <w:rPr>
+          <w:noProof/>
+        </w:rPr>
         <w:drawing>
           <wp:inline distT="0" distB="0" distL="0" distR="0" wp14:anchorId="42598E6C" wp14:editId="2F252F45">
             <wp:extent cx="5400040" cy="2722245"/>
@@ -1289,23 +1394,84 @@
     </w:p>
     <w:p>
       <w:r>
-        <w:t>El siguiente paso es completar la base de datos del directorio del servidor openldap. En nuestro ejemplo vamos a necesitar los siguientes:</w:t>
-      </w:r>
-    </w:p>
-    <w:p>
-      <w:r>
-        <w:t>- un archivo (ou.ldif) para crear una unidad organizacional llamada informatica</w:t>
-      </w:r>
-    </w:p>
-    <w:p>
-      <w:r>
-        <w:t>- un archivo (grp.ldif) para crear un grupo, llamado informatica</w:t>
-      </w:r>
-    </w:p>
-    <w:p>
-      <w:r>
-        <w:t>- un archivo (usr.ldif) para crear un usuario, de nombre rrhh y de contraseña rrhh</w:t>
-      </w:r>
+        <w:t xml:space="preserve">El siguiente paso es completar la base de datos del directorio del servidor </w:t>
+      </w:r>
+      <w:proofErr w:type="spellStart"/>
+      <w:r>
+        <w:t>openldap</w:t>
+      </w:r>
+      <w:proofErr w:type="spellEnd"/>
+      <w:r>
+        <w:t>. En nuestro ejemplo vamos a necesitar los siguientes:</w:t>
+      </w:r>
+    </w:p>
+    <w:p>
+      <w:r>
+        <w:t>- un archivo (</w:t>
+      </w:r>
+      <w:proofErr w:type="spellStart"/>
+      <w:proofErr w:type="gramStart"/>
+      <w:r>
+        <w:t>ou.ldif</w:t>
+      </w:r>
+      <w:proofErr w:type="spellEnd"/>
+      <w:proofErr w:type="gramEnd"/>
+      <w:r>
+        <w:t xml:space="preserve">) para crear una unidad organizacional llamada </w:t>
+      </w:r>
+      <w:proofErr w:type="spellStart"/>
+      <w:r>
+        <w:t>informatica</w:t>
+      </w:r>
+      <w:proofErr w:type="spellEnd"/>
+    </w:p>
+    <w:p>
+      <w:r>
+        <w:t>- un archivo (</w:t>
+      </w:r>
+      <w:proofErr w:type="spellStart"/>
+      <w:proofErr w:type="gramStart"/>
+      <w:r>
+        <w:t>grp.ldif</w:t>
+      </w:r>
+      <w:proofErr w:type="spellEnd"/>
+      <w:proofErr w:type="gramEnd"/>
+      <w:r>
+        <w:t xml:space="preserve">) para crear un grupo, llamado </w:t>
+      </w:r>
+      <w:proofErr w:type="spellStart"/>
+      <w:r>
+        <w:t>informatica</w:t>
+      </w:r>
+      <w:proofErr w:type="spellEnd"/>
+    </w:p>
+    <w:p>
+      <w:r>
+        <w:t>- un archivo (</w:t>
+      </w:r>
+      <w:proofErr w:type="spellStart"/>
+      <w:proofErr w:type="gramStart"/>
+      <w:r>
+        <w:t>usr.ldif</w:t>
+      </w:r>
+      <w:proofErr w:type="spellEnd"/>
+      <w:proofErr w:type="gramEnd"/>
+      <w:r>
+        <w:t xml:space="preserve">) para crear un usuario, de nombre </w:t>
+      </w:r>
+      <w:proofErr w:type="spellStart"/>
+      <w:r>
+        <w:t>rrhh</w:t>
+      </w:r>
+      <w:proofErr w:type="spellEnd"/>
+      <w:r>
+        <w:t xml:space="preserve"> y de contraseña </w:t>
+      </w:r>
+      <w:proofErr w:type="spellStart"/>
+      <w:r>
+        <w:t>rrhh</w:t>
+      </w:r>
+      <w:proofErr w:type="spellEnd"/>
     </w:p>
     <w:p>
       <w:pPr>
@@ -1314,6 +1480,8 @@
           <w:bCs/>
         </w:rPr>
       </w:pPr>
+      <w:proofErr w:type="spellStart"/>
+      <w:proofErr w:type="gramStart"/>
       <w:r>
         <w:rPr>
           <w:b/>
@@ -1321,6 +1489,8 @@
         </w:rPr>
         <w:t>ou.ldif</w:t>
       </w:r>
+      <w:proofErr w:type="spellEnd"/>
+      <w:proofErr w:type="gramEnd"/>
     </w:p>
     <w:p>
       <w:pPr>
@@ -1330,15 +1500,48 @@
           <w:numId w:val="3"/>
         </w:numPr>
       </w:pPr>
-      <w:r>
-        <w:t>dn: ou=informatica,dc=</w:t>
-      </w:r>
+      <w:proofErr w:type="spellStart"/>
+      <w:r>
+        <w:t>dn</w:t>
+      </w:r>
+      <w:proofErr w:type="spellEnd"/>
+      <w:r>
+        <w:t xml:space="preserve">: </w:t>
+      </w:r>
+      <w:proofErr w:type="spellStart"/>
+      <w:r>
+        <w:t>ou</w:t>
+      </w:r>
+      <w:proofErr w:type="spellEnd"/>
+      <w:r>
+        <w:t>=</w:t>
+      </w:r>
+      <w:proofErr w:type="spellStart"/>
+      <w:proofErr w:type="gramStart"/>
+      <w:r>
+        <w:t>informatica,dc</w:t>
+      </w:r>
+      <w:proofErr w:type="spellEnd"/>
+      <w:proofErr w:type="gramEnd"/>
+      <w:r>
+        <w:t>=</w:t>
+      </w:r>
+      <w:proofErr w:type="spellStart"/>
       <w:r>
         <w:t>pablosg</w:t>
       </w:r>
       <w:r>
-        <w:t>,dc=com</w:t>
-      </w:r>
+        <w:t>,dc</w:t>
+      </w:r>
+      <w:proofErr w:type="spellEnd"/>
+      <w:r>
+        <w:t>=</w:t>
+      </w:r>
+      <w:proofErr w:type="spellStart"/>
+      <w:r>
+        <w:t>com</w:t>
+      </w:r>
+      <w:proofErr w:type="spellEnd"/>
     </w:p>
     <w:p>
       <w:pPr>
@@ -1348,8 +1551,13 @@
           <w:numId w:val="3"/>
         </w:numPr>
       </w:pPr>
-      <w:r>
-        <w:t>objectClass: top</w:t>
+      <w:proofErr w:type="spellStart"/>
+      <w:r>
+        <w:t>objectClass</w:t>
+      </w:r>
+      <w:proofErr w:type="spellEnd"/>
+      <w:r>
+        <w:t>: top</w:t>
       </w:r>
     </w:p>
     <w:p>
@@ -1360,9 +1568,19 @@
           <w:numId w:val="3"/>
         </w:numPr>
       </w:pPr>
-      <w:r>
-        <w:t>objectClass: organizationalUnit</w:t>
-      </w:r>
+      <w:proofErr w:type="spellStart"/>
+      <w:r>
+        <w:t>objectClass</w:t>
+      </w:r>
+      <w:proofErr w:type="spellEnd"/>
+      <w:r>
+        <w:t xml:space="preserve">: </w:t>
+      </w:r>
+      <w:proofErr w:type="spellStart"/>
+      <w:r>
+        <w:t>organizationalUnit</w:t>
+      </w:r>
+      <w:proofErr w:type="spellEnd"/>
     </w:p>
     <w:p>
       <w:pPr>
@@ -1372,9 +1590,19 @@
           <w:numId w:val="3"/>
         </w:numPr>
       </w:pPr>
-      <w:r>
-        <w:t>ou: informatica</w:t>
-      </w:r>
+      <w:proofErr w:type="spellStart"/>
+      <w:r>
+        <w:t>ou</w:t>
+      </w:r>
+      <w:proofErr w:type="spellEnd"/>
+      <w:r>
+        <w:t xml:space="preserve">: </w:t>
+      </w:r>
+      <w:proofErr w:type="spellStart"/>
+      <w:r>
+        <w:t>informatica</w:t>
+      </w:r>
+      <w:proofErr w:type="spellEnd"/>
     </w:p>
     <w:p>
       <w:pPr>
@@ -1383,6 +1611,8 @@
           <w:bCs/>
         </w:rPr>
       </w:pPr>
+      <w:proofErr w:type="spellStart"/>
+      <w:proofErr w:type="gramStart"/>
       <w:r>
         <w:rPr>
           <w:b/>
@@ -1390,6 +1620,8 @@
         </w:rPr>
         <w:t>grp.ldif</w:t>
       </w:r>
+      <w:proofErr w:type="spellEnd"/>
+      <w:proofErr w:type="gramEnd"/>
     </w:p>
     <w:p>
       <w:pPr>
@@ -1399,15 +1631,56 @@
           <w:numId w:val="4"/>
         </w:numPr>
       </w:pPr>
-      <w:r>
-        <w:t>dn: cn=informatica,ou=informatica,dc=</w:t>
-      </w:r>
+      <w:proofErr w:type="spellStart"/>
+      <w:r>
+        <w:t>dn</w:t>
+      </w:r>
+      <w:proofErr w:type="spellEnd"/>
+      <w:r>
+        <w:t xml:space="preserve">: </w:t>
+      </w:r>
+      <w:proofErr w:type="spellStart"/>
+      <w:r>
+        <w:t>cn</w:t>
+      </w:r>
+      <w:proofErr w:type="spellEnd"/>
+      <w:r>
+        <w:t>=</w:t>
+      </w:r>
+      <w:proofErr w:type="spellStart"/>
+      <w:proofErr w:type="gramStart"/>
+      <w:r>
+        <w:t>informatica,ou</w:t>
+      </w:r>
+      <w:proofErr w:type="spellEnd"/>
+      <w:proofErr w:type="gramEnd"/>
+      <w:r>
+        <w:t>=</w:t>
+      </w:r>
+      <w:proofErr w:type="spellStart"/>
+      <w:r>
+        <w:t>informatica,dc</w:t>
+      </w:r>
+      <w:proofErr w:type="spellEnd"/>
+      <w:r>
+        <w:t>=</w:t>
+      </w:r>
+      <w:proofErr w:type="spellStart"/>
       <w:r>
         <w:t>pablosg</w:t>
       </w:r>
       <w:r>
-        <w:t>,dc=com</w:t>
-      </w:r>
+        <w:t>,dc</w:t>
+      </w:r>
+      <w:proofErr w:type="spellEnd"/>
+      <w:r>
+        <w:t>=</w:t>
+      </w:r>
+      <w:proofErr w:type="spellStart"/>
+      <w:r>
+        <w:t>com</w:t>
+      </w:r>
+      <w:proofErr w:type="spellEnd"/>
     </w:p>
     <w:p>
       <w:pPr>
@@ -1417,8 +1690,13 @@
           <w:numId w:val="4"/>
         </w:numPr>
       </w:pPr>
-      <w:r>
-        <w:t>objectClass: top</w:t>
+      <w:proofErr w:type="spellStart"/>
+      <w:r>
+        <w:t>objectClass</w:t>
+      </w:r>
+      <w:proofErr w:type="spellEnd"/>
+      <w:r>
+        <w:t>: top</w:t>
       </w:r>
     </w:p>
     <w:p>
@@ -1429,9 +1707,19 @@
           <w:numId w:val="4"/>
         </w:numPr>
       </w:pPr>
-      <w:r>
-        <w:t>objectClass: posixGroup</w:t>
-      </w:r>
+      <w:proofErr w:type="spellStart"/>
+      <w:r>
+        <w:t>objectClass</w:t>
+      </w:r>
+      <w:proofErr w:type="spellEnd"/>
+      <w:r>
+        <w:t xml:space="preserve">: </w:t>
+      </w:r>
+      <w:proofErr w:type="spellStart"/>
+      <w:r>
+        <w:t>posixGroup</w:t>
+      </w:r>
+      <w:proofErr w:type="spellEnd"/>
     </w:p>
     <w:p>
       <w:pPr>
@@ -1441,8 +1729,13 @@
           <w:numId w:val="4"/>
         </w:numPr>
       </w:pPr>
-      <w:r>
-        <w:t>gidNumber: 10000</w:t>
+      <w:proofErr w:type="spellStart"/>
+      <w:r>
+        <w:t>gidNumber</w:t>
+      </w:r>
+      <w:proofErr w:type="spellEnd"/>
+      <w:r>
+        <w:t>: 10000</w:t>
       </w:r>
     </w:p>
     <w:p>
@@ -1453,9 +1746,19 @@
           <w:numId w:val="4"/>
         </w:numPr>
       </w:pPr>
-      <w:r>
-        <w:t>cn: informatica</w:t>
-      </w:r>
+      <w:proofErr w:type="spellStart"/>
+      <w:r>
+        <w:t>cn</w:t>
+      </w:r>
+      <w:proofErr w:type="spellEnd"/>
+      <w:r>
+        <w:t xml:space="preserve">: </w:t>
+      </w:r>
+      <w:proofErr w:type="spellStart"/>
+      <w:r>
+        <w:t>informatica</w:t>
+      </w:r>
+      <w:proofErr w:type="spellEnd"/>
     </w:p>
     <w:p>
       <w:pPr>
@@ -1464,6 +1767,8 @@
           <w:bCs/>
         </w:rPr>
       </w:pPr>
+      <w:proofErr w:type="spellStart"/>
+      <w:proofErr w:type="gramStart"/>
       <w:r>
         <w:rPr>
           <w:b/>
@@ -1472,6 +1777,8 @@
         <w:lastRenderedPageBreak/>
         <w:t>usr.ldif</w:t>
       </w:r>
+      <w:proofErr w:type="spellEnd"/>
+      <w:proofErr w:type="gramEnd"/>
     </w:p>
     <w:p>
       <w:pPr>
@@ -1481,15 +1788,56 @@
           <w:numId w:val="5"/>
         </w:numPr>
       </w:pPr>
-      <w:r>
-        <w:t>dn: uid=rrhh,ou=informatica,dc=</w:t>
-      </w:r>
+      <w:proofErr w:type="spellStart"/>
+      <w:r>
+        <w:t>dn</w:t>
+      </w:r>
+      <w:proofErr w:type="spellEnd"/>
+      <w:r>
+        <w:t xml:space="preserve">: </w:t>
+      </w:r>
+      <w:proofErr w:type="spellStart"/>
+      <w:r>
+        <w:t>uid</w:t>
+      </w:r>
+      <w:proofErr w:type="spellEnd"/>
+      <w:r>
+        <w:t>=</w:t>
+      </w:r>
+      <w:proofErr w:type="spellStart"/>
+      <w:proofErr w:type="gramStart"/>
+      <w:r>
+        <w:t>rrhh,ou</w:t>
+      </w:r>
+      <w:proofErr w:type="spellEnd"/>
+      <w:proofErr w:type="gramEnd"/>
+      <w:r>
+        <w:t>=</w:t>
+      </w:r>
+      <w:proofErr w:type="spellStart"/>
+      <w:r>
+        <w:t>informatica,dc</w:t>
+      </w:r>
+      <w:proofErr w:type="spellEnd"/>
+      <w:r>
+        <w:t>=</w:t>
+      </w:r>
+      <w:proofErr w:type="spellStart"/>
       <w:r>
         <w:t>pablosg</w:t>
       </w:r>
       <w:r>
-        <w:t>,dc=com</w:t>
-      </w:r>
+        <w:t>,dc</w:t>
+      </w:r>
+      <w:proofErr w:type="spellEnd"/>
+      <w:r>
+        <w:t>=</w:t>
+      </w:r>
+      <w:proofErr w:type="spellStart"/>
+      <w:r>
+        <w:t>com</w:t>
+      </w:r>
+      <w:proofErr w:type="spellEnd"/>
     </w:p>
     <w:p>
       <w:pPr>
@@ -1499,8 +1847,13 @@
           <w:numId w:val="5"/>
         </w:numPr>
       </w:pPr>
-      <w:r>
-        <w:t>objectClass: top</w:t>
+      <w:proofErr w:type="spellStart"/>
+      <w:r>
+        <w:t>objectClass</w:t>
+      </w:r>
+      <w:proofErr w:type="spellEnd"/>
+      <w:r>
+        <w:t>: top</w:t>
       </w:r>
     </w:p>
     <w:p>
@@ -1511,9 +1864,19 @@
           <w:numId w:val="5"/>
         </w:numPr>
       </w:pPr>
-      <w:r>
-        <w:t>objectClass: posixAccount</w:t>
-      </w:r>
+      <w:proofErr w:type="spellStart"/>
+      <w:r>
+        <w:t>objectClass</w:t>
+      </w:r>
+      <w:proofErr w:type="spellEnd"/>
+      <w:r>
+        <w:t xml:space="preserve">: </w:t>
+      </w:r>
+      <w:proofErr w:type="spellStart"/>
+      <w:r>
+        <w:t>posixAccount</w:t>
+      </w:r>
+      <w:proofErr w:type="spellEnd"/>
     </w:p>
     <w:p>
       <w:pPr>
@@ -1523,9 +1886,19 @@
           <w:numId w:val="5"/>
         </w:numPr>
       </w:pPr>
-      <w:r>
-        <w:t>objectClass: inetOrgPerson</w:t>
-      </w:r>
+      <w:proofErr w:type="spellStart"/>
+      <w:r>
+        <w:t>objectClass</w:t>
+      </w:r>
+      <w:proofErr w:type="spellEnd"/>
+      <w:r>
+        <w:t xml:space="preserve">: </w:t>
+      </w:r>
+      <w:proofErr w:type="spellStart"/>
+      <w:r>
+        <w:t>inetOrgPerson</w:t>
+      </w:r>
+      <w:proofErr w:type="spellEnd"/>
     </w:p>
     <w:p>
       <w:pPr>
@@ -1535,9 +1908,19 @@
           <w:numId w:val="5"/>
         </w:numPr>
       </w:pPr>
-      <w:r>
-        <w:t>objectClass: person</w:t>
-      </w:r>
+      <w:proofErr w:type="spellStart"/>
+      <w:r>
+        <w:t>objectClass</w:t>
+      </w:r>
+      <w:proofErr w:type="spellEnd"/>
+      <w:r>
+        <w:t xml:space="preserve">: </w:t>
+      </w:r>
+      <w:proofErr w:type="spellStart"/>
+      <w:r>
+        <w:t>person</w:t>
+      </w:r>
+      <w:proofErr w:type="spellEnd"/>
     </w:p>
     <w:p>
       <w:pPr>
@@ -1547,9 +1930,19 @@
           <w:numId w:val="5"/>
         </w:numPr>
       </w:pPr>
-      <w:r>
-        <w:t>cn: rrhh</w:t>
-      </w:r>
+      <w:proofErr w:type="spellStart"/>
+      <w:r>
+        <w:t>cn</w:t>
+      </w:r>
+      <w:proofErr w:type="spellEnd"/>
+      <w:r>
+        <w:t xml:space="preserve">: </w:t>
+      </w:r>
+      <w:proofErr w:type="spellStart"/>
+      <w:r>
+        <w:t>rrhh</w:t>
+      </w:r>
+      <w:proofErr w:type="spellEnd"/>
     </w:p>
     <w:p>
       <w:pPr>
@@ -1559,9 +1952,19 @@
           <w:numId w:val="5"/>
         </w:numPr>
       </w:pPr>
-      <w:r>
-        <w:t>uid: rrhh</w:t>
-      </w:r>
+      <w:proofErr w:type="spellStart"/>
+      <w:r>
+        <w:t>uid</w:t>
+      </w:r>
+      <w:proofErr w:type="spellEnd"/>
+      <w:r>
+        <w:t xml:space="preserve">: </w:t>
+      </w:r>
+      <w:proofErr w:type="spellStart"/>
+      <w:r>
+        <w:t>rrhh</w:t>
+      </w:r>
+      <w:proofErr w:type="spellEnd"/>
     </w:p>
     <w:p>
       <w:pPr>
@@ -1571,9 +1974,19 @@
           <w:numId w:val="5"/>
         </w:numPr>
       </w:pPr>
-      <w:r>
-        <w:t>ou: informatica</w:t>
-      </w:r>
+      <w:proofErr w:type="spellStart"/>
+      <w:r>
+        <w:t>ou</w:t>
+      </w:r>
+      <w:proofErr w:type="spellEnd"/>
+      <w:r>
+        <w:t xml:space="preserve">: </w:t>
+      </w:r>
+      <w:proofErr w:type="spellStart"/>
+      <w:r>
+        <w:t>informatica</w:t>
+      </w:r>
+      <w:proofErr w:type="spellEnd"/>
     </w:p>
     <w:p>
       <w:pPr>
@@ -1583,8 +1996,13 @@
           <w:numId w:val="5"/>
         </w:numPr>
       </w:pPr>
-      <w:r>
-        <w:t>uidNumber: 2000</w:t>
+      <w:proofErr w:type="spellStart"/>
+      <w:r>
+        <w:t>uidNumber</w:t>
+      </w:r>
+      <w:proofErr w:type="spellEnd"/>
+      <w:r>
+        <w:t>: 2000</w:t>
       </w:r>
     </w:p>
     <w:p>
@@ -1595,8 +2013,13 @@
           <w:numId w:val="5"/>
         </w:numPr>
       </w:pPr>
-      <w:r>
-        <w:t>gidNumber: 10000</w:t>
+      <w:proofErr w:type="spellStart"/>
+      <w:r>
+        <w:t>gidNumber</w:t>
+      </w:r>
+      <w:proofErr w:type="spellEnd"/>
+      <w:r>
+        <w:t>: 10000</w:t>
       </w:r>
     </w:p>
     <w:p>
@@ -1607,9 +2030,19 @@
           <w:numId w:val="5"/>
         </w:numPr>
       </w:pPr>
-      <w:r>
-        <w:t>homeDirectory: /home/rrhh</w:t>
-      </w:r>
+      <w:proofErr w:type="spellStart"/>
+      <w:r>
+        <w:t>homeDirectory</w:t>
+      </w:r>
+      <w:proofErr w:type="spellEnd"/>
+      <w:r>
+        <w:t>: /home/</w:t>
+      </w:r>
+      <w:proofErr w:type="spellStart"/>
+      <w:r>
+        <w:t>rrhh</w:t>
+      </w:r>
+      <w:proofErr w:type="spellEnd"/>
     </w:p>
     <w:p>
       <w:pPr>
@@ -1619,9 +2052,27 @@
           <w:numId w:val="5"/>
         </w:numPr>
       </w:pPr>
-      <w:r>
-        <w:t>loginShell: /bin/bash</w:t>
-      </w:r>
+      <w:proofErr w:type="spellStart"/>
+      <w:r>
+        <w:t>loginShell</w:t>
+      </w:r>
+      <w:proofErr w:type="spellEnd"/>
+      <w:r>
+        <w:t>: /</w:t>
+      </w:r>
+      <w:proofErr w:type="spellStart"/>
+      <w:r>
+        <w:t>bin</w:t>
+      </w:r>
+      <w:proofErr w:type="spellEnd"/>
+      <w:r>
+        <w:t>/</w:t>
+      </w:r>
+      <w:proofErr w:type="spellStart"/>
+      <w:r>
+        <w:t>bash</w:t>
+      </w:r>
+      <w:proofErr w:type="spellEnd"/>
     </w:p>
     <w:p>
       <w:pPr>
@@ -1631,9 +2082,19 @@
           <w:numId w:val="5"/>
         </w:numPr>
       </w:pPr>
-      <w:r>
-        <w:t>userPassword: rrhh</w:t>
-      </w:r>
+      <w:proofErr w:type="spellStart"/>
+      <w:r>
+        <w:t>userPassword</w:t>
+      </w:r>
+      <w:proofErr w:type="spellEnd"/>
+      <w:r>
+        <w:t xml:space="preserve">: </w:t>
+      </w:r>
+      <w:proofErr w:type="spellStart"/>
+      <w:r>
+        <w:t>rrhh</w:t>
+      </w:r>
+      <w:proofErr w:type="spellEnd"/>
     </w:p>
     <w:p>
       <w:pPr>
@@ -1643,9 +2104,19 @@
           <w:numId w:val="5"/>
         </w:numPr>
       </w:pPr>
-      <w:r>
-        <w:t>sn: Perez</w:t>
-      </w:r>
+      <w:proofErr w:type="spellStart"/>
+      <w:r>
+        <w:t>sn</w:t>
+      </w:r>
+      <w:proofErr w:type="spellEnd"/>
+      <w:r>
+        <w:t xml:space="preserve">: </w:t>
+      </w:r>
+      <w:proofErr w:type="spellStart"/>
+      <w:r>
+        <w:t>Perez</w:t>
+      </w:r>
+      <w:proofErr w:type="spellEnd"/>
     </w:p>
     <w:p>
       <w:pPr>
@@ -1673,17 +2144,38 @@
           <w:numId w:val="5"/>
         </w:numPr>
       </w:pPr>
-      <w:r>
-        <w:t>givenName: rrhh</w:t>
-      </w:r>
-    </w:p>
-    <w:p>
-      <w:r>
-        <w:t>Para importar estos archivos a openldap, primero se crean:</w:t>
-      </w:r>
-    </w:p>
-    <w:p>
-      <w:r>
+      <w:proofErr w:type="spellStart"/>
+      <w:r>
+        <w:t>givenName</w:t>
+      </w:r>
+      <w:proofErr w:type="spellEnd"/>
+      <w:r>
+        <w:t xml:space="preserve">: </w:t>
+      </w:r>
+      <w:proofErr w:type="spellStart"/>
+      <w:r>
+        <w:t>rrhh</w:t>
+      </w:r>
+      <w:proofErr w:type="spellEnd"/>
+    </w:p>
+    <w:p>
+      <w:r>
+        <w:t xml:space="preserve">Para importar estos archivos a </w:t>
+      </w:r>
+      <w:proofErr w:type="spellStart"/>
+      <w:r>
+        <w:t>openldap</w:t>
+      </w:r>
+      <w:proofErr w:type="spellEnd"/>
+      <w:r>
+        <w:t>, primero se crean:</w:t>
+      </w:r>
+    </w:p>
+    <w:p>
+      <w:r>
+        <w:rPr>
+          <w:noProof/>
+        </w:rPr>
         <w:drawing>
           <wp:inline distT="0" distB="0" distL="0" distR="0" wp14:anchorId="4CCAF7FD" wp14:editId="0DED4037">
             <wp:extent cx="3681454" cy="989629"/>
@@ -1723,6 +2215,9 @@
     </w:p>
     <w:p>
       <w:r>
+        <w:rPr>
+          <w:noProof/>
+        </w:rPr>
         <w:drawing>
           <wp:inline distT="0" distB="0" distL="0" distR="0" wp14:anchorId="240553A7" wp14:editId="2E4CB12A">
             <wp:extent cx="3721211" cy="1097022"/>
@@ -1762,6 +2257,9 @@
     </w:p>
     <w:p>
       <w:r>
+        <w:rPr>
+          <w:noProof/>
+        </w:rPr>
         <w:drawing>
           <wp:inline distT="0" distB="0" distL="0" distR="0" wp14:anchorId="19AD0168" wp14:editId="773CE047">
             <wp:extent cx="3323646" cy="2210162"/>
@@ -1806,18 +2304,62 @@
       </w:r>
     </w:p>
     <w:p>
-      <w:r>
-        <w:t>ldapadd -x -D cn=admin,dc=</w:t>
-      </w:r>
+      <w:proofErr w:type="spellStart"/>
+      <w:r>
+        <w:t>ldapadd</w:t>
+      </w:r>
+      <w:proofErr w:type="spellEnd"/>
+      <w:r>
+        <w:t xml:space="preserve"> -x -D </w:t>
+      </w:r>
+      <w:proofErr w:type="spellStart"/>
+      <w:r>
+        <w:t>cn</w:t>
+      </w:r>
+      <w:proofErr w:type="spellEnd"/>
+      <w:r>
+        <w:t>=</w:t>
+      </w:r>
+      <w:proofErr w:type="spellStart"/>
+      <w:proofErr w:type="gramStart"/>
+      <w:r>
+        <w:t>admin,dc</w:t>
+      </w:r>
+      <w:proofErr w:type="spellEnd"/>
+      <w:proofErr w:type="gramEnd"/>
+      <w:r>
+        <w:t>=</w:t>
+      </w:r>
+      <w:proofErr w:type="spellStart"/>
       <w:r>
         <w:t>pablosg</w:t>
       </w:r>
       <w:r>
-        <w:t>,dc=com -W -f ou.ldif</w:t>
-      </w:r>
-    </w:p>
-    <w:p>
-      <w:r>
+        <w:t>,dc</w:t>
+      </w:r>
+      <w:proofErr w:type="spellEnd"/>
+      <w:r>
+        <w:t>=</w:t>
+      </w:r>
+      <w:proofErr w:type="spellStart"/>
+      <w:r>
+        <w:t>com</w:t>
+      </w:r>
+      <w:proofErr w:type="spellEnd"/>
+      <w:r>
+        <w:t xml:space="preserve"> -W -f </w:t>
+      </w:r>
+      <w:proofErr w:type="spellStart"/>
+      <w:r>
+        <w:t>ou.ldif</w:t>
+      </w:r>
+      <w:proofErr w:type="spellEnd"/>
+    </w:p>
+    <w:p>
+      <w:r>
+        <w:rPr>
+          <w:noProof/>
+        </w:rPr>
         <w:drawing>
           <wp:inline distT="0" distB="0" distL="0" distR="0" wp14:anchorId="014096EA" wp14:editId="1FC8E292">
             <wp:extent cx="5400040" cy="407670"/>
@@ -1856,18 +2398,62 @@
       </w:r>
     </w:p>
     <w:p>
-      <w:r>
-        <w:t>ldapadd -x -D cn=admin,dc=</w:t>
-      </w:r>
+      <w:proofErr w:type="spellStart"/>
+      <w:r>
+        <w:t>ldapadd</w:t>
+      </w:r>
+      <w:proofErr w:type="spellEnd"/>
+      <w:r>
+        <w:t xml:space="preserve"> -x -D </w:t>
+      </w:r>
+      <w:proofErr w:type="spellStart"/>
+      <w:r>
+        <w:t>cn</w:t>
+      </w:r>
+      <w:proofErr w:type="spellEnd"/>
+      <w:r>
+        <w:t>=</w:t>
+      </w:r>
+      <w:proofErr w:type="spellStart"/>
+      <w:proofErr w:type="gramStart"/>
+      <w:r>
+        <w:t>admin,dc</w:t>
+      </w:r>
+      <w:proofErr w:type="spellEnd"/>
+      <w:proofErr w:type="gramEnd"/>
+      <w:r>
+        <w:t>=</w:t>
+      </w:r>
+      <w:proofErr w:type="spellStart"/>
       <w:r>
         <w:t>pablosg</w:t>
       </w:r>
       <w:r>
-        <w:t>,dc=com -W -f grp.ldif</w:t>
-      </w:r>
-    </w:p>
-    <w:p>
-      <w:r>
+        <w:t>,dc</w:t>
+      </w:r>
+      <w:proofErr w:type="spellEnd"/>
+      <w:r>
+        <w:t>=</w:t>
+      </w:r>
+      <w:proofErr w:type="spellStart"/>
+      <w:r>
+        <w:t>com</w:t>
+      </w:r>
+      <w:proofErr w:type="spellEnd"/>
+      <w:r>
+        <w:t xml:space="preserve"> -W -f </w:t>
+      </w:r>
+      <w:proofErr w:type="spellStart"/>
+      <w:r>
+        <w:t>grp.ldif</w:t>
+      </w:r>
+      <w:proofErr w:type="spellEnd"/>
+    </w:p>
+    <w:p>
+      <w:r>
+        <w:rPr>
+          <w:noProof/>
+        </w:rPr>
         <w:drawing>
           <wp:inline distT="0" distB="0" distL="0" distR="0" wp14:anchorId="302B8789" wp14:editId="6616D2E7">
             <wp:extent cx="5400040" cy="338455"/>
@@ -1906,18 +2492,62 @@
       </w:r>
     </w:p>
     <w:p>
-      <w:r>
-        <w:t>ldapadd -x -D cn=admin,dc=</w:t>
-      </w:r>
+      <w:proofErr w:type="spellStart"/>
+      <w:r>
+        <w:t>ldapadd</w:t>
+      </w:r>
+      <w:proofErr w:type="spellEnd"/>
+      <w:r>
+        <w:t xml:space="preserve"> -x -D </w:t>
+      </w:r>
+      <w:proofErr w:type="spellStart"/>
+      <w:r>
+        <w:t>cn</w:t>
+      </w:r>
+      <w:proofErr w:type="spellEnd"/>
+      <w:r>
+        <w:t>=</w:t>
+      </w:r>
+      <w:proofErr w:type="spellStart"/>
+      <w:proofErr w:type="gramStart"/>
+      <w:r>
+        <w:t>admin,dc</w:t>
+      </w:r>
+      <w:proofErr w:type="spellEnd"/>
+      <w:proofErr w:type="gramEnd"/>
+      <w:r>
+        <w:t>=</w:t>
+      </w:r>
+      <w:proofErr w:type="spellStart"/>
       <w:r>
         <w:t>pablosg</w:t>
       </w:r>
       <w:r>
-        <w:t>,dc=com -W -f usr.ldif</w:t>
-      </w:r>
-    </w:p>
-    <w:p>
-      <w:r>
+        <w:t>,dc</w:t>
+      </w:r>
+      <w:proofErr w:type="spellEnd"/>
+      <w:r>
+        <w:t>=</w:t>
+      </w:r>
+      <w:proofErr w:type="spellStart"/>
+      <w:r>
+        <w:t>com</w:t>
+      </w:r>
+      <w:proofErr w:type="spellEnd"/>
+      <w:r>
+        <w:t xml:space="preserve"> -W -f </w:t>
+      </w:r>
+      <w:proofErr w:type="spellStart"/>
+      <w:r>
+        <w:t>usr.ldif</w:t>
+      </w:r>
+      <w:proofErr w:type="spellEnd"/>
+    </w:p>
+    <w:p>
+      <w:r>
+        <w:rPr>
+          <w:noProof/>
+        </w:rPr>
         <w:drawing>
           <wp:inline distT="0" distB="0" distL="0" distR="0" wp14:anchorId="1C957EAC" wp14:editId="4C8B6D28">
             <wp:extent cx="5400040" cy="379095"/>
@@ -1957,11 +2587,22 @@
     </w:p>
     <w:p>
       <w:r>
-        <w:t>Con el comando slapcat se ve la información creada:</w:t>
-      </w:r>
-    </w:p>
-    <w:p>
-      <w:r>
+        <w:t xml:space="preserve">Con el comando </w:t>
+      </w:r>
+      <w:proofErr w:type="spellStart"/>
+      <w:r>
+        <w:t>slapcat</w:t>
+      </w:r>
+      <w:proofErr w:type="spellEnd"/>
+      <w:r>
+        <w:t xml:space="preserve"> se ve la información creada:</w:t>
+      </w:r>
+    </w:p>
+    <w:p>
+      <w:r>
+        <w:rPr>
+          <w:noProof/>
+        </w:rPr>
         <w:drawing>
           <wp:inline distT="0" distB="0" distL="0" distR="0" wp14:anchorId="49CF58E5" wp14:editId="776E7805">
             <wp:extent cx="2545034" cy="2377440"/>
@@ -2005,6 +2646,9 @@
         <w:t xml:space="preserve"> </w:t>
       </w:r>
       <w:r>
+        <w:rPr>
+          <w:noProof/>
+        </w:rPr>
         <w:drawing>
           <wp:inline distT="0" distB="0" distL="0" distR="0" wp14:anchorId="23B32FE9" wp14:editId="0953EF9B">
             <wp:extent cx="2576223" cy="2386590"/>
@@ -2064,11 +2708,43 @@
     </w:p>
     <w:p>
       <w:r>
-        <w:t>1.- Se instalan los paquetes: apt install libpam-ldapd libnss-ldapd</w:t>
-      </w:r>
-    </w:p>
-    <w:p>
-      <w:r>
+        <w:t xml:space="preserve">1.- Se instalan los paquetes: </w:t>
+      </w:r>
+      <w:proofErr w:type="spellStart"/>
+      <w:r>
+        <w:t>apt</w:t>
+      </w:r>
+      <w:proofErr w:type="spellEnd"/>
+      <w:r>
+        <w:t xml:space="preserve"> </w:t>
+      </w:r>
+      <w:proofErr w:type="spellStart"/>
+      <w:r>
+        <w:t>install</w:t>
+      </w:r>
+      <w:proofErr w:type="spellEnd"/>
+      <w:r>
+        <w:t xml:space="preserve"> </w:t>
+      </w:r>
+      <w:proofErr w:type="spellStart"/>
+      <w:r>
+        <w:t>libpam-ldapd</w:t>
+      </w:r>
+      <w:proofErr w:type="spellEnd"/>
+      <w:r>
+        <w:t xml:space="preserve"> </w:t>
+      </w:r>
+      <w:proofErr w:type="spellStart"/>
+      <w:r>
+        <w:t>libnss-ldapd</w:t>
+      </w:r>
+      <w:proofErr w:type="spellEnd"/>
+    </w:p>
+    <w:p>
+      <w:r>
+        <w:rPr>
+          <w:noProof/>
+        </w:rPr>
         <w:drawing>
           <wp:inline distT="0" distB="0" distL="0" distR="0" wp14:anchorId="25FC295C" wp14:editId="49676A54">
             <wp:extent cx="5400040" cy="218440"/>
@@ -2113,6 +2789,9 @@
     </w:p>
     <w:p>
       <w:r>
+        <w:rPr>
+          <w:noProof/>
+        </w:rPr>
         <w:lastRenderedPageBreak/>
         <w:drawing>
           <wp:inline distT="0" distB="0" distL="0" distR="0" wp14:anchorId="5A04B1DD" wp14:editId="6D80C23A">
@@ -2153,6 +2832,9 @@
     </w:p>
     <w:p>
       <w:r>
+        <w:rPr>
+          <w:noProof/>
+        </w:rPr>
         <w:drawing>
           <wp:inline distT="0" distB="0" distL="0" distR="0" wp14:anchorId="7B416747" wp14:editId="1E61BFAF">
             <wp:extent cx="4707173" cy="1668877"/>
@@ -2254,9 +2936,27 @@
       </w:r>
     </w:p>
     <w:p>
-      <w:r>
-        <w:t>gedit /etc/nsswitch.conf</w:t>
-      </w:r>
+      <w:proofErr w:type="spellStart"/>
+      <w:r>
+        <w:t>gedit</w:t>
+      </w:r>
+      <w:proofErr w:type="spellEnd"/>
+      <w:r>
+        <w:t xml:space="preserve"> /</w:t>
+      </w:r>
+      <w:proofErr w:type="spellStart"/>
+      <w:r>
+        <w:t>etc</w:t>
+      </w:r>
+      <w:proofErr w:type="spellEnd"/>
+      <w:r>
+        <w:t>/</w:t>
+      </w:r>
+      <w:proofErr w:type="spellStart"/>
+      <w:r>
+        <w:t>nsswitch.conf</w:t>
+      </w:r>
+      <w:proofErr w:type="spellEnd"/>
     </w:p>
     <w:p>
       <w:r>
@@ -2265,6 +2965,9 @@
     </w:p>
     <w:p>
       <w:r>
+        <w:rPr>
+          <w:noProof/>
+        </w:rPr>
         <w:drawing>
           <wp:inline distT="0" distB="0" distL="0" distR="0" wp14:anchorId="32F85648" wp14:editId="6DBDD4C4">
             <wp:extent cx="3530380" cy="1027066"/>
@@ -2305,32 +3008,71 @@
     <w:p>
       <w:r>
         <w:lastRenderedPageBreak/>
-        <w:t>3.- Con el comando sudo getent passwd se verán los usuarios, grupos, etc., registrados en el sistema.</w:t>
-      </w:r>
-    </w:p>
-    <w:p>
-      <w:r>
-        <w:t>4.- Para que se cree en el cliente la carpeta del usuario rrhh en home automáticamente la primera vez, es necesario añadir una línea al final del archivo /etc/pam.d/common-session</w:t>
-      </w:r>
-    </w:p>
-    <w:p/>
-    <w:p>
-      <w:r>
-        <w:t>5.- Se reinicia el servicio nslcd</w:t>
-      </w:r>
-    </w:p>
-    <w:p>
-      <w:r>
-        <w:t>sudo service nslcd restart</w:t>
-      </w:r>
-    </w:p>
-    <w:p>
-      <w:r>
+        <w:t xml:space="preserve">3.- Con el comando sudo </w:t>
+      </w:r>
+      <w:proofErr w:type="spellStart"/>
+      <w:r>
+        <w:t>getent</w:t>
+      </w:r>
+      <w:proofErr w:type="spellEnd"/>
+      <w:r>
+        <w:t xml:space="preserve"> </w:t>
+      </w:r>
+      <w:proofErr w:type="spellStart"/>
+      <w:r>
+        <w:t>passwd</w:t>
+      </w:r>
+      <w:proofErr w:type="spellEnd"/>
+      <w:r>
+        <w:t xml:space="preserve"> se verán los usuarios, grupos, etc., registrados en el sistema.</w:t>
+      </w:r>
+    </w:p>
+    <w:p>
+      <w:r>
+        <w:t xml:space="preserve">4.- Para que se cree en el cliente la carpeta del usuario </w:t>
+      </w:r>
+      <w:proofErr w:type="spellStart"/>
+      <w:r>
+        <w:t>rrhh</w:t>
+      </w:r>
+      <w:proofErr w:type="spellEnd"/>
+      <w:r>
+        <w:t xml:space="preserve"> en home automáticamente la primera vez, es necesario añadir una línea al final del archivo /</w:t>
+      </w:r>
+      <w:proofErr w:type="spellStart"/>
+      <w:r>
+        <w:t>etc</w:t>
+      </w:r>
+      <w:proofErr w:type="spellEnd"/>
+      <w:r>
+        <w:t>/</w:t>
+      </w:r>
+      <w:proofErr w:type="spellStart"/>
+      <w:proofErr w:type="gramStart"/>
+      <w:r>
+        <w:t>pam.d</w:t>
+      </w:r>
+      <w:proofErr w:type="spellEnd"/>
+      <w:proofErr w:type="gramEnd"/>
+      <w:r>
+        <w:t>/</w:t>
+      </w:r>
+      <w:proofErr w:type="spellStart"/>
+      <w:r>
+        <w:t>common-session</w:t>
+      </w:r>
+      <w:proofErr w:type="spellEnd"/>
+    </w:p>
+    <w:p>
+      <w:r>
+        <w:rPr>
+          <w:noProof/>
+        </w:rPr>
         <w:drawing>
-          <wp:inline distT="0" distB="0" distL="0" distR="0" wp14:anchorId="56493355" wp14:editId="66744130">
-            <wp:extent cx="5400040" cy="144780"/>
-            <wp:effectExtent l="0" t="0" r="0" b="7620"/>
-            <wp:docPr id="28" name="Imagen 28"/>
+          <wp:inline distT="0" distB="0" distL="0" distR="0" wp14:anchorId="416A1CCB" wp14:editId="515E0DD6">
+            <wp:extent cx="5400040" cy="4646930"/>
+            <wp:effectExtent l="0" t="0" r="0" b="1270"/>
+            <wp:docPr id="27" name="Imagen 27"/>
             <wp:cNvGraphicFramePr>
               <a:graphicFrameLocks xmlns:a="http://schemas.openxmlformats.org/drawingml/2006/main" noChangeAspect="1"/>
             </wp:cNvGraphicFramePr>
@@ -2350,7 +3092,7 @@
                   <pic:spPr>
                     <a:xfrm>
                       <a:off x="0" y="0"/>
-                      <a:ext cx="5400040" cy="144780"/>
+                      <a:ext cx="5400040" cy="4646930"/>
                     </a:xfrm>
                     <a:prstGeom prst="rect">
                       <a:avLst/>
@@ -2365,16 +3107,50 @@
     </w:p>
     <w:p>
       <w:r>
-        <w:t>Ya se puede entrar. Desde una ventana, como root hacemos:</w:t>
-      </w:r>
-    </w:p>
-    <w:p>
-      <w:r>
+        <w:t xml:space="preserve">5.- Se reinicia el servicio </w:t>
+      </w:r>
+      <w:proofErr w:type="spellStart"/>
+      <w:r>
+        <w:t>nslcd</w:t>
+      </w:r>
+      <w:proofErr w:type="spellEnd"/>
+    </w:p>
+    <w:p>
+      <w:r>
+        <w:t xml:space="preserve">sudo </w:t>
+      </w:r>
+      <w:proofErr w:type="spellStart"/>
+      <w:r>
+        <w:t>service</w:t>
+      </w:r>
+      <w:proofErr w:type="spellEnd"/>
+      <w:r>
+        <w:t xml:space="preserve"> </w:t>
+      </w:r>
+      <w:proofErr w:type="spellStart"/>
+      <w:r>
+        <w:t>nslcd</w:t>
+      </w:r>
+      <w:proofErr w:type="spellEnd"/>
+      <w:r>
+        <w:t xml:space="preserve"> </w:t>
+      </w:r>
+      <w:proofErr w:type="spellStart"/>
+      <w:r>
+        <w:t>restart</w:t>
+      </w:r>
+      <w:proofErr w:type="spellEnd"/>
+    </w:p>
+    <w:p>
+      <w:r>
+        <w:rPr>
+          <w:noProof/>
+        </w:rPr>
         <w:drawing>
-          <wp:inline distT="0" distB="0" distL="0" distR="0" wp14:anchorId="1DEC25A1" wp14:editId="48454FC3">
-            <wp:extent cx="5400040" cy="4646930"/>
-            <wp:effectExtent l="0" t="0" r="0" b="1270"/>
-            <wp:docPr id="27" name="Imagen 27"/>
+          <wp:inline distT="0" distB="0" distL="0" distR="0" wp14:anchorId="56493355" wp14:editId="66744130">
+            <wp:extent cx="5400040" cy="144780"/>
+            <wp:effectExtent l="0" t="0" r="0" b="7620"/>
+            <wp:docPr id="28" name="Imagen 28"/>
             <wp:cNvGraphicFramePr>
               <a:graphicFrameLocks xmlns:a="http://schemas.openxmlformats.org/drawingml/2006/main" noChangeAspect="1"/>
             </wp:cNvGraphicFramePr>
@@ -2394,7 +3170,7 @@
                   <pic:spPr>
                     <a:xfrm>
                       <a:off x="0" y="0"/>
-                      <a:ext cx="5400040" cy="4646930"/>
+                      <a:ext cx="5400040" cy="144780"/>
                     </a:xfrm>
                     <a:prstGeom prst="rect">
                       <a:avLst/>
@@ -2409,19 +3185,70 @@
     </w:p>
     <w:p>
       <w:r>
-        <w:t>Se ha entrado usando ldap con nombre de usuario rrhh y contraseña rrhh</w:t>
+        <w:t xml:space="preserve">Ya se puede entrar. Desde una ventana, como </w:t>
+      </w:r>
+      <w:proofErr w:type="spellStart"/>
+      <w:r>
+        <w:t>root</w:t>
+      </w:r>
+      <w:proofErr w:type="spellEnd"/>
+      <w:r>
+        <w:t xml:space="preserve"> hacemos:</w:t>
       </w:r>
     </w:p>
     <w:p/>
     <w:p>
       <w:r>
+        <w:t xml:space="preserve">Se ha entrado usando </w:t>
+      </w:r>
+      <w:proofErr w:type="spellStart"/>
+      <w:r>
+        <w:t>ldap</w:t>
+      </w:r>
+      <w:proofErr w:type="spellEnd"/>
+      <w:r>
+        <w:t xml:space="preserve"> con nombre de usuario </w:t>
+      </w:r>
+      <w:proofErr w:type="spellStart"/>
+      <w:r>
+        <w:t>rrhh</w:t>
+      </w:r>
+      <w:proofErr w:type="spellEnd"/>
+      <w:r>
+        <w:t xml:space="preserve"> y contraseña </w:t>
+      </w:r>
+      <w:proofErr w:type="spellStart"/>
+      <w:r>
+        <w:t>rrhh</w:t>
+      </w:r>
+      <w:proofErr w:type="spellEnd"/>
+    </w:p>
+    <w:p/>
+    <w:p>
+      <w:r>
         <w:t>B) El cliente se encuentra en distinta máquina que el servidor:</w:t>
       </w:r>
     </w:p>
     <w:p>
       <w:r>
         <w:lastRenderedPageBreak/>
-        <w:t>Se hacen LOS MISMOS PASOS que en el apartado A) cambiando la ip 127.0.0.1 por la ip del ordenador servidor (en mi caso 192.168.100.20)</w:t>
+        <w:t xml:space="preserve">Se hacen LOS MISMOS PASOS que en el apartado A) cambiando la </w:t>
+      </w:r>
+      <w:proofErr w:type="spellStart"/>
+      <w:r>
+        <w:t>ip</w:t>
+      </w:r>
+      <w:proofErr w:type="spellEnd"/>
+      <w:r>
+        <w:t xml:space="preserve"> 127.0.0.1 por la </w:t>
+      </w:r>
+      <w:proofErr w:type="spellStart"/>
+      <w:r>
+        <w:t>ip</w:t>
+      </w:r>
+      <w:proofErr w:type="spellEnd"/>
+      <w:r>
+        <w:t xml:space="preserve"> del ordenador servidor (en mi caso 192.168.100.20)</w:t>
       </w:r>
     </w:p>
     <w:p/>
@@ -2437,12 +3264,28 @@
     </w:p>
     <w:p>
       <w:r>
-        <w:t>Network File System (sistema de archivos de red), o NFS, es un protocolo de nivel de aplicación, según el Modelo OSI. Es utilizado para sistemas de archivos distribuido en un entorno de red de computadoras de área local. Posibilita que distintos sistemas conectados a una misma red accedan a ficheros remotos como si se tratara de locales.</w:t>
-      </w:r>
-    </w:p>
-    <w:p>
-      <w:r>
-        <w:t>Vamos a configurar Ldap usando NFS:</w:t>
+        <w:t xml:space="preserve">Network File </w:t>
+      </w:r>
+      <w:proofErr w:type="spellStart"/>
+      <w:r>
+        <w:t>System</w:t>
+      </w:r>
+      <w:proofErr w:type="spellEnd"/>
+      <w:r>
+        <w:t xml:space="preserve"> (sistema de archivos de red), o NFS, es un protocolo de nivel de aplicación, según el Modelo OSI. Es utilizado para sistemas de archivos distribuido en un entorno de red de computadoras de área local. Posibilita que distintos sistemas conectados a una misma red accedan a ficheros remotos como si se tratara de locales.</w:t>
+      </w:r>
+    </w:p>
+    <w:p>
+      <w:r>
+        <w:t xml:space="preserve">Vamos a configurar </w:t>
+      </w:r>
+      <w:proofErr w:type="spellStart"/>
+      <w:r>
+        <w:t>Ldap</w:t>
+      </w:r>
+      <w:proofErr w:type="spellEnd"/>
+      <w:r>
+        <w:t xml:space="preserve"> usando NFS:</w:t>
       </w:r>
     </w:p>
     <w:p>
@@ -2451,7 +3294,15 @@
       </w:pPr>
       <w:bookmarkStart w:id="5" w:name="_Toc212619668"/>
       <w:r>
-        <w:t>2.1. CONFIGURACIÓN EN EL SERVIDOR (en mi caso la ip del servidor es 192.168.100.20)</w:t>
+        <w:t xml:space="preserve">2.1. CONFIGURACIÓN EN EL SERVIDOR (en mi caso la </w:t>
+      </w:r>
+      <w:proofErr w:type="spellStart"/>
+      <w:r>
+        <w:t>ip</w:t>
+      </w:r>
+      <w:proofErr w:type="spellEnd"/>
+      <w:r>
+        <w:t xml:space="preserve"> del servidor es 192.168.100.20)</w:t>
       </w:r>
       <w:bookmarkEnd w:id="5"/>
     </w:p>
@@ -2464,12 +3315,52 @@
         </w:numPr>
       </w:pPr>
       <w:r>
-        <w:t>Instalamos nfs:</w:t>
-      </w:r>
-    </w:p>
-    <w:p>
-      <w:r>
-        <w:t>sudo apt install nfs-kernel-server</w:t>
+        <w:t xml:space="preserve">Instalamos </w:t>
+      </w:r>
+      <w:proofErr w:type="spellStart"/>
+      <w:r>
+        <w:t>nfs</w:t>
+      </w:r>
+      <w:proofErr w:type="spellEnd"/>
+      <w:r>
+        <w:t>:</w:t>
+      </w:r>
+    </w:p>
+    <w:p>
+      <w:r>
+        <w:t xml:space="preserve">sudo </w:t>
+      </w:r>
+      <w:proofErr w:type="spellStart"/>
+      <w:r>
+        <w:t>apt</w:t>
+      </w:r>
+      <w:proofErr w:type="spellEnd"/>
+      <w:r>
+        <w:t xml:space="preserve"> </w:t>
+      </w:r>
+      <w:proofErr w:type="spellStart"/>
+      <w:r>
+        <w:t>install</w:t>
+      </w:r>
+      <w:proofErr w:type="spellEnd"/>
+      <w:r>
+        <w:t xml:space="preserve"> </w:t>
+      </w:r>
+      <w:proofErr w:type="spellStart"/>
+      <w:r>
+        <w:t>nfs</w:t>
+      </w:r>
+      <w:proofErr w:type="spellEnd"/>
+      <w:r>
+        <w:t>-</w:t>
+      </w:r>
+      <w:proofErr w:type="spellStart"/>
+      <w:r>
+        <w:t>kernel</w:t>
+      </w:r>
+      <w:proofErr w:type="spellEnd"/>
+      <w:r>
+        <w:t>-server</w:t>
       </w:r>
     </w:p>
     <w:p>
@@ -2486,13 +3377,49 @@
     </w:p>
     <w:p>
       <w:r>
-        <w:t>sudo mkdir /home/nfs</w:t>
-      </w:r>
-    </w:p>
-    <w:p>
-      <w:r>
-        <w:t>sudo chown nobody:nogroup /home/nfs</w:t>
-      </w:r>
+        <w:t xml:space="preserve">sudo </w:t>
+      </w:r>
+      <w:proofErr w:type="spellStart"/>
+      <w:r>
+        <w:t>mkdir</w:t>
+      </w:r>
+      <w:proofErr w:type="spellEnd"/>
+      <w:r>
+        <w:t xml:space="preserve"> /home/</w:t>
+      </w:r>
+      <w:proofErr w:type="spellStart"/>
+      <w:r>
+        <w:t>nfs</w:t>
+      </w:r>
+      <w:proofErr w:type="spellEnd"/>
+    </w:p>
+    <w:p>
+      <w:r>
+        <w:t xml:space="preserve">sudo </w:t>
+      </w:r>
+      <w:proofErr w:type="spellStart"/>
+      <w:r>
+        <w:t>chown</w:t>
+      </w:r>
+      <w:proofErr w:type="spellEnd"/>
+      <w:r>
+        <w:t xml:space="preserve"> </w:t>
+      </w:r>
+      <w:proofErr w:type="spellStart"/>
+      <w:proofErr w:type="gramStart"/>
+      <w:r>
+        <w:t>nobody:nogroup</w:t>
+      </w:r>
+      <w:proofErr w:type="spellEnd"/>
+      <w:proofErr w:type="gramEnd"/>
+      <w:r>
+        <w:t xml:space="preserve"> /home/</w:t>
+      </w:r>
+      <w:proofErr w:type="spellStart"/>
+      <w:r>
+        <w:t>nfs</w:t>
+      </w:r>
+      <w:proofErr w:type="spellEnd"/>
     </w:p>
     <w:p>
       <w:pPr>
@@ -2503,17 +3430,75 @@
         </w:numPr>
       </w:pPr>
       <w:r>
-        <w:t>sudo gedit /etc/exports</w:t>
-      </w:r>
-    </w:p>
-    <w:p>
-      <w:r>
-        <w:t>Ponemos al final en una línea nueva que hace que nfs comparta la carpeta /home/nfs con todos los usuarios de la red</w:t>
-      </w:r>
-    </w:p>
-    <w:p>
-      <w:r>
-        <w:t>/home/nfs/ *(rw,sync,fsid=0,subtree_check)</w:t>
+        <w:t xml:space="preserve">sudo </w:t>
+      </w:r>
+      <w:proofErr w:type="spellStart"/>
+      <w:r>
+        <w:t>gedit</w:t>
+      </w:r>
+      <w:proofErr w:type="spellEnd"/>
+      <w:r>
+        <w:t xml:space="preserve"> /</w:t>
+      </w:r>
+      <w:proofErr w:type="spellStart"/>
+      <w:r>
+        <w:t>etc</w:t>
+      </w:r>
+      <w:proofErr w:type="spellEnd"/>
+      <w:r>
+        <w:t>/</w:t>
+      </w:r>
+      <w:proofErr w:type="spellStart"/>
+      <w:r>
+        <w:t>exports</w:t>
+      </w:r>
+      <w:proofErr w:type="spellEnd"/>
+    </w:p>
+    <w:p>
+      <w:r>
+        <w:t xml:space="preserve">Ponemos al final en una línea nueva que hace que </w:t>
+      </w:r>
+      <w:proofErr w:type="spellStart"/>
+      <w:r>
+        <w:t>nfs</w:t>
+      </w:r>
+      <w:proofErr w:type="spellEnd"/>
+      <w:r>
+        <w:t xml:space="preserve"> comparta la carpeta /home/</w:t>
+      </w:r>
+      <w:proofErr w:type="spellStart"/>
+      <w:r>
+        <w:t>nfs</w:t>
+      </w:r>
+      <w:proofErr w:type="spellEnd"/>
+      <w:r>
+        <w:t xml:space="preserve"> con todos los usuarios de la red</w:t>
+      </w:r>
+    </w:p>
+    <w:p>
+      <w:r>
+        <w:t>/home/</w:t>
+      </w:r>
+      <w:proofErr w:type="spellStart"/>
+      <w:r>
+        <w:t>nfs</w:t>
+      </w:r>
+      <w:proofErr w:type="spellEnd"/>
+      <w:r>
+        <w:t>/ *(</w:t>
+      </w:r>
+      <w:proofErr w:type="spellStart"/>
+      <w:proofErr w:type="gramStart"/>
+      <w:r>
+        <w:t>rw,sync</w:t>
+      </w:r>
+      <w:proofErr w:type="gramEnd"/>
+      <w:r>
+        <w:t>,fsid</w:t>
+      </w:r>
+      <w:proofErr w:type="spellEnd"/>
+      <w:r>
+        <w:t>=0,subtree_check)</w:t>
       </w:r>
     </w:p>
     <w:p/>
@@ -2531,13 +3516,47 @@
         </w:numPr>
       </w:pPr>
       <w:r>
-        <w:t>Se reinicia el servidor nfs:</w:t>
-      </w:r>
-    </w:p>
-    <w:p>
-      <w:r>
-        <w:t>service nfs-kernel-server restart</w:t>
-      </w:r>
+        <w:t xml:space="preserve">Se reinicia el servidor </w:t>
+      </w:r>
+      <w:proofErr w:type="spellStart"/>
+      <w:r>
+        <w:t>nfs</w:t>
+      </w:r>
+      <w:proofErr w:type="spellEnd"/>
+      <w:r>
+        <w:t>:</w:t>
+      </w:r>
+    </w:p>
+    <w:p>
+      <w:proofErr w:type="spellStart"/>
+      <w:r>
+        <w:t>service</w:t>
+      </w:r>
+      <w:proofErr w:type="spellEnd"/>
+      <w:r>
+        <w:t xml:space="preserve"> </w:t>
+      </w:r>
+      <w:proofErr w:type="spellStart"/>
+      <w:r>
+        <w:t>nfs</w:t>
+      </w:r>
+      <w:proofErr w:type="spellEnd"/>
+      <w:r>
+        <w:t>-</w:t>
+      </w:r>
+      <w:proofErr w:type="spellStart"/>
+      <w:r>
+        <w:t>kernel</w:t>
+      </w:r>
+      <w:proofErr w:type="spellEnd"/>
+      <w:r>
+        <w:t xml:space="preserve">-server </w:t>
+      </w:r>
+      <w:proofErr w:type="spellStart"/>
+      <w:r>
+        <w:t>restart</w:t>
+      </w:r>
+      <w:proofErr w:type="spellEnd"/>
     </w:p>
     <w:p>
       <w:pPr>
@@ -2548,28 +3567,136 @@
         </w:numPr>
       </w:pPr>
       <w:r>
-        <w:t>Se modifica la carpeta de perfil para usuario ldap (la propiedad homeDirectory). Para ello se crea el archivo modifica.ldif con esta información para el usuario rrhh@ejemplo.com</w:t>
-      </w:r>
-    </w:p>
-    <w:p>
-      <w:r>
-        <w:t>dn: uid=rrhh,ou=informatica,dc=ejemplo, dc=com</w:t>
-      </w:r>
-    </w:p>
-    <w:p>
-      <w:r>
-        <w:t>changetype: modify</w:t>
-      </w:r>
-    </w:p>
-    <w:p>
-      <w:r>
-        <w:t>replace: homeDirectory</w:t>
-      </w:r>
-    </w:p>
-    <w:p>
-      <w:r>
-        <w:t>homeDirectory: /home/nfs/rrhh</w:t>
-      </w:r>
+        <w:t xml:space="preserve">Se modifica la carpeta de perfil para usuario </w:t>
+      </w:r>
+      <w:proofErr w:type="spellStart"/>
+      <w:r>
+        <w:t>ldap</w:t>
+      </w:r>
+      <w:proofErr w:type="spellEnd"/>
+      <w:r>
+        <w:t xml:space="preserve"> (la propiedad </w:t>
+      </w:r>
+      <w:proofErr w:type="spellStart"/>
+      <w:r>
+        <w:t>homeDirectory</w:t>
+      </w:r>
+      <w:proofErr w:type="spellEnd"/>
+      <w:r>
+        <w:t xml:space="preserve">). Para ello se crea el archivo </w:t>
+      </w:r>
+      <w:proofErr w:type="spellStart"/>
+      <w:proofErr w:type="gramStart"/>
+      <w:r>
+        <w:t>modifica.ldif</w:t>
+      </w:r>
+      <w:proofErr w:type="spellEnd"/>
+      <w:proofErr w:type="gramEnd"/>
+      <w:r>
+        <w:t xml:space="preserve"> con esta información para el usuario rrhh@ejemplo.com</w:t>
+      </w:r>
+    </w:p>
+    <w:p>
+      <w:proofErr w:type="spellStart"/>
+      <w:r>
+        <w:t>dn</w:t>
+      </w:r>
+      <w:proofErr w:type="spellEnd"/>
+      <w:r>
+        <w:t xml:space="preserve">: </w:t>
+      </w:r>
+      <w:proofErr w:type="spellStart"/>
+      <w:r>
+        <w:t>uid</w:t>
+      </w:r>
+      <w:proofErr w:type="spellEnd"/>
+      <w:r>
+        <w:t>=</w:t>
+      </w:r>
+      <w:proofErr w:type="spellStart"/>
+      <w:proofErr w:type="gramStart"/>
+      <w:r>
+        <w:t>rrhh,ou</w:t>
+      </w:r>
+      <w:proofErr w:type="spellEnd"/>
+      <w:proofErr w:type="gramEnd"/>
+      <w:r>
+        <w:t>=</w:t>
+      </w:r>
+      <w:proofErr w:type="spellStart"/>
+      <w:r>
+        <w:t>informatica,dc</w:t>
+      </w:r>
+      <w:proofErr w:type="spellEnd"/>
+      <w:r>
+        <w:t xml:space="preserve">=ejemplo, </w:t>
+      </w:r>
+      <w:proofErr w:type="spellStart"/>
+      <w:r>
+        <w:t>dc</w:t>
+      </w:r>
+      <w:proofErr w:type="spellEnd"/>
+      <w:r>
+        <w:t>=</w:t>
+      </w:r>
+      <w:proofErr w:type="spellStart"/>
+      <w:r>
+        <w:t>com</w:t>
+      </w:r>
+      <w:proofErr w:type="spellEnd"/>
+    </w:p>
+    <w:p>
+      <w:proofErr w:type="spellStart"/>
+      <w:r>
+        <w:t>changetype</w:t>
+      </w:r>
+      <w:proofErr w:type="spellEnd"/>
+      <w:r>
+        <w:t xml:space="preserve">: </w:t>
+      </w:r>
+      <w:proofErr w:type="spellStart"/>
+      <w:r>
+        <w:t>modify</w:t>
+      </w:r>
+      <w:proofErr w:type="spellEnd"/>
+    </w:p>
+    <w:p>
+      <w:proofErr w:type="spellStart"/>
+      <w:r>
+        <w:t>replace</w:t>
+      </w:r>
+      <w:proofErr w:type="spellEnd"/>
+      <w:r>
+        <w:t xml:space="preserve">: </w:t>
+      </w:r>
+      <w:proofErr w:type="spellStart"/>
+      <w:r>
+        <w:t>homeDirectory</w:t>
+      </w:r>
+      <w:proofErr w:type="spellEnd"/>
+    </w:p>
+    <w:p>
+      <w:proofErr w:type="spellStart"/>
+      <w:r>
+        <w:t>homeDirectory</w:t>
+      </w:r>
+      <w:proofErr w:type="spellEnd"/>
+      <w:r>
+        <w:t>: /home/</w:t>
+      </w:r>
+      <w:proofErr w:type="spellStart"/>
+      <w:r>
+        <w:t>nfs</w:t>
+      </w:r>
+      <w:proofErr w:type="spellEnd"/>
+      <w:r>
+        <w:t>/</w:t>
+      </w:r>
+      <w:proofErr w:type="spellStart"/>
+      <w:r>
+        <w:t>rrhh</w:t>
+      </w:r>
+      <w:proofErr w:type="spellEnd"/>
     </w:p>
     <w:p/>
     <w:p>
@@ -2585,9 +3712,53 @@
       </w:r>
     </w:p>
     <w:p>
-      <w:r>
-        <w:t>ldapmodify -x -D cn=admin,dc=ejemplo,dc=com -W -f modifica.ldif</w:t>
-      </w:r>
+      <w:proofErr w:type="spellStart"/>
+      <w:r>
+        <w:t>ldapmodify</w:t>
+      </w:r>
+      <w:proofErr w:type="spellEnd"/>
+      <w:r>
+        <w:t xml:space="preserve"> -x -D </w:t>
+      </w:r>
+      <w:proofErr w:type="spellStart"/>
+      <w:r>
+        <w:t>cn</w:t>
+      </w:r>
+      <w:proofErr w:type="spellEnd"/>
+      <w:r>
+        <w:t>=</w:t>
+      </w:r>
+      <w:proofErr w:type="spellStart"/>
+      <w:proofErr w:type="gramStart"/>
+      <w:r>
+        <w:t>admin,dc</w:t>
+      </w:r>
+      <w:proofErr w:type="spellEnd"/>
+      <w:proofErr w:type="gramEnd"/>
+      <w:r>
+        <w:t>=</w:t>
+      </w:r>
+      <w:proofErr w:type="spellStart"/>
+      <w:r>
+        <w:t>ejemplo,dc</w:t>
+      </w:r>
+      <w:proofErr w:type="spellEnd"/>
+      <w:r>
+        <w:t>=</w:t>
+      </w:r>
+      <w:proofErr w:type="spellStart"/>
+      <w:r>
+        <w:t>com</w:t>
+      </w:r>
+      <w:proofErr w:type="spellEnd"/>
+      <w:r>
+        <w:t xml:space="preserve"> -W -f </w:t>
+      </w:r>
+      <w:proofErr w:type="spellStart"/>
+      <w:r>
+        <w:t>modifica.ldif</w:t>
+      </w:r>
+      <w:proofErr w:type="spellEnd"/>
     </w:p>
     <w:p>
       <w:r>
@@ -2596,8 +3767,45 @@
     </w:p>
     <w:p>
       <w:r>
-        <w:t>Ahora cuando entre el usuario rrhh en su ordenador usando ldap, tendrá una carpeta en el ordenador remoto que usará como si fuese local (/home/nfs/rrhh). La primera vez que entre se creará la carpeta rrhh</w:t>
-      </w:r>
+        <w:t xml:space="preserve">Ahora cuando entre el usuario </w:t>
+      </w:r>
+      <w:proofErr w:type="spellStart"/>
+      <w:r>
+        <w:t>rrhh</w:t>
+      </w:r>
+      <w:proofErr w:type="spellEnd"/>
+      <w:r>
+        <w:t xml:space="preserve"> en su ordenador usando </w:t>
+      </w:r>
+      <w:proofErr w:type="spellStart"/>
+      <w:r>
+        <w:t>ldap</w:t>
+      </w:r>
+      <w:proofErr w:type="spellEnd"/>
+      <w:r>
+        <w:t>, tendrá una carpeta en el ordenador remoto que usará como si fuese local (/home/</w:t>
+      </w:r>
+      <w:proofErr w:type="spellStart"/>
+      <w:r>
+        <w:t>nfs</w:t>
+      </w:r>
+      <w:proofErr w:type="spellEnd"/>
+      <w:r>
+        <w:t>/</w:t>
+      </w:r>
+      <w:proofErr w:type="spellStart"/>
+      <w:r>
+        <w:t>rrhh</w:t>
+      </w:r>
+      <w:proofErr w:type="spellEnd"/>
+      <w:r>
+        <w:t xml:space="preserve">). La primera vez que entre se creará la carpeta </w:t>
+      </w:r>
+      <w:proofErr w:type="spellStart"/>
+      <w:r>
+        <w:t>rrhh</w:t>
+      </w:r>
+      <w:proofErr w:type="spellEnd"/>
     </w:p>
     <w:p>
       <w:pPr>
@@ -2605,7 +3813,15 @@
       </w:pPr>
       <w:bookmarkStart w:id="6" w:name="_Toc212619669"/>
       <w:r>
-        <w:t>2.2 CONFIGURACIÓN EN EL CLIENTE (en mi caso la ip del cliente es 192.168.100.21)</w:t>
+        <w:t xml:space="preserve">2.2 CONFIGURACIÓN EN EL CLIENTE (en mi caso la </w:t>
+      </w:r>
+      <w:proofErr w:type="spellStart"/>
+      <w:r>
+        <w:t>ip</w:t>
+      </w:r>
+      <w:proofErr w:type="spellEnd"/>
+      <w:r>
+        <w:t xml:space="preserve"> del cliente es 192.168.100.21)</w:t>
       </w:r>
       <w:bookmarkEnd w:id="6"/>
     </w:p>
@@ -2618,12 +3834,52 @@
         </w:numPr>
       </w:pPr>
       <w:r>
-        <w:t>Instalamos nfs:</w:t>
-      </w:r>
-    </w:p>
-    <w:p>
-      <w:r>
-        <w:t>sudo apt install nfs-kernel-server</w:t>
+        <w:t xml:space="preserve">Instalamos </w:t>
+      </w:r>
+      <w:proofErr w:type="spellStart"/>
+      <w:r>
+        <w:t>nfs</w:t>
+      </w:r>
+      <w:proofErr w:type="spellEnd"/>
+      <w:r>
+        <w:t>:</w:t>
+      </w:r>
+    </w:p>
+    <w:p>
+      <w:r>
+        <w:t xml:space="preserve">sudo </w:t>
+      </w:r>
+      <w:proofErr w:type="spellStart"/>
+      <w:r>
+        <w:t>apt</w:t>
+      </w:r>
+      <w:proofErr w:type="spellEnd"/>
+      <w:r>
+        <w:t xml:space="preserve"> </w:t>
+      </w:r>
+      <w:proofErr w:type="spellStart"/>
+      <w:r>
+        <w:t>install</w:t>
+      </w:r>
+      <w:proofErr w:type="spellEnd"/>
+      <w:r>
+        <w:t xml:space="preserve"> </w:t>
+      </w:r>
+      <w:proofErr w:type="spellStart"/>
+      <w:r>
+        <w:t>nfs</w:t>
+      </w:r>
+      <w:proofErr w:type="spellEnd"/>
+      <w:r>
+        <w:t>-</w:t>
+      </w:r>
+      <w:proofErr w:type="spellStart"/>
+      <w:r>
+        <w:t>kernel</w:t>
+      </w:r>
+      <w:proofErr w:type="spellEnd"/>
+      <w:r>
+        <w:t>-server</w:t>
       </w:r>
     </w:p>
     <w:p>
@@ -2645,13 +3901,39 @@
     </w:p>
     <w:p>
       <w:r>
-        <w:t>sudo mkdir /moviles</w:t>
-      </w:r>
-    </w:p>
-    <w:p>
-      <w:r>
-        <w:t>sudo chown 777 /moviles</w:t>
-      </w:r>
+        <w:t xml:space="preserve">sudo </w:t>
+      </w:r>
+      <w:proofErr w:type="spellStart"/>
+      <w:r>
+        <w:t>mkdir</w:t>
+      </w:r>
+      <w:proofErr w:type="spellEnd"/>
+      <w:r>
+        <w:t xml:space="preserve"> /</w:t>
+      </w:r>
+      <w:proofErr w:type="spellStart"/>
+      <w:r>
+        <w:t>moviles</w:t>
+      </w:r>
+      <w:proofErr w:type="spellEnd"/>
+    </w:p>
+    <w:p>
+      <w:r>
+        <w:t xml:space="preserve">sudo </w:t>
+      </w:r>
+      <w:proofErr w:type="spellStart"/>
+      <w:r>
+        <w:t>chown</w:t>
+      </w:r>
+      <w:proofErr w:type="spellEnd"/>
+      <w:r>
+        <w:t xml:space="preserve"> 777 /</w:t>
+      </w:r>
+      <w:proofErr w:type="spellStart"/>
+      <w:r>
+        <w:t>moviles</w:t>
+      </w:r>
+      <w:proofErr w:type="spellEnd"/>
     </w:p>
     <w:p>
       <w:pPr>
@@ -2661,9 +3943,35 @@
           <w:numId w:val="8"/>
         </w:numPr>
       </w:pPr>
-      <w:r>
-        <w:t>gedit /etc/ldap/ldap.conf</w:t>
-      </w:r>
+      <w:proofErr w:type="spellStart"/>
+      <w:r>
+        <w:t>gedit</w:t>
+      </w:r>
+      <w:proofErr w:type="spellEnd"/>
+      <w:r>
+        <w:t xml:space="preserve"> /</w:t>
+      </w:r>
+      <w:proofErr w:type="spellStart"/>
+      <w:r>
+        <w:t>etc</w:t>
+      </w:r>
+      <w:proofErr w:type="spellEnd"/>
+      <w:r>
+        <w:t>/</w:t>
+      </w:r>
+      <w:proofErr w:type="spellStart"/>
+      <w:r>
+        <w:t>ldap</w:t>
+      </w:r>
+      <w:proofErr w:type="spellEnd"/>
+      <w:r>
+        <w:t>/</w:t>
+      </w:r>
+      <w:proofErr w:type="spellStart"/>
+      <w:r>
+        <w:t>ldap.conf</w:t>
+      </w:r>
+      <w:proofErr w:type="spellEnd"/>
     </w:p>
     <w:p>
       <w:r>
@@ -2684,7 +3992,23 @@
         </w:numPr>
       </w:pPr>
       <w:r>
-        <w:t>Si hacemos showmount -e 192.168.100.20 se puede ver la carpeta nfs del servidor:</w:t>
+        <w:t xml:space="preserve">Si hacemos </w:t>
+      </w:r>
+      <w:proofErr w:type="spellStart"/>
+      <w:r>
+        <w:t>showmount</w:t>
+      </w:r>
+      <w:proofErr w:type="spellEnd"/>
+      <w:r>
+        <w:t xml:space="preserve"> -e 192.168.100.20 se puede ver la carpeta </w:t>
+      </w:r>
+      <w:proofErr w:type="spellStart"/>
+      <w:r>
+        <w:t>nfs</w:t>
+      </w:r>
+      <w:proofErr w:type="spellEnd"/>
+      <w:r>
+        <w:t xml:space="preserve"> del servidor:</w:t>
       </w:r>
     </w:p>
     <w:p>
@@ -2700,8 +4024,29 @@
       </w:r>
     </w:p>
     <w:p>
-      <w:r>
-        <w:t>mount -t nfs 192.168.100.20:/home/nfs /</w:t>
+      <w:proofErr w:type="spellStart"/>
+      <w:r>
+        <w:t>mount</w:t>
+      </w:r>
+      <w:proofErr w:type="spellEnd"/>
+      <w:r>
+        <w:t xml:space="preserve"> -t </w:t>
+      </w:r>
+      <w:proofErr w:type="spellStart"/>
+      <w:r>
+        <w:t>nfs</w:t>
+      </w:r>
+      <w:proofErr w:type="spellEnd"/>
+      <w:r>
+        <w:t xml:space="preserve"> 192.168.100.20:/home/</w:t>
+      </w:r>
+      <w:proofErr w:type="spellStart"/>
+      <w:r>
+        <w:t>nfs</w:t>
+      </w:r>
+      <w:proofErr w:type="spellEnd"/>
+      <w:r>
+        <w:t xml:space="preserve"> /</w:t>
       </w:r>
       <w:r>
         <w:t>móviles</w:t>
@@ -2710,7 +4055,23 @@
     <w:p/>
     <w:p>
       <w:r>
-        <w:t>sabiendo que 192.168.100.20:/home/nfs es el dispositivo y que /moviles es el punto de montaje.</w:t>
+        <w:t>sabiendo que 192.168.100.20:/home/</w:t>
+      </w:r>
+      <w:proofErr w:type="spellStart"/>
+      <w:r>
+        <w:t>nfs</w:t>
+      </w:r>
+      <w:proofErr w:type="spellEnd"/>
+      <w:r>
+        <w:t xml:space="preserve"> es el dispositivo y que /</w:t>
+      </w:r>
+      <w:proofErr w:type="spellStart"/>
+      <w:r>
+        <w:t>moviles</w:t>
+      </w:r>
+      <w:proofErr w:type="spellEnd"/>
+      <w:r>
+        <w:t xml:space="preserve"> es el punto de montaje.</w:t>
       </w:r>
     </w:p>
     <w:p>
@@ -2722,10 +4083,50 @@
         </w:numPr>
       </w:pPr>
       <w:r>
-        <w:t xml:space="preserve">si se hace login desde el ordenador cliente y damos nombre de usuario rrhh y </w:t>
-      </w:r>
-      <w:r>
-        <w:t>contraseña rrhh se creará la carpeta /home/nfs/rrhh (si no ha sido creada</w:t>
+        <w:t xml:space="preserve">si se hace </w:t>
+      </w:r>
+      <w:proofErr w:type="spellStart"/>
+      <w:r>
+        <w:t>login</w:t>
+      </w:r>
+      <w:proofErr w:type="spellEnd"/>
+      <w:r>
+        <w:t xml:space="preserve"> desde el ordenador cliente y damos nombre de usuario </w:t>
+      </w:r>
+      <w:proofErr w:type="spellStart"/>
+      <w:r>
+        <w:t>rrhh</w:t>
+      </w:r>
+      <w:proofErr w:type="spellEnd"/>
+      <w:r>
+        <w:t xml:space="preserve"> y </w:t>
+      </w:r>
+      <w:r>
+        <w:t xml:space="preserve">contraseña </w:t>
+      </w:r>
+      <w:proofErr w:type="spellStart"/>
+      <w:r>
+        <w:t>rrhh</w:t>
+      </w:r>
+      <w:proofErr w:type="spellEnd"/>
+      <w:r>
+        <w:t xml:space="preserve"> se creará la carpeta /home/</w:t>
+      </w:r>
+      <w:proofErr w:type="spellStart"/>
+      <w:r>
+        <w:t>nfs</w:t>
+      </w:r>
+      <w:proofErr w:type="spellEnd"/>
+      <w:r>
+        <w:t>/</w:t>
+      </w:r>
+      <w:proofErr w:type="spellStart"/>
+      <w:r>
+        <w:t>rrhh</w:t>
+      </w:r>
+      <w:proofErr w:type="spellEnd"/>
+      <w:r>
+        <w:t xml:space="preserve"> (si no ha sido creada</w:t>
       </w:r>
       <w:r>
         <w:t xml:space="preserve"> anteriormente) y se situará allí como directorio de trabajo por defecto.</w:t>
@@ -2753,8 +4154,29 @@
         <w:ind w:left="360"/>
       </w:pPr>
       <w:r>
-        <w:t>sudo gedit /etc/fstab</w:t>
-      </w:r>
+        <w:t xml:space="preserve">sudo </w:t>
+      </w:r>
+      <w:proofErr w:type="spellStart"/>
+      <w:r>
+        <w:t>gedit</w:t>
+      </w:r>
+      <w:proofErr w:type="spellEnd"/>
+      <w:r>
+        <w:t xml:space="preserve"> /</w:t>
+      </w:r>
+      <w:proofErr w:type="spellStart"/>
+      <w:r>
+        <w:t>etc</w:t>
+      </w:r>
+      <w:proofErr w:type="spellEnd"/>
+      <w:r>
+        <w:t>/</w:t>
+      </w:r>
+      <w:proofErr w:type="spellStart"/>
+      <w:r>
+        <w:t>fstab</w:t>
+      </w:r>
+      <w:proofErr w:type="spellEnd"/>
     </w:p>
     <w:p>
       <w:pPr>
@@ -2762,7 +4184,31 @@
       </w:pPr>
       <w:r>
         <w:lastRenderedPageBreak/>
-        <w:t>Y se añade la línea 192.168.100.20:/home/nfs/ /moviles nfs defaults 0 0</w:t>
+        <w:t>Y se añade la línea 192.168.100.20:/home/</w:t>
+      </w:r>
+      <w:proofErr w:type="spellStart"/>
+      <w:r>
+        <w:t>nfs</w:t>
+      </w:r>
+      <w:proofErr w:type="spellEnd"/>
+      <w:r>
+        <w:t>/ /</w:t>
+      </w:r>
+      <w:proofErr w:type="spellStart"/>
+      <w:r>
+        <w:t>moviles</w:t>
+      </w:r>
+      <w:proofErr w:type="spellEnd"/>
+      <w:r>
+        <w:t xml:space="preserve"> </w:t>
+      </w:r>
+      <w:proofErr w:type="spellStart"/>
+      <w:r>
+        <w:t>nfs</w:t>
+      </w:r>
+      <w:proofErr w:type="spellEnd"/>
+      <w:r>
+        <w:t xml:space="preserve"> defaults 0 0</w:t>
       </w:r>
     </w:p>
     <w:p>
@@ -2775,7 +4221,79 @@
         <w:ind w:left="360"/>
       </w:pPr>
       <w:r>
-        <w:t>¿Qué diferencia hay de usar ldap solo o usar conjuntamente ldap y nfs? Pues una muy interesante. Si solo se usa ldap, una vez que el cliente accede al sistema desde un ordenador A, tendrá su carpeta de trabajo en ese ordenador cliente A. Si inicia sesión en otra máquina diferente B mediante ldap, tendrá su carpeta de trabajo en esa máquina diferente B y no tendría acceso a los archivos que hubiese creado en la máquina A. Ahora bien, un usuario que vaya a usar ldap junto con nfs, puede escoger cualquier ordenador de su red para usar como cliente para acceder al sistema mediante ldap porque, al estar configurada una carpeta del servidor ldap para ser montada en el ordenador cliente, el ordenador cliente tendrá acceso al montar esa carpeta a los archivos creados anteriormente desde otros ordenadores que fueron usados como cliente por ese usuario (ya que se guardaron en la carpeta del servidor).</w:t>
+        <w:t xml:space="preserve">¿Qué diferencia hay de usar </w:t>
+      </w:r>
+      <w:proofErr w:type="spellStart"/>
+      <w:r>
+        <w:t>ldap</w:t>
+      </w:r>
+      <w:proofErr w:type="spellEnd"/>
+      <w:r>
+        <w:t xml:space="preserve"> solo o usar conjuntamente </w:t>
+      </w:r>
+      <w:proofErr w:type="spellStart"/>
+      <w:r>
+        <w:t>ldap</w:t>
+      </w:r>
+      <w:proofErr w:type="spellEnd"/>
+      <w:r>
+        <w:t xml:space="preserve"> y </w:t>
+      </w:r>
+      <w:proofErr w:type="spellStart"/>
+      <w:r>
+        <w:t>nfs</w:t>
+      </w:r>
+      <w:proofErr w:type="spellEnd"/>
+      <w:r>
+        <w:t xml:space="preserve">? Pues una muy interesante. Si solo se usa </w:t>
+      </w:r>
+      <w:proofErr w:type="spellStart"/>
+      <w:r>
+        <w:t>ldap</w:t>
+      </w:r>
+      <w:proofErr w:type="spellEnd"/>
+      <w:r>
+        <w:t xml:space="preserve">, una vez que el cliente accede al sistema desde un ordenador A, tendrá su carpeta de trabajo en ese ordenador cliente A. Si inicia sesión en otra máquina diferente B mediante </w:t>
+      </w:r>
+      <w:proofErr w:type="spellStart"/>
+      <w:r>
+        <w:t>ldap</w:t>
+      </w:r>
+      <w:proofErr w:type="spellEnd"/>
+      <w:r>
+        <w:t xml:space="preserve">, tendrá su carpeta de trabajo en esa máquina diferente B y no tendría acceso a los archivos que hubiese creado en la máquina A. Ahora bien, un usuario que vaya a usar </w:t>
+      </w:r>
+      <w:proofErr w:type="spellStart"/>
+      <w:r>
+        <w:t>ldap</w:t>
+      </w:r>
+      <w:proofErr w:type="spellEnd"/>
+      <w:r>
+        <w:t xml:space="preserve"> junto con </w:t>
+      </w:r>
+      <w:proofErr w:type="spellStart"/>
+      <w:r>
+        <w:t>nfs</w:t>
+      </w:r>
+      <w:proofErr w:type="spellEnd"/>
+      <w:r>
+        <w:t xml:space="preserve">, puede escoger cualquier ordenador de su red para usar como cliente para acceder al sistema mediante </w:t>
+      </w:r>
+      <w:proofErr w:type="spellStart"/>
+      <w:r>
+        <w:t>ldap</w:t>
+      </w:r>
+      <w:proofErr w:type="spellEnd"/>
+      <w:r>
+        <w:t xml:space="preserve"> porque, al estar configurada una carpeta del servidor </w:t>
+      </w:r>
+      <w:proofErr w:type="spellStart"/>
+      <w:r>
+        <w:t>ldap</w:t>
+      </w:r>
+      <w:proofErr w:type="spellEnd"/>
+      <w:r>
+        <w:t xml:space="preserve"> para ser montada en el ordenador cliente, el ordenador cliente tendrá acceso al montar esa carpeta a los archivos creados anteriormente desde otros ordenadores que fueron usados como cliente por ese usuario (ya que se guardaron en la carpeta del servidor).</w:t>
       </w:r>
     </w:p>
     <w:p>
@@ -2790,7 +4308,23 @@
     </w:p>
     <w:p>
       <w:r>
-        <w:t>Para acceder de modo gráfico con el cliente ldap (con o sin nfs), se hace así, desde el ordenador cliente (en mi caso, 192.168.100.21)</w:t>
+        <w:t xml:space="preserve">Para acceder de modo gráfico con el cliente </w:t>
+      </w:r>
+      <w:proofErr w:type="spellStart"/>
+      <w:r>
+        <w:t>ldap</w:t>
+      </w:r>
+      <w:proofErr w:type="spellEnd"/>
+      <w:r>
+        <w:t xml:space="preserve"> (con o sin </w:t>
+      </w:r>
+      <w:proofErr w:type="spellStart"/>
+      <w:r>
+        <w:t>nfs</w:t>
+      </w:r>
+      <w:proofErr w:type="spellEnd"/>
+      <w:r>
+        <w:t>), se hace así, desde el ordenador cliente (en mi caso, 192.168.100.21)</w:t>
       </w:r>
     </w:p>
     <w:p/>
@@ -2802,8 +4336,37 @@
     <w:p/>
     <w:p>
       <w:r>
-        <w:t>Si, en esta sesión gráfica de rrhh entramos en la terminal y escribimos pwd para mostrar en qué carpeta está trabajando, saldrá /home/nfs/rrhh</w:t>
-      </w:r>
+        <w:t xml:space="preserve">Si, en esta sesión gráfica de </w:t>
+      </w:r>
+      <w:proofErr w:type="spellStart"/>
+      <w:r>
+        <w:t>rrhh</w:t>
+      </w:r>
+      <w:proofErr w:type="spellEnd"/>
+      <w:r>
+        <w:t xml:space="preserve"> entramos en la terminal y escribimos </w:t>
+      </w:r>
+      <w:proofErr w:type="spellStart"/>
+      <w:r>
+        <w:t>pwd</w:t>
+      </w:r>
+      <w:proofErr w:type="spellEnd"/>
+      <w:r>
+        <w:t xml:space="preserve"> para mostrar en qué carpeta está trabajando, saldrá /home/</w:t>
+      </w:r>
+      <w:proofErr w:type="spellStart"/>
+      <w:r>
+        <w:t>nfs</w:t>
+      </w:r>
+      <w:proofErr w:type="spellEnd"/>
+      <w:r>
+        <w:t>/</w:t>
+      </w:r>
+      <w:proofErr w:type="spellStart"/>
+      <w:r>
+        <w:t>rrhh</w:t>
+      </w:r>
+      <w:proofErr w:type="spellEnd"/>
     </w:p>
     <w:sectPr>
       <w:footerReference w:type="default" r:id="rId35"/>

--- a/2ºDAW/DAW/1ºTrimestre/Unidad 2/Ejercicios/LDAP.docx
+++ b/2ºDAW/DAW/1ºTrimestre/Unidad 2/Ejercicios/LDAP.docx
@@ -6,7 +6,7 @@
       <w:pPr>
         <w:pStyle w:val="Ttulo1"/>
       </w:pPr>
-      <w:bookmarkStart w:id="0" w:name="_Toc212619663"/>
+      <w:bookmarkStart w:id="0" w:name="_Toc213145621"/>
       <w:r>
         <w:t>Instala y configura LDAP y NFS</w:t>
       </w:r>
@@ -79,7 +79,7 @@
           <w:r>
             <w:fldChar w:fldCharType="separate"/>
           </w:r>
-          <w:hyperlink w:anchor="_Toc212619663" w:history="1">
+          <w:hyperlink w:anchor="_Toc213145621" w:history="1">
             <w:r>
               <w:rPr>
                 <w:rStyle w:val="Hipervnculo"/>
@@ -106,7 +106,7 @@
                 <w:noProof/>
                 <w:webHidden/>
               </w:rPr>
-              <w:instrText xml:space="preserve"> PAGEREF _Toc212619663 \h </w:instrText>
+              <w:instrText xml:space="preserve"> PAGEREF _Toc213145621 \h </w:instrText>
             </w:r>
             <w:r>
               <w:rPr>
@@ -153,7 +153,7 @@
               <w14:ligatures w14:val="none"/>
             </w:rPr>
           </w:pPr>
-          <w:hyperlink w:anchor="_Toc212619664" w:history="1">
+          <w:hyperlink w:anchor="_Toc213145622" w:history="1">
             <w:r>
               <w:rPr>
                 <w:rStyle w:val="Hipervnculo"/>
@@ -181,7 +181,7 @@
                 <w:noProof/>
                 <w:webHidden/>
               </w:rPr>
-              <w:instrText xml:space="preserve"> PAGEREF _Toc212619664 \h </w:instrText>
+              <w:instrText xml:space="preserve"> PAGEREF _Toc213145622 \h </w:instrText>
             </w:r>
             <w:r>
               <w:rPr>
@@ -228,7 +228,7 @@
               <w14:ligatures w14:val="none"/>
             </w:rPr>
           </w:pPr>
-          <w:hyperlink w:anchor="_Toc212619665" w:history="1">
+          <w:hyperlink w:anchor="_Toc213145623" w:history="1">
             <w:r>
               <w:rPr>
                 <w:rStyle w:val="Hipervnculo"/>
@@ -255,7 +255,7 @@
                 <w:noProof/>
                 <w:webHidden/>
               </w:rPr>
-              <w:instrText xml:space="preserve"> PAGEREF _Toc212619665 \h </w:instrText>
+              <w:instrText xml:space="preserve"> PAGEREF _Toc213145623 \h </w:instrText>
             </w:r>
             <w:r>
               <w:rPr>
@@ -302,7 +302,7 @@
               <w14:ligatures w14:val="none"/>
             </w:rPr>
           </w:pPr>
-          <w:hyperlink w:anchor="_Toc212619666" w:history="1">
+          <w:hyperlink w:anchor="_Toc213145624" w:history="1">
             <w:r>
               <w:rPr>
                 <w:rStyle w:val="Hipervnculo"/>
@@ -329,7 +329,7 @@
                 <w:noProof/>
                 <w:webHidden/>
               </w:rPr>
-              <w:instrText xml:space="preserve"> PAGEREF _Toc212619666 \h </w:instrText>
+              <w:instrText xml:space="preserve"> PAGEREF _Toc213145624 \h </w:instrText>
             </w:r>
             <w:r>
               <w:rPr>
@@ -349,7 +349,7 @@
                 <w:noProof/>
                 <w:webHidden/>
               </w:rPr>
-              <w:t>4</w:t>
+              <w:t>6</w:t>
             </w:r>
             <w:r>
               <w:rPr>
@@ -376,7 +376,7 @@
               <w14:ligatures w14:val="none"/>
             </w:rPr>
           </w:pPr>
-          <w:hyperlink w:anchor="_Toc212619667" w:history="1">
+          <w:hyperlink w:anchor="_Toc213145625" w:history="1">
             <w:r>
               <w:rPr>
                 <w:rStyle w:val="Hipervnculo"/>
@@ -403,7 +403,7 @@
                 <w:noProof/>
                 <w:webHidden/>
               </w:rPr>
-              <w:instrText xml:space="preserve"> PAGEREF _Toc212619667 \h </w:instrText>
+              <w:instrText xml:space="preserve"> PAGEREF _Toc213145625 \h </w:instrText>
             </w:r>
             <w:r>
               <w:rPr>
@@ -423,7 +423,7 @@
                 <w:noProof/>
                 <w:webHidden/>
               </w:rPr>
-              <w:t>5</w:t>
+              <w:t>10</w:t>
             </w:r>
             <w:r>
               <w:rPr>
@@ -450,7 +450,7 @@
               <w14:ligatures w14:val="none"/>
             </w:rPr>
           </w:pPr>
-          <w:hyperlink w:anchor="_Toc212619668" w:history="1">
+          <w:hyperlink w:anchor="_Toc213145626" w:history="1">
             <w:r>
               <w:rPr>
                 <w:rStyle w:val="Hipervnculo"/>
@@ -477,7 +477,7 @@
                 <w:noProof/>
                 <w:webHidden/>
               </w:rPr>
-              <w:instrText xml:space="preserve"> PAGEREF _Toc212619668 \h </w:instrText>
+              <w:instrText xml:space="preserve"> PAGEREF _Toc213145626 \h </w:instrText>
             </w:r>
             <w:r>
               <w:rPr>
@@ -497,7 +497,7 @@
                 <w:noProof/>
                 <w:webHidden/>
               </w:rPr>
-              <w:t>5</w:t>
+              <w:t>10</w:t>
             </w:r>
             <w:r>
               <w:rPr>
@@ -524,13 +524,27 @@
               <w14:ligatures w14:val="none"/>
             </w:rPr>
           </w:pPr>
-          <w:hyperlink w:anchor="_Toc212619669" w:history="1">
+          <w:hyperlink w:anchor="_Toc213145627" w:history="1">
             <w:r>
               <w:rPr>
                 <w:rStyle w:val="Hipervnculo"/>
                 <w:noProof/>
               </w:rPr>
-              <w:t>2.2 CONFIGURACIÓN EN EL CLIENTE (en mi caso la ip del cliente es 192.168.100.21)</w:t>
+              <w:t>2.2 CONFIGU</w:t>
+            </w:r>
+            <w:r>
+              <w:rPr>
+                <w:rStyle w:val="Hipervnculo"/>
+                <w:noProof/>
+              </w:rPr>
+              <w:t>R</w:t>
+            </w:r>
+            <w:r>
+              <w:rPr>
+                <w:rStyle w:val="Hipervnculo"/>
+                <w:noProof/>
+              </w:rPr>
+              <w:t>ACIÓN EN EL CLIENTE (en mi caso la ip del cliente es 192.168.100.21)</w:t>
             </w:r>
             <w:r>
               <w:rPr>
@@ -551,7 +565,7 @@
                 <w:noProof/>
                 <w:webHidden/>
               </w:rPr>
-              <w:instrText xml:space="preserve"> PAGEREF _Toc212619669 \h </w:instrText>
+              <w:instrText xml:space="preserve"> PAGEREF _Toc213145627 \h </w:instrText>
             </w:r>
             <w:r>
               <w:rPr>
@@ -571,7 +585,7 @@
                 <w:noProof/>
                 <w:webHidden/>
               </w:rPr>
-              <w:t>6</w:t>
+              <w:t>12</w:t>
             </w:r>
             <w:r>
               <w:rPr>
@@ -598,7 +612,7 @@
               <w14:ligatures w14:val="none"/>
             </w:rPr>
           </w:pPr>
-          <w:hyperlink w:anchor="_Toc212619670" w:history="1">
+          <w:hyperlink w:anchor="_Toc213145628" w:history="1">
             <w:r>
               <w:rPr>
                 <w:rStyle w:val="Hipervnculo"/>
@@ -625,7 +639,7 @@
                 <w:noProof/>
                 <w:webHidden/>
               </w:rPr>
-              <w:instrText xml:space="preserve"> PAGEREF _Toc212619670 \h </w:instrText>
+              <w:instrText xml:space="preserve"> PAGEREF _Toc213145628 \h </w:instrText>
             </w:r>
             <w:r>
               <w:rPr>
@@ -645,7 +659,7 @@
                 <w:noProof/>
                 <w:webHidden/>
               </w:rPr>
-              <w:t>7</w:t>
+              <w:t>14</w:t>
             </w:r>
             <w:r>
               <w:rPr>
@@ -679,7 +693,7 @@
           <w:bCs/>
         </w:rPr>
       </w:pPr>
-      <w:bookmarkStart w:id="1" w:name="_Toc212619664"/>
+      <w:bookmarkStart w:id="1" w:name="_Toc213145622"/>
       <w:r>
         <w:rPr>
           <w:bCs/>
@@ -693,7 +707,7 @@
       <w:pPr>
         <w:pStyle w:val="Ttulo2"/>
       </w:pPr>
-      <w:bookmarkStart w:id="2" w:name="_Toc212619665"/>
+      <w:bookmarkStart w:id="2" w:name="_Toc213145623"/>
       <w:r>
         <w:t>1.1.- Configuración del servidor LDAP.</w:t>
       </w:r>
@@ -706,15 +720,7 @@
     </w:p>
     <w:p>
       <w:r>
-        <w:t xml:space="preserve">Se supone que somos </w:t>
-      </w:r>
-      <w:proofErr w:type="spellStart"/>
-      <w:r>
-        <w:t>root</w:t>
-      </w:r>
-      <w:proofErr w:type="spellEnd"/>
-      <w:r>
-        <w:t xml:space="preserve"> en Ubuntu.</w:t>
+        <w:t>Se supone que somos root en Ubuntu.</w:t>
       </w:r>
     </w:p>
     <w:p>
@@ -724,39 +730,16 @@
           <w:ilvl w:val="0"/>
           <w:numId w:val="1"/>
         </w:numPr>
-      </w:pPr>
-      <w:r>
-        <w:t xml:space="preserve"># </w:t>
-      </w:r>
-      <w:proofErr w:type="spellStart"/>
-      <w:r>
-        <w:t>apt-get</w:t>
-      </w:r>
-      <w:proofErr w:type="spellEnd"/>
-      <w:r>
-        <w:t xml:space="preserve"> </w:t>
-      </w:r>
-      <w:proofErr w:type="spellStart"/>
-      <w:r>
-        <w:t>install</w:t>
-      </w:r>
-      <w:proofErr w:type="spellEnd"/>
-      <w:r>
-        <w:t xml:space="preserve"> </w:t>
-      </w:r>
-      <w:proofErr w:type="spellStart"/>
-      <w:r>
-        <w:t>slapd</w:t>
-      </w:r>
-      <w:proofErr w:type="spellEnd"/>
-      <w:r>
-        <w:t xml:space="preserve"> </w:t>
-      </w:r>
-      <w:proofErr w:type="spellStart"/>
-      <w:r>
-        <w:t>ldap-utils</w:t>
-      </w:r>
-      <w:proofErr w:type="spellEnd"/>
+        <w:rPr>
+          <w:lang w:val="en-US"/>
+        </w:rPr>
+      </w:pPr>
+      <w:r>
+        <w:rPr>
+          <w:lang w:val="en-US"/>
+        </w:rPr>
+        <w:t># apt-get install slapd ldap-utils</w:t>
+      </w:r>
     </w:p>
     <w:p>
       <w:pPr>
@@ -915,19 +898,9 @@
           <w:numId w:val="1"/>
         </w:numPr>
       </w:pPr>
-      <w:proofErr w:type="spellStart"/>
-      <w:r>
-        <w:t>dpkg</w:t>
-      </w:r>
-      <w:proofErr w:type="spellEnd"/>
-      <w:r>
-        <w:t xml:space="preserve">-reconfigure </w:t>
-      </w:r>
-      <w:proofErr w:type="spellStart"/>
-      <w:r>
-        <w:t>slapd</w:t>
-      </w:r>
-      <w:proofErr w:type="spellEnd"/>
+      <w:r>
+        <w:t>dpkg-reconfigure slapd</w:t>
+      </w:r>
     </w:p>
     <w:p>
       <w:r>
@@ -1071,7 +1044,6 @@
         <w:lastRenderedPageBreak/>
         <w:t xml:space="preserve">Ahora se pone el nombre de la organización. En nuestro caso, </w:t>
       </w:r>
-      <w:proofErr w:type="spellStart"/>
       <w:r>
         <w:rPr>
           <w:b/>
@@ -1079,7 +1051,6 @@
         </w:rPr>
         <w:t>pablosg</w:t>
       </w:r>
-      <w:proofErr w:type="spellEnd"/>
     </w:p>
     <w:p>
       <w:r>
@@ -1319,20 +1290,7 @@
     </w:p>
     <w:p>
       <w:r>
-        <w:t xml:space="preserve">Ahora lo que falta es tener en </w:t>
-      </w:r>
-      <w:proofErr w:type="gramStart"/>
-      <w:r>
-        <w:t>archivos .</w:t>
-      </w:r>
-      <w:proofErr w:type="spellStart"/>
-      <w:r>
-        <w:t>ldif</w:t>
-      </w:r>
-      <w:proofErr w:type="spellEnd"/>
-      <w:proofErr w:type="gramEnd"/>
-      <w:r>
-        <w:t xml:space="preserve"> la base de datos de nuestra empresa, de unidades organizativas y usuarios.</w:t>
+        <w:t>Ahora lo que falta es tener en archivos .ldif la base de datos de nuestra empresa, de unidades organizativas y usuarios.</w:t>
       </w:r>
     </w:p>
     <w:p>
@@ -1342,13 +1300,8 @@
     </w:p>
     <w:p>
       <w:r>
-        <w:t xml:space="preserve">sudo </w:t>
-      </w:r>
-      <w:proofErr w:type="spellStart"/>
-      <w:r>
-        <w:t>slapcat</w:t>
-      </w:r>
-      <w:proofErr w:type="spellEnd"/>
+        <w:t>sudo slapcat</w:t>
+      </w:r>
     </w:p>
     <w:p>
       <w:r>
@@ -1394,84 +1347,23 @@
     </w:p>
     <w:p>
       <w:r>
-        <w:t xml:space="preserve">El siguiente paso es completar la base de datos del directorio del servidor </w:t>
-      </w:r>
-      <w:proofErr w:type="spellStart"/>
-      <w:r>
-        <w:t>openldap</w:t>
-      </w:r>
-      <w:proofErr w:type="spellEnd"/>
-      <w:r>
-        <w:t>. En nuestro ejemplo vamos a necesitar los siguientes:</w:t>
-      </w:r>
-    </w:p>
-    <w:p>
-      <w:r>
-        <w:t>- un archivo (</w:t>
-      </w:r>
-      <w:proofErr w:type="spellStart"/>
-      <w:proofErr w:type="gramStart"/>
-      <w:r>
-        <w:t>ou.ldif</w:t>
-      </w:r>
-      <w:proofErr w:type="spellEnd"/>
-      <w:proofErr w:type="gramEnd"/>
-      <w:r>
-        <w:t xml:space="preserve">) para crear una unidad organizacional llamada </w:t>
-      </w:r>
-      <w:proofErr w:type="spellStart"/>
-      <w:r>
-        <w:t>informatica</w:t>
-      </w:r>
-      <w:proofErr w:type="spellEnd"/>
-    </w:p>
-    <w:p>
-      <w:r>
-        <w:t>- un archivo (</w:t>
-      </w:r>
-      <w:proofErr w:type="spellStart"/>
-      <w:proofErr w:type="gramStart"/>
-      <w:r>
-        <w:t>grp.ldif</w:t>
-      </w:r>
-      <w:proofErr w:type="spellEnd"/>
-      <w:proofErr w:type="gramEnd"/>
-      <w:r>
-        <w:t xml:space="preserve">) para crear un grupo, llamado </w:t>
-      </w:r>
-      <w:proofErr w:type="spellStart"/>
-      <w:r>
-        <w:t>informatica</w:t>
-      </w:r>
-      <w:proofErr w:type="spellEnd"/>
-    </w:p>
-    <w:p>
-      <w:r>
-        <w:t>- un archivo (</w:t>
-      </w:r>
-      <w:proofErr w:type="spellStart"/>
-      <w:proofErr w:type="gramStart"/>
-      <w:r>
-        <w:t>usr.ldif</w:t>
-      </w:r>
-      <w:proofErr w:type="spellEnd"/>
-      <w:proofErr w:type="gramEnd"/>
-      <w:r>
-        <w:t xml:space="preserve">) para crear un usuario, de nombre </w:t>
-      </w:r>
-      <w:proofErr w:type="spellStart"/>
-      <w:r>
-        <w:t>rrhh</w:t>
-      </w:r>
-      <w:proofErr w:type="spellEnd"/>
-      <w:r>
-        <w:t xml:space="preserve"> y de contraseña </w:t>
-      </w:r>
-      <w:proofErr w:type="spellStart"/>
-      <w:r>
-        <w:t>rrhh</w:t>
-      </w:r>
-      <w:proofErr w:type="spellEnd"/>
+        <w:t>El siguiente paso es completar la base de datos del directorio del servidor openldap. En nuestro ejemplo vamos a necesitar los siguientes:</w:t>
+      </w:r>
+    </w:p>
+    <w:p>
+      <w:r>
+        <w:t>- un archivo (ou.ldif) para crear una unidad organizacional llamada informatica</w:t>
+      </w:r>
+    </w:p>
+    <w:p>
+      <w:r>
+        <w:t>- un archivo (grp.ldif) para crear un grupo, llamado informatica</w:t>
+      </w:r>
+    </w:p>
+    <w:p>
+      <w:r>
+        <w:t>- un archivo (usr.ldif) para crear un usuario, de nombre rrhh y de contraseña rrhh</w:t>
+      </w:r>
     </w:p>
     <w:p>
       <w:pPr>
@@ -1480,8 +1372,6 @@
           <w:bCs/>
         </w:rPr>
       </w:pPr>
-      <w:proofErr w:type="spellStart"/>
-      <w:proofErr w:type="gramStart"/>
       <w:r>
         <w:rPr>
           <w:b/>
@@ -1489,8 +1379,6 @@
         </w:rPr>
         <w:t>ou.ldif</w:t>
       </w:r>
-      <w:proofErr w:type="spellEnd"/>
-      <w:proofErr w:type="gramEnd"/>
     </w:p>
     <w:p>
       <w:pPr>
@@ -1500,48 +1388,15 @@
           <w:numId w:val="3"/>
         </w:numPr>
       </w:pPr>
-      <w:proofErr w:type="spellStart"/>
-      <w:r>
-        <w:t>dn</w:t>
-      </w:r>
-      <w:proofErr w:type="spellEnd"/>
-      <w:r>
-        <w:t xml:space="preserve">: </w:t>
-      </w:r>
-      <w:proofErr w:type="spellStart"/>
-      <w:r>
-        <w:t>ou</w:t>
-      </w:r>
-      <w:proofErr w:type="spellEnd"/>
-      <w:r>
-        <w:t>=</w:t>
-      </w:r>
-      <w:proofErr w:type="spellStart"/>
-      <w:proofErr w:type="gramStart"/>
-      <w:r>
-        <w:t>informatica,dc</w:t>
-      </w:r>
-      <w:proofErr w:type="spellEnd"/>
-      <w:proofErr w:type="gramEnd"/>
-      <w:r>
-        <w:t>=</w:t>
-      </w:r>
-      <w:proofErr w:type="spellStart"/>
+      <w:r>
+        <w:t>dn: ou=informatica,dc=</w:t>
+      </w:r>
       <w:r>
         <w:t>pablosg</w:t>
       </w:r>
       <w:r>
-        <w:t>,dc</w:t>
-      </w:r>
-      <w:proofErr w:type="spellEnd"/>
-      <w:r>
-        <w:t>=</w:t>
-      </w:r>
-      <w:proofErr w:type="spellStart"/>
-      <w:r>
-        <w:t>com</w:t>
-      </w:r>
-      <w:proofErr w:type="spellEnd"/>
+        <w:t>,dc=com</w:t>
+      </w:r>
     </w:p>
     <w:p>
       <w:pPr>
@@ -1551,13 +1406,8 @@
           <w:numId w:val="3"/>
         </w:numPr>
       </w:pPr>
-      <w:proofErr w:type="spellStart"/>
-      <w:r>
-        <w:t>objectClass</w:t>
-      </w:r>
-      <w:proofErr w:type="spellEnd"/>
-      <w:r>
-        <w:t>: top</w:t>
+      <w:r>
+        <w:t>objectClass: top</w:t>
       </w:r>
     </w:p>
     <w:p>
@@ -1568,19 +1418,9 @@
           <w:numId w:val="3"/>
         </w:numPr>
       </w:pPr>
-      <w:proofErr w:type="spellStart"/>
-      <w:r>
-        <w:t>objectClass</w:t>
-      </w:r>
-      <w:proofErr w:type="spellEnd"/>
-      <w:r>
-        <w:t xml:space="preserve">: </w:t>
-      </w:r>
-      <w:proofErr w:type="spellStart"/>
-      <w:r>
-        <w:t>organizationalUnit</w:t>
-      </w:r>
-      <w:proofErr w:type="spellEnd"/>
+      <w:r>
+        <w:t>objectClass: organizationalUnit</w:t>
+      </w:r>
     </w:p>
     <w:p>
       <w:pPr>
@@ -1590,19 +1430,9 @@
           <w:numId w:val="3"/>
         </w:numPr>
       </w:pPr>
-      <w:proofErr w:type="spellStart"/>
-      <w:r>
-        <w:t>ou</w:t>
-      </w:r>
-      <w:proofErr w:type="spellEnd"/>
-      <w:r>
-        <w:t xml:space="preserve">: </w:t>
-      </w:r>
-      <w:proofErr w:type="spellStart"/>
-      <w:r>
-        <w:t>informatica</w:t>
-      </w:r>
-      <w:proofErr w:type="spellEnd"/>
+      <w:r>
+        <w:t>ou: informatica</w:t>
+      </w:r>
     </w:p>
     <w:p>
       <w:pPr>
@@ -1611,8 +1441,6 @@
           <w:bCs/>
         </w:rPr>
       </w:pPr>
-      <w:proofErr w:type="spellStart"/>
-      <w:proofErr w:type="gramStart"/>
       <w:r>
         <w:rPr>
           <w:b/>
@@ -1620,8 +1448,6 @@
         </w:rPr>
         <w:t>grp.ldif</w:t>
       </w:r>
-      <w:proofErr w:type="spellEnd"/>
-      <w:proofErr w:type="gramEnd"/>
     </w:p>
     <w:p>
       <w:pPr>
@@ -1631,56 +1457,15 @@
           <w:numId w:val="4"/>
         </w:numPr>
       </w:pPr>
-      <w:proofErr w:type="spellStart"/>
-      <w:r>
-        <w:t>dn</w:t>
-      </w:r>
-      <w:proofErr w:type="spellEnd"/>
-      <w:r>
-        <w:t xml:space="preserve">: </w:t>
-      </w:r>
-      <w:proofErr w:type="spellStart"/>
-      <w:r>
-        <w:t>cn</w:t>
-      </w:r>
-      <w:proofErr w:type="spellEnd"/>
-      <w:r>
-        <w:t>=</w:t>
-      </w:r>
-      <w:proofErr w:type="spellStart"/>
-      <w:proofErr w:type="gramStart"/>
-      <w:r>
-        <w:t>informatica,ou</w:t>
-      </w:r>
-      <w:proofErr w:type="spellEnd"/>
-      <w:proofErr w:type="gramEnd"/>
-      <w:r>
-        <w:t>=</w:t>
-      </w:r>
-      <w:proofErr w:type="spellStart"/>
-      <w:r>
-        <w:t>informatica,dc</w:t>
-      </w:r>
-      <w:proofErr w:type="spellEnd"/>
-      <w:r>
-        <w:t>=</w:t>
-      </w:r>
-      <w:proofErr w:type="spellStart"/>
+      <w:r>
+        <w:t>dn: cn=informatica,ou=informatica,dc=</w:t>
+      </w:r>
       <w:r>
         <w:t>pablosg</w:t>
       </w:r>
       <w:r>
-        <w:t>,dc</w:t>
-      </w:r>
-      <w:proofErr w:type="spellEnd"/>
-      <w:r>
-        <w:t>=</w:t>
-      </w:r>
-      <w:proofErr w:type="spellStart"/>
-      <w:r>
-        <w:t>com</w:t>
-      </w:r>
-      <w:proofErr w:type="spellEnd"/>
+        <w:t>,dc=com</w:t>
+      </w:r>
     </w:p>
     <w:p>
       <w:pPr>
@@ -1690,13 +1475,8 @@
           <w:numId w:val="4"/>
         </w:numPr>
       </w:pPr>
-      <w:proofErr w:type="spellStart"/>
-      <w:r>
-        <w:t>objectClass</w:t>
-      </w:r>
-      <w:proofErr w:type="spellEnd"/>
-      <w:r>
-        <w:t>: top</w:t>
+      <w:r>
+        <w:t>objectClass: top</w:t>
       </w:r>
     </w:p>
     <w:p>
@@ -1707,19 +1487,9 @@
           <w:numId w:val="4"/>
         </w:numPr>
       </w:pPr>
-      <w:proofErr w:type="spellStart"/>
-      <w:r>
-        <w:t>objectClass</w:t>
-      </w:r>
-      <w:proofErr w:type="spellEnd"/>
-      <w:r>
-        <w:t xml:space="preserve">: </w:t>
-      </w:r>
-      <w:proofErr w:type="spellStart"/>
-      <w:r>
-        <w:t>posixGroup</w:t>
-      </w:r>
-      <w:proofErr w:type="spellEnd"/>
+      <w:r>
+        <w:t>objectClass: posixGroup</w:t>
+      </w:r>
     </w:p>
     <w:p>
       <w:pPr>
@@ -1729,13 +1499,8 @@
           <w:numId w:val="4"/>
         </w:numPr>
       </w:pPr>
-      <w:proofErr w:type="spellStart"/>
-      <w:r>
-        <w:t>gidNumber</w:t>
-      </w:r>
-      <w:proofErr w:type="spellEnd"/>
-      <w:r>
-        <w:t>: 10000</w:t>
+      <w:r>
+        <w:t>gidNumber: 10000</w:t>
       </w:r>
     </w:p>
     <w:p>
@@ -1746,19 +1511,9 @@
           <w:numId w:val="4"/>
         </w:numPr>
       </w:pPr>
-      <w:proofErr w:type="spellStart"/>
-      <w:r>
-        <w:t>cn</w:t>
-      </w:r>
-      <w:proofErr w:type="spellEnd"/>
-      <w:r>
-        <w:t xml:space="preserve">: </w:t>
-      </w:r>
-      <w:proofErr w:type="spellStart"/>
-      <w:r>
-        <w:t>informatica</w:t>
-      </w:r>
-      <w:proofErr w:type="spellEnd"/>
+      <w:r>
+        <w:t>cn: informatica</w:t>
+      </w:r>
     </w:p>
     <w:p>
       <w:pPr>
@@ -1767,8 +1522,6 @@
           <w:bCs/>
         </w:rPr>
       </w:pPr>
-      <w:proofErr w:type="spellStart"/>
-      <w:proofErr w:type="gramStart"/>
       <w:r>
         <w:rPr>
           <w:b/>
@@ -1777,8 +1530,6 @@
         <w:lastRenderedPageBreak/>
         <w:t>usr.ldif</w:t>
       </w:r>
-      <w:proofErr w:type="spellEnd"/>
-      <w:proofErr w:type="gramEnd"/>
     </w:p>
     <w:p>
       <w:pPr>
@@ -1788,56 +1539,15 @@
           <w:numId w:val="5"/>
         </w:numPr>
       </w:pPr>
-      <w:proofErr w:type="spellStart"/>
-      <w:r>
-        <w:t>dn</w:t>
-      </w:r>
-      <w:proofErr w:type="spellEnd"/>
-      <w:r>
-        <w:t xml:space="preserve">: </w:t>
-      </w:r>
-      <w:proofErr w:type="spellStart"/>
-      <w:r>
-        <w:t>uid</w:t>
-      </w:r>
-      <w:proofErr w:type="spellEnd"/>
-      <w:r>
-        <w:t>=</w:t>
-      </w:r>
-      <w:proofErr w:type="spellStart"/>
-      <w:proofErr w:type="gramStart"/>
-      <w:r>
-        <w:t>rrhh,ou</w:t>
-      </w:r>
-      <w:proofErr w:type="spellEnd"/>
-      <w:proofErr w:type="gramEnd"/>
-      <w:r>
-        <w:t>=</w:t>
-      </w:r>
-      <w:proofErr w:type="spellStart"/>
-      <w:r>
-        <w:t>informatica,dc</w:t>
-      </w:r>
-      <w:proofErr w:type="spellEnd"/>
-      <w:r>
-        <w:t>=</w:t>
-      </w:r>
-      <w:proofErr w:type="spellStart"/>
+      <w:r>
+        <w:t>dn: uid=rrhh,ou=informatica,dc=</w:t>
+      </w:r>
       <w:r>
         <w:t>pablosg</w:t>
       </w:r>
       <w:r>
-        <w:t>,dc</w:t>
-      </w:r>
-      <w:proofErr w:type="spellEnd"/>
-      <w:r>
-        <w:t>=</w:t>
-      </w:r>
-      <w:proofErr w:type="spellStart"/>
-      <w:r>
-        <w:t>com</w:t>
-      </w:r>
-      <w:proofErr w:type="spellEnd"/>
+        <w:t>,dc=com</w:t>
+      </w:r>
     </w:p>
     <w:p>
       <w:pPr>
@@ -1847,13 +1557,8 @@
           <w:numId w:val="5"/>
         </w:numPr>
       </w:pPr>
-      <w:proofErr w:type="spellStart"/>
-      <w:r>
-        <w:t>objectClass</w:t>
-      </w:r>
-      <w:proofErr w:type="spellEnd"/>
-      <w:r>
-        <w:t>: top</w:t>
+      <w:r>
+        <w:t>objectClass: top</w:t>
       </w:r>
     </w:p>
     <w:p>
@@ -1864,19 +1569,9 @@
           <w:numId w:val="5"/>
         </w:numPr>
       </w:pPr>
-      <w:proofErr w:type="spellStart"/>
-      <w:r>
-        <w:t>objectClass</w:t>
-      </w:r>
-      <w:proofErr w:type="spellEnd"/>
-      <w:r>
-        <w:t xml:space="preserve">: </w:t>
-      </w:r>
-      <w:proofErr w:type="spellStart"/>
-      <w:r>
-        <w:t>posixAccount</w:t>
-      </w:r>
-      <w:proofErr w:type="spellEnd"/>
+      <w:r>
+        <w:t>objectClass: posixAccount</w:t>
+      </w:r>
     </w:p>
     <w:p>
       <w:pPr>
@@ -1886,19 +1581,9 @@
           <w:numId w:val="5"/>
         </w:numPr>
       </w:pPr>
-      <w:proofErr w:type="spellStart"/>
-      <w:r>
-        <w:t>objectClass</w:t>
-      </w:r>
-      <w:proofErr w:type="spellEnd"/>
-      <w:r>
-        <w:t xml:space="preserve">: </w:t>
-      </w:r>
-      <w:proofErr w:type="spellStart"/>
-      <w:r>
-        <w:t>inetOrgPerson</w:t>
-      </w:r>
-      <w:proofErr w:type="spellEnd"/>
+      <w:r>
+        <w:t>objectClass: inetOrgPerson</w:t>
+      </w:r>
     </w:p>
     <w:p>
       <w:pPr>
@@ -1908,19 +1593,9 @@
           <w:numId w:val="5"/>
         </w:numPr>
       </w:pPr>
-      <w:proofErr w:type="spellStart"/>
-      <w:r>
-        <w:t>objectClass</w:t>
-      </w:r>
-      <w:proofErr w:type="spellEnd"/>
-      <w:r>
-        <w:t xml:space="preserve">: </w:t>
-      </w:r>
-      <w:proofErr w:type="spellStart"/>
-      <w:r>
-        <w:t>person</w:t>
-      </w:r>
-      <w:proofErr w:type="spellEnd"/>
+      <w:r>
+        <w:t>objectClass: person</w:t>
+      </w:r>
     </w:p>
     <w:p>
       <w:pPr>
@@ -1930,19 +1605,9 @@
           <w:numId w:val="5"/>
         </w:numPr>
       </w:pPr>
-      <w:proofErr w:type="spellStart"/>
-      <w:r>
-        <w:t>cn</w:t>
-      </w:r>
-      <w:proofErr w:type="spellEnd"/>
-      <w:r>
-        <w:t xml:space="preserve">: </w:t>
-      </w:r>
-      <w:proofErr w:type="spellStart"/>
-      <w:r>
-        <w:t>rrhh</w:t>
-      </w:r>
-      <w:proofErr w:type="spellEnd"/>
+      <w:r>
+        <w:t>cn: rrhh</w:t>
+      </w:r>
     </w:p>
     <w:p>
       <w:pPr>
@@ -1952,19 +1617,9 @@
           <w:numId w:val="5"/>
         </w:numPr>
       </w:pPr>
-      <w:proofErr w:type="spellStart"/>
-      <w:r>
-        <w:t>uid</w:t>
-      </w:r>
-      <w:proofErr w:type="spellEnd"/>
-      <w:r>
-        <w:t xml:space="preserve">: </w:t>
-      </w:r>
-      <w:proofErr w:type="spellStart"/>
-      <w:r>
-        <w:t>rrhh</w:t>
-      </w:r>
-      <w:proofErr w:type="spellEnd"/>
+      <w:r>
+        <w:t>uid: rrhh</w:t>
+      </w:r>
     </w:p>
     <w:p>
       <w:pPr>
@@ -1974,19 +1629,9 @@
           <w:numId w:val="5"/>
         </w:numPr>
       </w:pPr>
-      <w:proofErr w:type="spellStart"/>
-      <w:r>
-        <w:t>ou</w:t>
-      </w:r>
-      <w:proofErr w:type="spellEnd"/>
-      <w:r>
-        <w:t xml:space="preserve">: </w:t>
-      </w:r>
-      <w:proofErr w:type="spellStart"/>
-      <w:r>
-        <w:t>informatica</w:t>
-      </w:r>
-      <w:proofErr w:type="spellEnd"/>
+      <w:r>
+        <w:t>ou: informatica</w:t>
+      </w:r>
     </w:p>
     <w:p>
       <w:pPr>
@@ -1996,13 +1641,8 @@
           <w:numId w:val="5"/>
         </w:numPr>
       </w:pPr>
-      <w:proofErr w:type="spellStart"/>
-      <w:r>
-        <w:t>uidNumber</w:t>
-      </w:r>
-      <w:proofErr w:type="spellEnd"/>
-      <w:r>
-        <w:t>: 2000</w:t>
+      <w:r>
+        <w:t>uidNumber: 2000</w:t>
       </w:r>
     </w:p>
     <w:p>
@@ -2013,13 +1653,8 @@
           <w:numId w:val="5"/>
         </w:numPr>
       </w:pPr>
-      <w:proofErr w:type="spellStart"/>
-      <w:r>
-        <w:t>gidNumber</w:t>
-      </w:r>
-      <w:proofErr w:type="spellEnd"/>
-      <w:r>
-        <w:t>: 10000</w:t>
+      <w:r>
+        <w:t>gidNumber: 10000</w:t>
       </w:r>
     </w:p>
     <w:p>
@@ -2030,19 +1665,9 @@
           <w:numId w:val="5"/>
         </w:numPr>
       </w:pPr>
-      <w:proofErr w:type="spellStart"/>
-      <w:r>
-        <w:t>homeDirectory</w:t>
-      </w:r>
-      <w:proofErr w:type="spellEnd"/>
-      <w:r>
-        <w:t>: /home/</w:t>
-      </w:r>
-      <w:proofErr w:type="spellStart"/>
-      <w:r>
-        <w:t>rrhh</w:t>
-      </w:r>
-      <w:proofErr w:type="spellEnd"/>
+      <w:r>
+        <w:t>homeDirectory: /home/rrhh</w:t>
+      </w:r>
     </w:p>
     <w:p>
       <w:pPr>
@@ -2052,27 +1677,9 @@
           <w:numId w:val="5"/>
         </w:numPr>
       </w:pPr>
-      <w:proofErr w:type="spellStart"/>
-      <w:r>
-        <w:t>loginShell</w:t>
-      </w:r>
-      <w:proofErr w:type="spellEnd"/>
-      <w:r>
-        <w:t>: /</w:t>
-      </w:r>
-      <w:proofErr w:type="spellStart"/>
-      <w:r>
-        <w:t>bin</w:t>
-      </w:r>
-      <w:proofErr w:type="spellEnd"/>
-      <w:r>
-        <w:t>/</w:t>
-      </w:r>
-      <w:proofErr w:type="spellStart"/>
-      <w:r>
-        <w:t>bash</w:t>
-      </w:r>
-      <w:proofErr w:type="spellEnd"/>
+      <w:r>
+        <w:t>loginShell: /bin/bash</w:t>
+      </w:r>
     </w:p>
     <w:p>
       <w:pPr>
@@ -2082,19 +1689,9 @@
           <w:numId w:val="5"/>
         </w:numPr>
       </w:pPr>
-      <w:proofErr w:type="spellStart"/>
-      <w:r>
-        <w:t>userPassword</w:t>
-      </w:r>
-      <w:proofErr w:type="spellEnd"/>
-      <w:r>
-        <w:t xml:space="preserve">: </w:t>
-      </w:r>
-      <w:proofErr w:type="spellStart"/>
-      <w:r>
-        <w:t>rrhh</w:t>
-      </w:r>
-      <w:proofErr w:type="spellEnd"/>
+      <w:r>
+        <w:t>userPassword: rrhh</w:t>
+      </w:r>
     </w:p>
     <w:p>
       <w:pPr>
@@ -2104,19 +1701,9 @@
           <w:numId w:val="5"/>
         </w:numPr>
       </w:pPr>
-      <w:proofErr w:type="spellStart"/>
-      <w:r>
-        <w:t>sn</w:t>
-      </w:r>
-      <w:proofErr w:type="spellEnd"/>
-      <w:r>
-        <w:t xml:space="preserve">: </w:t>
-      </w:r>
-      <w:proofErr w:type="spellStart"/>
-      <w:r>
-        <w:t>Perez</w:t>
-      </w:r>
-      <w:proofErr w:type="spellEnd"/>
+      <w:r>
+        <w:t>sn: Perez</w:t>
+      </w:r>
     </w:p>
     <w:p>
       <w:pPr>
@@ -2144,31 +1731,13 @@
           <w:numId w:val="5"/>
         </w:numPr>
       </w:pPr>
-      <w:proofErr w:type="spellStart"/>
-      <w:r>
-        <w:t>givenName</w:t>
-      </w:r>
-      <w:proofErr w:type="spellEnd"/>
-      <w:r>
-        <w:t xml:space="preserve">: </w:t>
-      </w:r>
-      <w:proofErr w:type="spellStart"/>
-      <w:r>
-        <w:t>rrhh</w:t>
-      </w:r>
-      <w:proofErr w:type="spellEnd"/>
-    </w:p>
-    <w:p>
-      <w:r>
-        <w:t xml:space="preserve">Para importar estos archivos a </w:t>
-      </w:r>
-      <w:proofErr w:type="spellStart"/>
-      <w:r>
-        <w:t>openldap</w:t>
-      </w:r>
-      <w:proofErr w:type="spellEnd"/>
-      <w:r>
-        <w:t>, primero se crean:</w:t>
+      <w:r>
+        <w:t>givenName: rrhh</w:t>
+      </w:r>
+    </w:p>
+    <w:p>
+      <w:r>
+        <w:t>Para importar estos archivos a openldap, primero se crean:</w:t>
       </w:r>
     </w:p>
     <w:p>
@@ -2304,56 +1873,29 @@
       </w:r>
     </w:p>
     <w:p>
-      <w:proofErr w:type="spellStart"/>
-      <w:r>
-        <w:t>ldapadd</w:t>
-      </w:r>
-      <w:proofErr w:type="spellEnd"/>
-      <w:r>
-        <w:t xml:space="preserve"> -x -D </w:t>
-      </w:r>
-      <w:proofErr w:type="spellStart"/>
-      <w:r>
-        <w:t>cn</w:t>
-      </w:r>
-      <w:proofErr w:type="spellEnd"/>
-      <w:r>
-        <w:t>=</w:t>
-      </w:r>
-      <w:proofErr w:type="spellStart"/>
-      <w:proofErr w:type="gramStart"/>
-      <w:r>
-        <w:t>admin,dc</w:t>
-      </w:r>
-      <w:proofErr w:type="spellEnd"/>
-      <w:proofErr w:type="gramEnd"/>
-      <w:r>
-        <w:t>=</w:t>
-      </w:r>
-      <w:proofErr w:type="spellStart"/>
-      <w:r>
+      <w:pPr>
+        <w:rPr>
+          <w:lang w:val="en-US"/>
+        </w:rPr>
+      </w:pPr>
+      <w:r>
+        <w:rPr>
+          <w:lang w:val="en-US"/>
+        </w:rPr>
+        <w:t>ldapadd -x -D cn=admin,dc=</w:t>
+      </w:r>
+      <w:r>
+        <w:rPr>
+          <w:lang w:val="en-US"/>
+        </w:rPr>
         <w:t>pablosg</w:t>
       </w:r>
       <w:r>
-        <w:t>,dc</w:t>
-      </w:r>
-      <w:proofErr w:type="spellEnd"/>
-      <w:r>
-        <w:t>=</w:t>
-      </w:r>
-      <w:proofErr w:type="spellStart"/>
-      <w:r>
-        <w:t>com</w:t>
-      </w:r>
-      <w:proofErr w:type="spellEnd"/>
-      <w:r>
-        <w:t xml:space="preserve"> -W -f </w:t>
-      </w:r>
-      <w:proofErr w:type="spellStart"/>
-      <w:r>
-        <w:t>ou.ldif</w:t>
-      </w:r>
-      <w:proofErr w:type="spellEnd"/>
+        <w:rPr>
+          <w:lang w:val="en-US"/>
+        </w:rPr>
+        <w:t>,dc=com -W -f ou.ldif</w:t>
+      </w:r>
     </w:p>
     <w:p>
       <w:r>
@@ -2398,56 +1940,29 @@
       </w:r>
     </w:p>
     <w:p>
-      <w:proofErr w:type="spellStart"/>
-      <w:r>
-        <w:t>ldapadd</w:t>
-      </w:r>
-      <w:proofErr w:type="spellEnd"/>
-      <w:r>
-        <w:t xml:space="preserve"> -x -D </w:t>
-      </w:r>
-      <w:proofErr w:type="spellStart"/>
-      <w:r>
-        <w:t>cn</w:t>
-      </w:r>
-      <w:proofErr w:type="spellEnd"/>
-      <w:r>
-        <w:t>=</w:t>
-      </w:r>
-      <w:proofErr w:type="spellStart"/>
-      <w:proofErr w:type="gramStart"/>
-      <w:r>
-        <w:t>admin,dc</w:t>
-      </w:r>
-      <w:proofErr w:type="spellEnd"/>
-      <w:proofErr w:type="gramEnd"/>
-      <w:r>
-        <w:t>=</w:t>
-      </w:r>
-      <w:proofErr w:type="spellStart"/>
-      <w:r>
+      <w:pPr>
+        <w:rPr>
+          <w:lang w:val="en-US"/>
+        </w:rPr>
+      </w:pPr>
+      <w:r>
+        <w:rPr>
+          <w:lang w:val="en-US"/>
+        </w:rPr>
+        <w:t>ldapadd -x -D cn=admin,dc=</w:t>
+      </w:r>
+      <w:r>
+        <w:rPr>
+          <w:lang w:val="en-US"/>
+        </w:rPr>
         <w:t>pablosg</w:t>
       </w:r>
       <w:r>
-        <w:t>,dc</w:t>
-      </w:r>
-      <w:proofErr w:type="spellEnd"/>
-      <w:r>
-        <w:t>=</w:t>
-      </w:r>
-      <w:proofErr w:type="spellStart"/>
-      <w:r>
-        <w:t>com</w:t>
-      </w:r>
-      <w:proofErr w:type="spellEnd"/>
-      <w:r>
-        <w:t xml:space="preserve"> -W -f </w:t>
-      </w:r>
-      <w:proofErr w:type="spellStart"/>
-      <w:r>
-        <w:t>grp.ldif</w:t>
-      </w:r>
-      <w:proofErr w:type="spellEnd"/>
+        <w:rPr>
+          <w:lang w:val="en-US"/>
+        </w:rPr>
+        <w:t>,dc=com -W -f grp.ldif</w:t>
+      </w:r>
     </w:p>
     <w:p>
       <w:r>
@@ -2492,56 +2007,29 @@
       </w:r>
     </w:p>
     <w:p>
-      <w:proofErr w:type="spellStart"/>
-      <w:r>
-        <w:t>ldapadd</w:t>
-      </w:r>
-      <w:proofErr w:type="spellEnd"/>
-      <w:r>
-        <w:t xml:space="preserve"> -x -D </w:t>
-      </w:r>
-      <w:proofErr w:type="spellStart"/>
-      <w:r>
-        <w:t>cn</w:t>
-      </w:r>
-      <w:proofErr w:type="spellEnd"/>
-      <w:r>
-        <w:t>=</w:t>
-      </w:r>
-      <w:proofErr w:type="spellStart"/>
-      <w:proofErr w:type="gramStart"/>
-      <w:r>
-        <w:t>admin,dc</w:t>
-      </w:r>
-      <w:proofErr w:type="spellEnd"/>
-      <w:proofErr w:type="gramEnd"/>
-      <w:r>
-        <w:t>=</w:t>
-      </w:r>
-      <w:proofErr w:type="spellStart"/>
-      <w:r>
+      <w:pPr>
+        <w:rPr>
+          <w:lang w:val="en-US"/>
+        </w:rPr>
+      </w:pPr>
+      <w:r>
+        <w:rPr>
+          <w:lang w:val="en-US"/>
+        </w:rPr>
+        <w:t>ldapadd -x -D cn=admin,dc=</w:t>
+      </w:r>
+      <w:r>
+        <w:rPr>
+          <w:lang w:val="en-US"/>
+        </w:rPr>
         <w:t>pablosg</w:t>
       </w:r>
       <w:r>
-        <w:t>,dc</w:t>
-      </w:r>
-      <w:proofErr w:type="spellEnd"/>
-      <w:r>
-        <w:t>=</w:t>
-      </w:r>
-      <w:proofErr w:type="spellStart"/>
-      <w:r>
-        <w:t>com</w:t>
-      </w:r>
-      <w:proofErr w:type="spellEnd"/>
-      <w:r>
-        <w:t xml:space="preserve"> -W -f </w:t>
-      </w:r>
-      <w:proofErr w:type="spellStart"/>
-      <w:r>
-        <w:t>usr.ldif</w:t>
-      </w:r>
-      <w:proofErr w:type="spellEnd"/>
+        <w:rPr>
+          <w:lang w:val="en-US"/>
+        </w:rPr>
+        <w:t>,dc=com -W -f usr.ldif</w:t>
+      </w:r>
     </w:p>
     <w:p>
       <w:r>
@@ -2587,15 +2075,7 @@
     </w:p>
     <w:p>
       <w:r>
-        <w:t xml:space="preserve">Con el comando </w:t>
-      </w:r>
-      <w:proofErr w:type="spellStart"/>
-      <w:r>
-        <w:t>slapcat</w:t>
-      </w:r>
-      <w:proofErr w:type="spellEnd"/>
-      <w:r>
-        <w:t xml:space="preserve"> se ve la información creada:</w:t>
+        <w:t>Con el comando slapcat se ve la información creada:</w:t>
       </w:r>
     </w:p>
     <w:p>
@@ -2690,7 +2170,7 @@
       <w:pPr>
         <w:pStyle w:val="Ttulo2"/>
       </w:pPr>
-      <w:bookmarkStart w:id="3" w:name="_Toc212619666"/>
+      <w:bookmarkStart w:id="3" w:name="_Toc213145624"/>
       <w:r>
         <w:t>1.2.- Configuración del cliente LDAP.</w:t>
       </w:r>
@@ -2708,37 +2188,8 @@
     </w:p>
     <w:p>
       <w:r>
-        <w:t xml:space="preserve">1.- Se instalan los paquetes: </w:t>
-      </w:r>
-      <w:proofErr w:type="spellStart"/>
-      <w:r>
-        <w:t>apt</w:t>
-      </w:r>
-      <w:proofErr w:type="spellEnd"/>
-      <w:r>
-        <w:t xml:space="preserve"> </w:t>
-      </w:r>
-      <w:proofErr w:type="spellStart"/>
-      <w:r>
-        <w:t>install</w:t>
-      </w:r>
-      <w:proofErr w:type="spellEnd"/>
-      <w:r>
-        <w:t xml:space="preserve"> </w:t>
-      </w:r>
-      <w:proofErr w:type="spellStart"/>
-      <w:r>
-        <w:t>libpam-ldapd</w:t>
-      </w:r>
-      <w:proofErr w:type="spellEnd"/>
-      <w:r>
-        <w:t xml:space="preserve"> </w:t>
-      </w:r>
-      <w:proofErr w:type="spellStart"/>
-      <w:r>
-        <w:t>libnss-ldapd</w:t>
-      </w:r>
-      <w:proofErr w:type="spellEnd"/>
+        <w:t>1.- Se instalan los paquetes: apt install libpam-ldapd libnss-ldapd</w:t>
+      </w:r>
     </w:p>
     <w:p>
       <w:r>
@@ -2789,15 +2240,12 @@
     </w:p>
     <w:p>
       <w:r>
-        <w:rPr>
-          <w:noProof/>
-        </w:rPr>
         <w:lastRenderedPageBreak/>
         <w:drawing>
-          <wp:inline distT="0" distB="0" distL="0" distR="0" wp14:anchorId="5A04B1DD" wp14:editId="6D80C23A">
-            <wp:extent cx="4659465" cy="1697987"/>
-            <wp:effectExtent l="0" t="0" r="8255" b="0"/>
-            <wp:docPr id="24" name="Imagen 24"/>
+          <wp:inline distT="0" distB="0" distL="0" distR="0" wp14:anchorId="57DE67E9" wp14:editId="11D1C42B">
+            <wp:extent cx="4610100" cy="3023345"/>
+            <wp:effectExtent l="0" t="0" r="0" b="5715"/>
+            <wp:docPr id="27" name="Imagen 27"/>
             <wp:cNvGraphicFramePr>
               <a:graphicFrameLocks xmlns:a="http://schemas.openxmlformats.org/drawingml/2006/main" noChangeAspect="1"/>
             </wp:cNvGraphicFramePr>
@@ -2817,7 +2265,7 @@
                   <pic:spPr>
                     <a:xfrm>
                       <a:off x="0" y="0"/>
-                      <a:ext cx="4676219" cy="1704092"/>
+                      <a:ext cx="4612744" cy="3025079"/>
                     </a:xfrm>
                     <a:prstGeom prst="rect">
                       <a:avLst/>
@@ -2881,9 +2329,9 @@
           <w:noProof/>
         </w:rPr>
         <w:drawing>
-          <wp:inline distT="0" distB="0" distL="0" distR="0" wp14:anchorId="5442F6D7" wp14:editId="318BD152">
-            <wp:extent cx="4683319" cy="2912989"/>
-            <wp:effectExtent l="0" t="0" r="3175" b="1905"/>
+          <wp:inline distT="0" distB="0" distL="0" distR="0" wp14:anchorId="5442F6D7" wp14:editId="067FB399">
+            <wp:extent cx="4181475" cy="2600846"/>
+            <wp:effectExtent l="0" t="0" r="0" b="9525"/>
             <wp:docPr id="30" name="Imagen 30"/>
             <wp:cNvGraphicFramePr>
               <a:graphicFrameLocks xmlns:a="http://schemas.openxmlformats.org/drawingml/2006/main" noChangeAspect="1"/>
@@ -2913,7 +2361,7 @@
                   <pic:spPr bwMode="auto">
                     <a:xfrm>
                       <a:off x="0" y="0"/>
-                      <a:ext cx="4693207" cy="2919140"/>
+                      <a:ext cx="4193543" cy="2608353"/>
                     </a:xfrm>
                     <a:prstGeom prst="rect">
                       <a:avLst/>
@@ -2936,27 +2384,9 @@
       </w:r>
     </w:p>
     <w:p>
-      <w:proofErr w:type="spellStart"/>
-      <w:r>
-        <w:t>gedit</w:t>
-      </w:r>
-      <w:proofErr w:type="spellEnd"/>
-      <w:r>
-        <w:t xml:space="preserve"> /</w:t>
-      </w:r>
-      <w:proofErr w:type="spellStart"/>
-      <w:r>
-        <w:t>etc</w:t>
-      </w:r>
-      <w:proofErr w:type="spellEnd"/>
-      <w:r>
-        <w:t>/</w:t>
-      </w:r>
-      <w:proofErr w:type="spellStart"/>
-      <w:r>
-        <w:t>nsswitch.conf</w:t>
-      </w:r>
-      <w:proofErr w:type="spellEnd"/>
+      <w:r>
+        <w:t>gedit /etc/nsswitch.conf</w:t>
+      </w:r>
     </w:p>
     <w:p>
       <w:r>
@@ -2965,14 +2395,12 @@
     </w:p>
     <w:p>
       <w:r>
-        <w:rPr>
-          <w:noProof/>
-        </w:rPr>
+        <w:lastRenderedPageBreak/>
         <w:drawing>
-          <wp:inline distT="0" distB="0" distL="0" distR="0" wp14:anchorId="32F85648" wp14:editId="6DBDD4C4">
-            <wp:extent cx="3530380" cy="1027066"/>
-            <wp:effectExtent l="0" t="0" r="0" b="1905"/>
-            <wp:docPr id="26" name="Imagen 26"/>
+          <wp:inline distT="0" distB="0" distL="0" distR="0" wp14:anchorId="5128BB35" wp14:editId="0C6FC5D2">
+            <wp:extent cx="5398060" cy="1733550"/>
+            <wp:effectExtent l="0" t="0" r="0" b="0"/>
+            <wp:docPr id="6" name="Imagen 6"/>
             <wp:cNvGraphicFramePr>
               <a:graphicFrameLocks xmlns:a="http://schemas.openxmlformats.org/drawingml/2006/main" noChangeAspect="1"/>
             </wp:cNvGraphicFramePr>
@@ -2992,7 +2420,7 @@
                   <pic:spPr>
                     <a:xfrm>
                       <a:off x="0" y="0"/>
-                      <a:ext cx="3541025" cy="1030163"/>
+                      <a:ext cx="5439590" cy="1746887"/>
                     </a:xfrm>
                     <a:prstGeom prst="rect">
                       <a:avLst/>
@@ -3007,61 +2435,13 @@
     </w:p>
     <w:p>
       <w:r>
-        <w:lastRenderedPageBreak/>
-        <w:t xml:space="preserve">3.- Con el comando sudo </w:t>
-      </w:r>
-      <w:proofErr w:type="spellStart"/>
-      <w:r>
-        <w:t>getent</w:t>
-      </w:r>
-      <w:proofErr w:type="spellEnd"/>
-      <w:r>
-        <w:t xml:space="preserve"> </w:t>
-      </w:r>
-      <w:proofErr w:type="spellStart"/>
-      <w:r>
-        <w:t>passwd</w:t>
-      </w:r>
-      <w:proofErr w:type="spellEnd"/>
-      <w:r>
-        <w:t xml:space="preserve"> se verán los usuarios, grupos, etc., registrados en el sistema.</w:t>
-      </w:r>
-    </w:p>
-    <w:p>
-      <w:r>
-        <w:t xml:space="preserve">4.- Para que se cree en el cliente la carpeta del usuario </w:t>
-      </w:r>
-      <w:proofErr w:type="spellStart"/>
-      <w:r>
-        <w:t>rrhh</w:t>
-      </w:r>
-      <w:proofErr w:type="spellEnd"/>
-      <w:r>
-        <w:t xml:space="preserve"> en home automáticamente la primera vez, es necesario añadir una línea al final del archivo /</w:t>
-      </w:r>
-      <w:proofErr w:type="spellStart"/>
-      <w:r>
-        <w:t>etc</w:t>
-      </w:r>
-      <w:proofErr w:type="spellEnd"/>
-      <w:r>
-        <w:t>/</w:t>
-      </w:r>
-      <w:proofErr w:type="spellStart"/>
-      <w:proofErr w:type="gramStart"/>
-      <w:r>
-        <w:t>pam.d</w:t>
-      </w:r>
-      <w:proofErr w:type="spellEnd"/>
-      <w:proofErr w:type="gramEnd"/>
-      <w:r>
-        <w:t>/</w:t>
-      </w:r>
-      <w:proofErr w:type="spellStart"/>
-      <w:r>
-        <w:t>common-session</w:t>
-      </w:r>
-      <w:proofErr w:type="spellEnd"/>
+        <w:t>3.- Con el comando sudo getent passwd se verán los usuarios, grupos, etc., registrados en el sistema.</w:t>
+      </w:r>
+    </w:p>
+    <w:p>
+      <w:r>
+        <w:t>4.- Para que se cree en el cliente la carpeta del usuario rrhh en home automáticamente la primera vez, es necesario añadir una línea al final del archivo /etc/pam.d/common-session</w:t>
+      </w:r>
     </w:p>
     <w:p>
       <w:r>
@@ -3069,10 +2449,10 @@
           <w:noProof/>
         </w:rPr>
         <w:drawing>
-          <wp:inline distT="0" distB="0" distL="0" distR="0" wp14:anchorId="416A1CCB" wp14:editId="515E0DD6">
-            <wp:extent cx="5400040" cy="4646930"/>
-            <wp:effectExtent l="0" t="0" r="0" b="1270"/>
-            <wp:docPr id="27" name="Imagen 27"/>
+          <wp:inline distT="0" distB="0" distL="0" distR="0" wp14:anchorId="0836787A" wp14:editId="4D93231D">
+            <wp:extent cx="5400041" cy="4543425"/>
+            <wp:effectExtent l="0" t="0" r="0" b="0"/>
+            <wp:docPr id="9" name="Imagen 9"/>
             <wp:cNvGraphicFramePr>
               <a:graphicFrameLocks xmlns:a="http://schemas.openxmlformats.org/drawingml/2006/main" noChangeAspect="1"/>
             </wp:cNvGraphicFramePr>
@@ -3092,7 +2472,7 @@
                   <pic:spPr>
                     <a:xfrm>
                       <a:off x="0" y="0"/>
-                      <a:ext cx="5400040" cy="4646930"/>
+                      <a:ext cx="5413813" cy="4555012"/>
                     </a:xfrm>
                     <a:prstGeom prst="rect">
                       <a:avLst/>
@@ -3104,42 +2484,22 @@
           </wp:inline>
         </w:drawing>
       </w:r>
-    </w:p>
-    <w:p>
-      <w:r>
-        <w:t xml:space="preserve">5.- Se reinicia el servicio </w:t>
-      </w:r>
-      <w:proofErr w:type="spellStart"/>
-      <w:r>
-        <w:t>nslcd</w:t>
-      </w:r>
-      <w:proofErr w:type="spellEnd"/>
-    </w:p>
-    <w:p>
-      <w:r>
-        <w:t xml:space="preserve">sudo </w:t>
-      </w:r>
-      <w:proofErr w:type="spellStart"/>
-      <w:r>
-        <w:t>service</w:t>
-      </w:r>
-      <w:proofErr w:type="spellEnd"/>
-      <w:r>
+      <w:r>
+        <w:rPr>
+          <w:noProof/>
+        </w:rPr>
         <w:t xml:space="preserve"> </w:t>
       </w:r>
-      <w:proofErr w:type="spellStart"/>
-      <w:r>
-        <w:t>nslcd</w:t>
-      </w:r>
-      <w:proofErr w:type="spellEnd"/>
-      <w:r>
-        <w:t xml:space="preserve"> </w:t>
-      </w:r>
-      <w:proofErr w:type="spellStart"/>
-      <w:r>
-        <w:t>restart</w:t>
-      </w:r>
-      <w:proofErr w:type="spellEnd"/>
+    </w:p>
+    <w:p>
+      <w:r>
+        <w:t>5.- Se reinicia el servicio nslcd</w:t>
+      </w:r>
+    </w:p>
+    <w:p>
+      <w:r>
+        <w:t>sudo service nslcd restart</w:t>
+      </w:r>
     </w:p>
     <w:p>
       <w:r>
@@ -3185,45 +2545,54 @@
     </w:p>
     <w:p>
       <w:r>
-        <w:t xml:space="preserve">Ya se puede entrar. Desde una ventana, como </w:t>
-      </w:r>
-      <w:proofErr w:type="spellStart"/>
-      <w:r>
-        <w:t>root</w:t>
-      </w:r>
-      <w:proofErr w:type="spellEnd"/>
-      <w:r>
-        <w:t xml:space="preserve"> hacemos:</w:t>
-      </w:r>
-    </w:p>
-    <w:p/>
-    <w:p>
-      <w:r>
-        <w:t xml:space="preserve">Se ha entrado usando </w:t>
-      </w:r>
-      <w:proofErr w:type="spellStart"/>
-      <w:r>
-        <w:t>ldap</w:t>
-      </w:r>
-      <w:proofErr w:type="spellEnd"/>
-      <w:r>
-        <w:t xml:space="preserve"> con nombre de usuario </w:t>
-      </w:r>
-      <w:proofErr w:type="spellStart"/>
-      <w:r>
-        <w:t>rrhh</w:t>
-      </w:r>
-      <w:proofErr w:type="spellEnd"/>
-      <w:r>
-        <w:t xml:space="preserve"> y contraseña </w:t>
-      </w:r>
-      <w:proofErr w:type="spellStart"/>
-      <w:r>
-        <w:t>rrhh</w:t>
-      </w:r>
-      <w:proofErr w:type="spellEnd"/>
-    </w:p>
-    <w:p/>
+        <w:lastRenderedPageBreak/>
+        <w:t>Ya se puede entrar. Desde una ventana, como root hacemos:</w:t>
+      </w:r>
+    </w:p>
+    <w:p>
+      <w:r>
+        <w:drawing>
+          <wp:inline distT="0" distB="0" distL="0" distR="0" wp14:anchorId="0325F50D" wp14:editId="345DA6DE">
+            <wp:extent cx="3276600" cy="3268508"/>
+            <wp:effectExtent l="0" t="0" r="0" b="8255"/>
+            <wp:docPr id="29" name="Imagen 29"/>
+            <wp:cNvGraphicFramePr>
+              <a:graphicFrameLocks xmlns:a="http://schemas.openxmlformats.org/drawingml/2006/main" noChangeAspect="1"/>
+            </wp:cNvGraphicFramePr>
+            <a:graphic xmlns:a="http://schemas.openxmlformats.org/drawingml/2006/main">
+              <a:graphicData uri="http://schemas.openxmlformats.org/drawingml/2006/picture">
+                <pic:pic xmlns:pic="http://schemas.openxmlformats.org/drawingml/2006/picture">
+                  <pic:nvPicPr>
+                    <pic:cNvPr id="1" name=""/>
+                    <pic:cNvPicPr/>
+                  </pic:nvPicPr>
+                  <pic:blipFill>
+                    <a:blip r:embed="rId35"/>
+                    <a:stretch>
+                      <a:fillRect/>
+                    </a:stretch>
+                  </pic:blipFill>
+                  <pic:spPr>
+                    <a:xfrm>
+                      <a:off x="0" y="0"/>
+                      <a:ext cx="3282811" cy="3274703"/>
+                    </a:xfrm>
+                    <a:prstGeom prst="rect">
+                      <a:avLst/>
+                    </a:prstGeom>
+                  </pic:spPr>
+                </pic:pic>
+              </a:graphicData>
+            </a:graphic>
+          </wp:inline>
+        </w:drawing>
+      </w:r>
+    </w:p>
+    <w:p>
+      <w:r>
+        <w:t>Se ha entrado usando ldap con nombre de usuario rrhh y contraseña rrhh</w:t>
+      </w:r>
+    </w:p>
     <w:p>
       <w:r>
         <w:t>B) El cliente se encuentra en distinta máquina que el servidor:</w:t>
@@ -3231,78 +2600,155 @@
     </w:p>
     <w:p>
       <w:r>
+        <w:t>Se hacen LOS MISMOS PASOS que en el apartado A) cambiando la ip 127.0.0.1 por la ip del ordenador servidor (en mi caso 192.168.100.20)</w:t>
+      </w:r>
+      <w:r>
+        <w:t xml:space="preserve"> </w:t>
+      </w:r>
+      <w:r>
+        <w:drawing>
+          <wp:inline distT="0" distB="0" distL="0" distR="0" wp14:anchorId="5C4FB168" wp14:editId="573E436A">
+            <wp:extent cx="2800350" cy="1710703"/>
+            <wp:effectExtent l="0" t="0" r="0" b="3810"/>
+            <wp:docPr id="31" name="Imagen 31"/>
+            <wp:cNvGraphicFramePr>
+              <a:graphicFrameLocks xmlns:a="http://schemas.openxmlformats.org/drawingml/2006/main" noChangeAspect="1"/>
+            </wp:cNvGraphicFramePr>
+            <a:graphic xmlns:a="http://schemas.openxmlformats.org/drawingml/2006/main">
+              <a:graphicData uri="http://schemas.openxmlformats.org/drawingml/2006/picture">
+                <pic:pic xmlns:pic="http://schemas.openxmlformats.org/drawingml/2006/picture">
+                  <pic:nvPicPr>
+                    <pic:cNvPr id="1" name=""/>
+                    <pic:cNvPicPr/>
+                  </pic:nvPicPr>
+                  <pic:blipFill>
+                    <a:blip r:embed="rId36"/>
+                    <a:stretch>
+                      <a:fillRect/>
+                    </a:stretch>
+                  </pic:blipFill>
+                  <pic:spPr>
+                    <a:xfrm>
+                      <a:off x="0" y="0"/>
+                      <a:ext cx="2819381" cy="1722329"/>
+                    </a:xfrm>
+                    <a:prstGeom prst="rect">
+                      <a:avLst/>
+                    </a:prstGeom>
+                  </pic:spPr>
+                </pic:pic>
+              </a:graphicData>
+            </a:graphic>
+          </wp:inline>
+        </w:drawing>
+      </w:r>
+    </w:p>
+    <w:p>
+      <w:pPr>
+        <w:rPr>
+          <w:rFonts w:eastAsiaTheme="majorEastAsia" w:cstheme="majorBidi"/>
+          <w:b/>
+          <w:sz w:val="28"/>
+          <w:szCs w:val="32"/>
+        </w:rPr>
+      </w:pPr>
+      <w:r>
+        <w:drawing>
+          <wp:anchor distT="0" distB="0" distL="114300" distR="114300" simplePos="0" relativeHeight="251658240" behindDoc="1" locked="0" layoutInCell="1" allowOverlap="1" wp14:anchorId="4980778B" wp14:editId="01B4ED27">
+            <wp:simplePos x="0" y="0"/>
+            <wp:positionH relativeFrom="column">
+              <wp:posOffset>2158365</wp:posOffset>
+            </wp:positionH>
+            <wp:positionV relativeFrom="paragraph">
+              <wp:posOffset>72390</wp:posOffset>
+            </wp:positionV>
+            <wp:extent cx="3771900" cy="2128520"/>
+            <wp:effectExtent l="0" t="0" r="0" b="5080"/>
+            <wp:wrapTight wrapText="bothSides">
+              <wp:wrapPolygon edited="0">
+                <wp:start x="0" y="0"/>
+                <wp:lineTo x="0" y="21458"/>
+                <wp:lineTo x="21491" y="21458"/>
+                <wp:lineTo x="21491" y="0"/>
+                <wp:lineTo x="0" y="0"/>
+              </wp:wrapPolygon>
+            </wp:wrapTight>
+            <wp:docPr id="32" name="Imagen 32"/>
+            <wp:cNvGraphicFramePr>
+              <a:graphicFrameLocks xmlns:a="http://schemas.openxmlformats.org/drawingml/2006/main" noChangeAspect="1"/>
+            </wp:cNvGraphicFramePr>
+            <a:graphic xmlns:a="http://schemas.openxmlformats.org/drawingml/2006/main">
+              <a:graphicData uri="http://schemas.openxmlformats.org/drawingml/2006/picture">
+                <pic:pic xmlns:pic="http://schemas.openxmlformats.org/drawingml/2006/picture">
+                  <pic:nvPicPr>
+                    <pic:cNvPr id="1" name=""/>
+                    <pic:cNvPicPr/>
+                  </pic:nvPicPr>
+                  <pic:blipFill>
+                    <a:blip r:embed="rId37">
+                      <a:extLst>
+                        <a:ext uri="{28A0092B-C50C-407E-A947-70E740481C1C}">
+                          <a14:useLocalDpi xmlns:a14="http://schemas.microsoft.com/office/drawing/2010/main" val="0"/>
+                        </a:ext>
+                      </a:extLst>
+                    </a:blip>
+                    <a:stretch>
+                      <a:fillRect/>
+                    </a:stretch>
+                  </pic:blipFill>
+                  <pic:spPr>
+                    <a:xfrm>
+                      <a:off x="0" y="0"/>
+                      <a:ext cx="3771900" cy="2128520"/>
+                    </a:xfrm>
+                    <a:prstGeom prst="rect">
+                      <a:avLst/>
+                    </a:prstGeom>
+                  </pic:spPr>
+                </pic:pic>
+              </a:graphicData>
+            </a:graphic>
+            <wp14:sizeRelH relativeFrom="margin">
+              <wp14:pctWidth>0</wp14:pctWidth>
+            </wp14:sizeRelH>
+            <wp14:sizeRelV relativeFrom="margin">
+              <wp14:pctHeight>0</wp14:pctHeight>
+            </wp14:sizeRelV>
+          </wp:anchor>
+        </w:drawing>
+      </w:r>
+      <w:r>
+        <w:br w:type="page"/>
+      </w:r>
+    </w:p>
+    <w:p>
+      <w:pPr>
+        <w:pStyle w:val="Ttulo1"/>
+      </w:pPr>
+      <w:bookmarkStart w:id="4" w:name="_Toc213145625"/>
+      <w:r>
         <w:lastRenderedPageBreak/>
-        <w:t xml:space="preserve">Se hacen LOS MISMOS PASOS que en el apartado A) cambiando la </w:t>
-      </w:r>
-      <w:proofErr w:type="spellStart"/>
-      <w:r>
-        <w:t>ip</w:t>
-      </w:r>
-      <w:proofErr w:type="spellEnd"/>
-      <w:r>
-        <w:t xml:space="preserve"> 127.0.0.1 por la </w:t>
-      </w:r>
-      <w:proofErr w:type="spellStart"/>
-      <w:r>
-        <w:t>ip</w:t>
-      </w:r>
-      <w:proofErr w:type="spellEnd"/>
-      <w:r>
-        <w:t xml:space="preserve"> del ordenador servidor (en mi caso 192.168.100.20)</w:t>
-      </w:r>
-    </w:p>
-    <w:p/>
-    <w:p>
-      <w:pPr>
-        <w:pStyle w:val="Ttulo1"/>
-      </w:pPr>
-      <w:bookmarkStart w:id="4" w:name="_Toc212619667"/>
-      <w:r>
         <w:t>2.- LDAP USANDO NFS</w:t>
       </w:r>
       <w:bookmarkEnd w:id="4"/>
     </w:p>
     <w:p>
       <w:r>
-        <w:t xml:space="preserve">Network File </w:t>
-      </w:r>
-      <w:proofErr w:type="spellStart"/>
-      <w:r>
-        <w:t>System</w:t>
-      </w:r>
-      <w:proofErr w:type="spellEnd"/>
-      <w:r>
-        <w:t xml:space="preserve"> (sistema de archivos de red), o NFS, es un protocolo de nivel de aplicación, según el Modelo OSI. Es utilizado para sistemas de archivos distribuido en un entorno de red de computadoras de área local. Posibilita que distintos sistemas conectados a una misma red accedan a ficheros remotos como si se tratara de locales.</w:t>
-      </w:r>
-    </w:p>
-    <w:p>
-      <w:r>
-        <w:t xml:space="preserve">Vamos a configurar </w:t>
-      </w:r>
-      <w:proofErr w:type="spellStart"/>
-      <w:r>
-        <w:t>Ldap</w:t>
-      </w:r>
-      <w:proofErr w:type="spellEnd"/>
-      <w:r>
-        <w:t xml:space="preserve"> usando NFS:</w:t>
+        <w:t>Network File System (sistema de archivos de red), o NFS, es un protocolo de nivel de aplicación, según el Modelo OSI. Es utilizado para sistemas de archivos distribuido en un entorno de red de computadoras de área local. Posibilita que distintos sistemas conectados a una misma red accedan a ficheros remotos como si se tratara de locales.</w:t>
+      </w:r>
+    </w:p>
+    <w:p>
+      <w:r>
+        <w:t>Vamos a configurar Ldap usando NFS:</w:t>
       </w:r>
     </w:p>
     <w:p>
       <w:pPr>
         <w:pStyle w:val="Ttulo2"/>
       </w:pPr>
-      <w:bookmarkStart w:id="5" w:name="_Toc212619668"/>
-      <w:r>
-        <w:t xml:space="preserve">2.1. CONFIGURACIÓN EN EL SERVIDOR (en mi caso la </w:t>
-      </w:r>
-      <w:proofErr w:type="spellStart"/>
-      <w:r>
-        <w:t>ip</w:t>
-      </w:r>
-      <w:proofErr w:type="spellEnd"/>
-      <w:r>
-        <w:t xml:space="preserve"> del servidor es 192.168.100.20)</w:t>
+      <w:bookmarkStart w:id="5" w:name="_Toc213145626"/>
+      <w:r>
+        <w:t>2.1. CONFIGURACIÓN EN EL SERVIDOR (en mi caso la ip del servidor es 192.168.100.20)</w:t>
       </w:r>
       <w:bookmarkEnd w:id="5"/>
     </w:p>
@@ -3315,52 +2761,67 @@
         </w:numPr>
       </w:pPr>
       <w:r>
-        <w:t xml:space="preserve">Instalamos </w:t>
-      </w:r>
-      <w:proofErr w:type="spellStart"/>
-      <w:r>
-        <w:t>nfs</w:t>
-      </w:r>
-      <w:proofErr w:type="spellEnd"/>
-      <w:r>
-        <w:t>:</w:t>
-      </w:r>
-    </w:p>
-    <w:p>
-      <w:r>
-        <w:t xml:space="preserve">sudo </w:t>
-      </w:r>
-      <w:proofErr w:type="spellStart"/>
-      <w:r>
-        <w:t>apt</w:t>
-      </w:r>
-      <w:proofErr w:type="spellEnd"/>
-      <w:r>
-        <w:t xml:space="preserve"> </w:t>
-      </w:r>
-      <w:proofErr w:type="spellStart"/>
-      <w:r>
-        <w:t>install</w:t>
-      </w:r>
-      <w:proofErr w:type="spellEnd"/>
-      <w:r>
-        <w:t xml:space="preserve"> </w:t>
-      </w:r>
-      <w:proofErr w:type="spellStart"/>
-      <w:r>
-        <w:t>nfs</w:t>
-      </w:r>
-      <w:proofErr w:type="spellEnd"/>
-      <w:r>
-        <w:t>-</w:t>
-      </w:r>
-      <w:proofErr w:type="spellStart"/>
-      <w:r>
-        <w:t>kernel</w:t>
-      </w:r>
-      <w:proofErr w:type="spellEnd"/>
-      <w:r>
-        <w:t>-server</w:t>
+        <w:t>Instalamos nfs:</w:t>
+      </w:r>
+    </w:p>
+    <w:p>
+      <w:pPr>
+        <w:rPr>
+          <w:lang w:val="en-US"/>
+        </w:rPr>
+      </w:pPr>
+      <w:r>
+        <w:rPr>
+          <w:lang w:val="en-US"/>
+        </w:rPr>
+        <w:t>sudo apt install nfs-kernel-server</w:t>
+      </w:r>
+    </w:p>
+    <w:p>
+      <w:pPr>
+        <w:rPr>
+          <w:lang w:val="en-US"/>
+        </w:rPr>
+      </w:pPr>
+      <w:r>
+        <w:rPr>
+          <w:lang w:val="en-US"/>
+        </w:rPr>
+        <w:drawing>
+          <wp:inline distT="0" distB="0" distL="0" distR="0" wp14:anchorId="733C1B19" wp14:editId="69E5A243">
+            <wp:extent cx="5400040" cy="166370"/>
+            <wp:effectExtent l="0" t="0" r="0" b="5080"/>
+            <wp:docPr id="33" name="Imagen 33"/>
+            <wp:cNvGraphicFramePr>
+              <a:graphicFrameLocks xmlns:a="http://schemas.openxmlformats.org/drawingml/2006/main" noChangeAspect="1"/>
+            </wp:cNvGraphicFramePr>
+            <a:graphic xmlns:a="http://schemas.openxmlformats.org/drawingml/2006/main">
+              <a:graphicData uri="http://schemas.openxmlformats.org/drawingml/2006/picture">
+                <pic:pic xmlns:pic="http://schemas.openxmlformats.org/drawingml/2006/picture">
+                  <pic:nvPicPr>
+                    <pic:cNvPr id="1" name=""/>
+                    <pic:cNvPicPr/>
+                  </pic:nvPicPr>
+                  <pic:blipFill>
+                    <a:blip r:embed="rId38"/>
+                    <a:stretch>
+                      <a:fillRect/>
+                    </a:stretch>
+                  </pic:blipFill>
+                  <pic:spPr>
+                    <a:xfrm>
+                      <a:off x="0" y="0"/>
+                      <a:ext cx="5400040" cy="166370"/>
+                    </a:xfrm>
+                    <a:prstGeom prst="rect">
+                      <a:avLst/>
+                    </a:prstGeom>
+                  </pic:spPr>
+                </pic:pic>
+              </a:graphicData>
+            </a:graphic>
+          </wp:inline>
+        </w:drawing>
       </w:r>
     </w:p>
     <w:p>
@@ -3377,49 +2838,68 @@
     </w:p>
     <w:p>
       <w:r>
-        <w:t xml:space="preserve">sudo </w:t>
-      </w:r>
-      <w:proofErr w:type="spellStart"/>
-      <w:r>
-        <w:t>mkdir</w:t>
-      </w:r>
-      <w:proofErr w:type="spellEnd"/>
-      <w:r>
-        <w:t xml:space="preserve"> /home/</w:t>
-      </w:r>
-      <w:proofErr w:type="spellStart"/>
-      <w:r>
-        <w:t>nfs</w:t>
-      </w:r>
-      <w:proofErr w:type="spellEnd"/>
-    </w:p>
-    <w:p>
-      <w:r>
-        <w:t xml:space="preserve">sudo </w:t>
-      </w:r>
-      <w:proofErr w:type="spellStart"/>
-      <w:r>
-        <w:t>chown</w:t>
-      </w:r>
-      <w:proofErr w:type="spellEnd"/>
-      <w:r>
-        <w:t xml:space="preserve"> </w:t>
-      </w:r>
-      <w:proofErr w:type="spellStart"/>
-      <w:proofErr w:type="gramStart"/>
-      <w:r>
-        <w:t>nobody:nogroup</w:t>
-      </w:r>
-      <w:proofErr w:type="spellEnd"/>
-      <w:proofErr w:type="gramEnd"/>
-      <w:r>
-        <w:t xml:space="preserve"> /home/</w:t>
-      </w:r>
-      <w:proofErr w:type="spellStart"/>
-      <w:r>
-        <w:t>nfs</w:t>
-      </w:r>
-      <w:proofErr w:type="spellEnd"/>
+        <w:t>sudo mkdir /home/nfs</w:t>
+      </w:r>
+    </w:p>
+    <w:p>
+      <w:pPr>
+        <w:rPr>
+          <w:lang w:val="en-US"/>
+        </w:rPr>
+      </w:pPr>
+      <w:r>
+        <w:rPr>
+          <w:lang w:val="en-US"/>
+        </w:rPr>
+        <w:t>sudo chown nobody:nogroup /home/nfs</w:t>
+      </w:r>
+    </w:p>
+    <w:p>
+      <w:pPr>
+        <w:rPr>
+          <w:lang w:val="en-US"/>
+        </w:rPr>
+      </w:pPr>
+      <w:r>
+        <w:rPr>
+          <w:lang w:val="en-US"/>
+        </w:rPr>
+        <w:drawing>
+          <wp:inline distT="0" distB="0" distL="0" distR="0" wp14:anchorId="2214C7CF" wp14:editId="1C4E4925">
+            <wp:extent cx="5400040" cy="266700"/>
+            <wp:effectExtent l="0" t="0" r="0" b="0"/>
+            <wp:docPr id="34" name="Imagen 34"/>
+            <wp:cNvGraphicFramePr>
+              <a:graphicFrameLocks xmlns:a="http://schemas.openxmlformats.org/drawingml/2006/main" noChangeAspect="1"/>
+            </wp:cNvGraphicFramePr>
+            <a:graphic xmlns:a="http://schemas.openxmlformats.org/drawingml/2006/main">
+              <a:graphicData uri="http://schemas.openxmlformats.org/drawingml/2006/picture">
+                <pic:pic xmlns:pic="http://schemas.openxmlformats.org/drawingml/2006/picture">
+                  <pic:nvPicPr>
+                    <pic:cNvPr id="1" name=""/>
+                    <pic:cNvPicPr/>
+                  </pic:nvPicPr>
+                  <pic:blipFill>
+                    <a:blip r:embed="rId39"/>
+                    <a:stretch>
+                      <a:fillRect/>
+                    </a:stretch>
+                  </pic:blipFill>
+                  <pic:spPr>
+                    <a:xfrm>
+                      <a:off x="0" y="0"/>
+                      <a:ext cx="5400040" cy="266700"/>
+                    </a:xfrm>
+                    <a:prstGeom prst="rect">
+                      <a:avLst/>
+                    </a:prstGeom>
+                  </pic:spPr>
+                </pic:pic>
+              </a:graphicData>
+            </a:graphic>
+          </wp:inline>
+        </w:drawing>
+      </w:r>
     </w:p>
     <w:p>
       <w:pPr>
@@ -3430,78 +2910,66 @@
         </w:numPr>
       </w:pPr>
       <w:r>
-        <w:t xml:space="preserve">sudo </w:t>
-      </w:r>
-      <w:proofErr w:type="spellStart"/>
-      <w:r>
-        <w:t>gedit</w:t>
-      </w:r>
-      <w:proofErr w:type="spellEnd"/>
-      <w:r>
-        <w:t xml:space="preserve"> /</w:t>
-      </w:r>
-      <w:proofErr w:type="spellStart"/>
-      <w:r>
-        <w:t>etc</w:t>
-      </w:r>
-      <w:proofErr w:type="spellEnd"/>
-      <w:r>
-        <w:t>/</w:t>
-      </w:r>
-      <w:proofErr w:type="spellStart"/>
-      <w:r>
-        <w:t>exports</w:t>
-      </w:r>
-      <w:proofErr w:type="spellEnd"/>
-    </w:p>
-    <w:p>
-      <w:r>
-        <w:t xml:space="preserve">Ponemos al final en una línea nueva que hace que </w:t>
-      </w:r>
-      <w:proofErr w:type="spellStart"/>
-      <w:r>
-        <w:t>nfs</w:t>
-      </w:r>
-      <w:proofErr w:type="spellEnd"/>
-      <w:r>
-        <w:t xml:space="preserve"> comparta la carpeta /home/</w:t>
-      </w:r>
-      <w:proofErr w:type="spellStart"/>
-      <w:r>
-        <w:t>nfs</w:t>
-      </w:r>
-      <w:proofErr w:type="spellEnd"/>
-      <w:r>
-        <w:t xml:space="preserve"> con todos los usuarios de la red</w:t>
-      </w:r>
-    </w:p>
-    <w:p>
-      <w:r>
-        <w:t>/home/</w:t>
-      </w:r>
-      <w:proofErr w:type="spellStart"/>
-      <w:r>
-        <w:t>nfs</w:t>
-      </w:r>
-      <w:proofErr w:type="spellEnd"/>
-      <w:r>
-        <w:t>/ *(</w:t>
-      </w:r>
-      <w:proofErr w:type="spellStart"/>
-      <w:proofErr w:type="gramStart"/>
-      <w:r>
-        <w:t>rw,sync</w:t>
-      </w:r>
-      <w:proofErr w:type="gramEnd"/>
-      <w:r>
-        <w:t>,fsid</w:t>
-      </w:r>
-      <w:proofErr w:type="spellEnd"/>
-      <w:r>
-        <w:t>=0,subtree_check)</w:t>
-      </w:r>
-    </w:p>
-    <w:p/>
+        <w:t>sudo gedit /etc/exports</w:t>
+      </w:r>
+    </w:p>
+    <w:p>
+      <w:r>
+        <w:t>Ponemos al final en una línea nueva que hace que nfs comparta la carpeta /home/nfs con todos los usuarios de la red</w:t>
+      </w:r>
+    </w:p>
+    <w:p>
+      <w:pPr>
+        <w:rPr>
+          <w:lang w:val="en-US"/>
+        </w:rPr>
+      </w:pPr>
+      <w:r>
+        <w:rPr>
+          <w:lang w:val="en-US"/>
+        </w:rPr>
+        <w:t>/home/nfs/ *(rw,sync,fsid=0,subtree_check)</w:t>
+      </w:r>
+    </w:p>
+    <w:p>
+      <w:r>
+        <w:drawing>
+          <wp:inline distT="0" distB="0" distL="0" distR="0" wp14:anchorId="7ADA158A" wp14:editId="68289C3A">
+            <wp:extent cx="5400040" cy="1725295"/>
+            <wp:effectExtent l="0" t="0" r="0" b="8255"/>
+            <wp:docPr id="35" name="Imagen 35"/>
+            <wp:cNvGraphicFramePr>
+              <a:graphicFrameLocks xmlns:a="http://schemas.openxmlformats.org/drawingml/2006/main" noChangeAspect="1"/>
+            </wp:cNvGraphicFramePr>
+            <a:graphic xmlns:a="http://schemas.openxmlformats.org/drawingml/2006/main">
+              <a:graphicData uri="http://schemas.openxmlformats.org/drawingml/2006/picture">
+                <pic:pic xmlns:pic="http://schemas.openxmlformats.org/drawingml/2006/picture">
+                  <pic:nvPicPr>
+                    <pic:cNvPr id="1" name=""/>
+                    <pic:cNvPicPr/>
+                  </pic:nvPicPr>
+                  <pic:blipFill>
+                    <a:blip r:embed="rId40"/>
+                    <a:stretch>
+                      <a:fillRect/>
+                    </a:stretch>
+                  </pic:blipFill>
+                  <pic:spPr>
+                    <a:xfrm>
+                      <a:off x="0" y="0"/>
+                      <a:ext cx="5400040" cy="1725295"/>
+                    </a:xfrm>
+                    <a:prstGeom prst="rect">
+                      <a:avLst/>
+                    </a:prstGeom>
+                  </pic:spPr>
+                </pic:pic>
+              </a:graphicData>
+            </a:graphic>
+          </wp:inline>
+        </w:drawing>
+      </w:r>
+    </w:p>
     <w:p>
       <w:r>
         <w:t>Se guarda y nos salimos del editor.</w:t>
@@ -3516,47 +2984,52 @@
         </w:numPr>
       </w:pPr>
       <w:r>
-        <w:t xml:space="preserve">Se reinicia el servidor </w:t>
-      </w:r>
-      <w:proofErr w:type="spellStart"/>
-      <w:r>
-        <w:t>nfs</w:t>
-      </w:r>
-      <w:proofErr w:type="spellEnd"/>
-      <w:r>
-        <w:t>:</w:t>
-      </w:r>
-    </w:p>
-    <w:p>
-      <w:proofErr w:type="spellStart"/>
-      <w:r>
-        <w:t>service</w:t>
-      </w:r>
-      <w:proofErr w:type="spellEnd"/>
-      <w:r>
-        <w:t xml:space="preserve"> </w:t>
-      </w:r>
-      <w:proofErr w:type="spellStart"/>
-      <w:r>
-        <w:t>nfs</w:t>
-      </w:r>
-      <w:proofErr w:type="spellEnd"/>
-      <w:r>
-        <w:t>-</w:t>
-      </w:r>
-      <w:proofErr w:type="spellStart"/>
-      <w:r>
-        <w:t>kernel</w:t>
-      </w:r>
-      <w:proofErr w:type="spellEnd"/>
-      <w:r>
-        <w:t xml:space="preserve">-server </w:t>
-      </w:r>
-      <w:proofErr w:type="spellStart"/>
-      <w:r>
-        <w:t>restart</w:t>
-      </w:r>
-      <w:proofErr w:type="spellEnd"/>
+        <w:t>Se reinicia el servidor nfs:</w:t>
+      </w:r>
+    </w:p>
+    <w:p>
+      <w:r>
+        <w:t>service nfs-kernel-server restart</w:t>
+      </w:r>
+    </w:p>
+    <w:p>
+      <w:r>
+        <w:drawing>
+          <wp:inline distT="0" distB="0" distL="0" distR="0" wp14:anchorId="62301CA4" wp14:editId="2FC53ED2">
+            <wp:extent cx="5400040" cy="152400"/>
+            <wp:effectExtent l="0" t="0" r="0" b="0"/>
+            <wp:docPr id="36" name="Imagen 36"/>
+            <wp:cNvGraphicFramePr>
+              <a:graphicFrameLocks xmlns:a="http://schemas.openxmlformats.org/drawingml/2006/main" noChangeAspect="1"/>
+            </wp:cNvGraphicFramePr>
+            <a:graphic xmlns:a="http://schemas.openxmlformats.org/drawingml/2006/main">
+              <a:graphicData uri="http://schemas.openxmlformats.org/drawingml/2006/picture">
+                <pic:pic xmlns:pic="http://schemas.openxmlformats.org/drawingml/2006/picture">
+                  <pic:nvPicPr>
+                    <pic:cNvPr id="1" name=""/>
+                    <pic:cNvPicPr/>
+                  </pic:nvPicPr>
+                  <pic:blipFill>
+                    <a:blip r:embed="rId41"/>
+                    <a:stretch>
+                      <a:fillRect/>
+                    </a:stretch>
+                  </pic:blipFill>
+                  <pic:spPr>
+                    <a:xfrm>
+                      <a:off x="0" y="0"/>
+                      <a:ext cx="5400040" cy="152400"/>
+                    </a:xfrm>
+                    <a:prstGeom prst="rect">
+                      <a:avLst/>
+                    </a:prstGeom>
+                  </pic:spPr>
+                </pic:pic>
+              </a:graphicData>
+            </a:graphic>
+          </wp:inline>
+        </w:drawing>
+      </w:r>
     </w:p>
     <w:p>
       <w:pPr>
@@ -3567,138 +3040,101 @@
         </w:numPr>
       </w:pPr>
       <w:r>
-        <w:t xml:space="preserve">Se modifica la carpeta de perfil para usuario </w:t>
-      </w:r>
-      <w:proofErr w:type="spellStart"/>
-      <w:r>
-        <w:t>ldap</w:t>
-      </w:r>
-      <w:proofErr w:type="spellEnd"/>
-      <w:r>
-        <w:t xml:space="preserve"> (la propiedad </w:t>
-      </w:r>
-      <w:proofErr w:type="spellStart"/>
-      <w:r>
-        <w:t>homeDirectory</w:t>
-      </w:r>
-      <w:proofErr w:type="spellEnd"/>
-      <w:r>
-        <w:t xml:space="preserve">). Para ello se crea el archivo </w:t>
-      </w:r>
-      <w:proofErr w:type="spellStart"/>
-      <w:proofErr w:type="gramStart"/>
-      <w:r>
-        <w:t>modifica.ldif</w:t>
-      </w:r>
-      <w:proofErr w:type="spellEnd"/>
-      <w:proofErr w:type="gramEnd"/>
-      <w:r>
-        <w:t xml:space="preserve"> con esta información para el usuario rrhh@ejemplo.com</w:t>
-      </w:r>
-    </w:p>
-    <w:p>
-      <w:proofErr w:type="spellStart"/>
-      <w:r>
-        <w:t>dn</w:t>
-      </w:r>
-      <w:proofErr w:type="spellEnd"/>
-      <w:r>
-        <w:t xml:space="preserve">: </w:t>
-      </w:r>
-      <w:proofErr w:type="spellStart"/>
-      <w:r>
-        <w:t>uid</w:t>
-      </w:r>
-      <w:proofErr w:type="spellEnd"/>
-      <w:r>
-        <w:t>=</w:t>
-      </w:r>
-      <w:proofErr w:type="spellStart"/>
-      <w:proofErr w:type="gramStart"/>
-      <w:r>
-        <w:t>rrhh,ou</w:t>
-      </w:r>
-      <w:proofErr w:type="spellEnd"/>
-      <w:proofErr w:type="gramEnd"/>
-      <w:r>
-        <w:t>=</w:t>
-      </w:r>
-      <w:proofErr w:type="spellStart"/>
-      <w:r>
-        <w:t>informatica,dc</w:t>
-      </w:r>
-      <w:proofErr w:type="spellEnd"/>
-      <w:r>
-        <w:t xml:space="preserve">=ejemplo, </w:t>
-      </w:r>
-      <w:proofErr w:type="spellStart"/>
-      <w:r>
-        <w:t>dc</w:t>
-      </w:r>
-      <w:proofErr w:type="spellEnd"/>
-      <w:r>
-        <w:t>=</w:t>
-      </w:r>
-      <w:proofErr w:type="spellStart"/>
-      <w:r>
-        <w:t>com</w:t>
-      </w:r>
-      <w:proofErr w:type="spellEnd"/>
-    </w:p>
-    <w:p>
-      <w:proofErr w:type="spellStart"/>
-      <w:r>
-        <w:t>changetype</w:t>
-      </w:r>
-      <w:proofErr w:type="spellEnd"/>
-      <w:r>
-        <w:t xml:space="preserve">: </w:t>
-      </w:r>
-      <w:proofErr w:type="spellStart"/>
-      <w:r>
-        <w:t>modify</w:t>
-      </w:r>
-      <w:proofErr w:type="spellEnd"/>
-    </w:p>
-    <w:p>
-      <w:proofErr w:type="spellStart"/>
-      <w:r>
-        <w:t>replace</w:t>
-      </w:r>
-      <w:proofErr w:type="spellEnd"/>
-      <w:r>
-        <w:t xml:space="preserve">: </w:t>
-      </w:r>
-      <w:proofErr w:type="spellStart"/>
-      <w:r>
-        <w:t>homeDirectory</w:t>
-      </w:r>
-      <w:proofErr w:type="spellEnd"/>
-    </w:p>
-    <w:p>
-      <w:proofErr w:type="spellStart"/>
-      <w:r>
-        <w:t>homeDirectory</w:t>
-      </w:r>
-      <w:proofErr w:type="spellEnd"/>
-      <w:r>
-        <w:t>: /home/</w:t>
-      </w:r>
-      <w:proofErr w:type="spellStart"/>
-      <w:r>
-        <w:t>nfs</w:t>
-      </w:r>
-      <w:proofErr w:type="spellEnd"/>
-      <w:r>
-        <w:t>/</w:t>
-      </w:r>
-      <w:proofErr w:type="spellStart"/>
-      <w:r>
-        <w:t>rrhh</w:t>
-      </w:r>
-      <w:proofErr w:type="spellEnd"/>
-    </w:p>
-    <w:p/>
+        <w:lastRenderedPageBreak/>
+        <w:t>Se modifica la carpeta de perfil para usuario ldap (la propiedad homeDirectory). Para ello se crea el archivo modifica.ldif con esta información para el usuario rrhh@ejemplo.com</w:t>
+      </w:r>
+    </w:p>
+    <w:p>
+      <w:r>
+        <w:t>dn: uid=rrhh,ou=informatica,dc=ejemplo, dc=com</w:t>
+      </w:r>
+    </w:p>
+    <w:p>
+      <w:pPr>
+        <w:rPr>
+          <w:lang w:val="en-US"/>
+        </w:rPr>
+      </w:pPr>
+      <w:r>
+        <w:rPr>
+          <w:lang w:val="en-US"/>
+        </w:rPr>
+        <w:t>changetype: modify</w:t>
+      </w:r>
+    </w:p>
+    <w:p>
+      <w:pPr>
+        <w:rPr>
+          <w:lang w:val="en-US"/>
+        </w:rPr>
+      </w:pPr>
+      <w:r>
+        <w:rPr>
+          <w:lang w:val="en-US"/>
+        </w:rPr>
+        <w:t>replace: homeDirectory</w:t>
+      </w:r>
+    </w:p>
+    <w:p>
+      <w:pPr>
+        <w:rPr>
+          <w:lang w:val="en-US"/>
+        </w:rPr>
+      </w:pPr>
+      <w:r>
+        <w:rPr>
+          <w:lang w:val="en-US"/>
+        </w:rPr>
+        <w:t>homeDirectory: /home/nfs/rrhh</w:t>
+      </w:r>
+    </w:p>
+    <w:p>
+      <w:pPr>
+        <w:rPr>
+          <w:lang w:val="en-US"/>
+        </w:rPr>
+      </w:pPr>
+      <w:r>
+        <w:rPr>
+          <w:lang w:val="en-US"/>
+        </w:rPr>
+        <w:drawing>
+          <wp:inline distT="0" distB="0" distL="0" distR="0" wp14:anchorId="7F7AB281" wp14:editId="211EF7E0">
+            <wp:extent cx="5249008" cy="1076475"/>
+            <wp:effectExtent l="0" t="0" r="8890" b="9525"/>
+            <wp:docPr id="37" name="Imagen 37"/>
+            <wp:cNvGraphicFramePr>
+              <a:graphicFrameLocks xmlns:a="http://schemas.openxmlformats.org/drawingml/2006/main" noChangeAspect="1"/>
+            </wp:cNvGraphicFramePr>
+            <a:graphic xmlns:a="http://schemas.openxmlformats.org/drawingml/2006/main">
+              <a:graphicData uri="http://schemas.openxmlformats.org/drawingml/2006/picture">
+                <pic:pic xmlns:pic="http://schemas.openxmlformats.org/drawingml/2006/picture">
+                  <pic:nvPicPr>
+                    <pic:cNvPr id="1" name=""/>
+                    <pic:cNvPicPr/>
+                  </pic:nvPicPr>
+                  <pic:blipFill>
+                    <a:blip r:embed="rId42"/>
+                    <a:stretch>
+                      <a:fillRect/>
+                    </a:stretch>
+                  </pic:blipFill>
+                  <pic:spPr>
+                    <a:xfrm>
+                      <a:off x="0" y="0"/>
+                      <a:ext cx="5249008" cy="1076475"/>
+                    </a:xfrm>
+                    <a:prstGeom prst="rect">
+                      <a:avLst/>
+                    </a:prstGeom>
+                  </pic:spPr>
+                </pic:pic>
+              </a:graphicData>
+            </a:graphic>
+          </wp:inline>
+        </w:drawing>
+      </w:r>
+    </w:p>
     <w:p>
       <w:pPr>
         <w:pStyle w:val="Prrafodelista"/>
@@ -3712,116 +3148,73 @@
       </w:r>
     </w:p>
     <w:p>
-      <w:proofErr w:type="spellStart"/>
-      <w:r>
-        <w:t>ldapmodify</w:t>
-      </w:r>
-      <w:proofErr w:type="spellEnd"/>
-      <w:r>
-        <w:t xml:space="preserve"> -x -D </w:t>
-      </w:r>
-      <w:proofErr w:type="spellStart"/>
-      <w:r>
-        <w:t>cn</w:t>
-      </w:r>
-      <w:proofErr w:type="spellEnd"/>
-      <w:r>
-        <w:t>=</w:t>
-      </w:r>
-      <w:proofErr w:type="spellStart"/>
-      <w:proofErr w:type="gramStart"/>
-      <w:r>
-        <w:t>admin,dc</w:t>
-      </w:r>
-      <w:proofErr w:type="spellEnd"/>
-      <w:proofErr w:type="gramEnd"/>
-      <w:r>
-        <w:t>=</w:t>
-      </w:r>
-      <w:proofErr w:type="spellStart"/>
-      <w:r>
-        <w:t>ejemplo,dc</w:t>
-      </w:r>
-      <w:proofErr w:type="spellEnd"/>
-      <w:r>
-        <w:t>=</w:t>
-      </w:r>
-      <w:proofErr w:type="spellStart"/>
-      <w:r>
-        <w:t>com</w:t>
-      </w:r>
-      <w:proofErr w:type="spellEnd"/>
-      <w:r>
-        <w:t xml:space="preserve"> -W -f </w:t>
-      </w:r>
-      <w:proofErr w:type="spellStart"/>
-      <w:r>
-        <w:t>modifica.ldif</w:t>
-      </w:r>
-      <w:proofErr w:type="spellEnd"/>
+      <w:r>
+        <w:t>ldapmodify -x -D cn=admin,dc=ejemplo,dc=com -W -f modifica.ldif</w:t>
+      </w:r>
     </w:p>
     <w:p>
       <w:r>
         <w:t>Sale:</w:t>
       </w:r>
-    </w:p>
-    <w:p>
-      <w:r>
-        <w:t xml:space="preserve">Ahora cuando entre el usuario </w:t>
-      </w:r>
-      <w:proofErr w:type="spellStart"/>
-      <w:r>
-        <w:t>rrhh</w:t>
-      </w:r>
-      <w:proofErr w:type="spellEnd"/>
-      <w:r>
-        <w:t xml:space="preserve"> en su ordenador usando </w:t>
-      </w:r>
-      <w:proofErr w:type="spellStart"/>
-      <w:r>
-        <w:t>ldap</w:t>
-      </w:r>
-      <w:proofErr w:type="spellEnd"/>
-      <w:r>
-        <w:t>, tendrá una carpeta en el ordenador remoto que usará como si fuese local (/home/</w:t>
-      </w:r>
-      <w:proofErr w:type="spellStart"/>
-      <w:r>
-        <w:t>nfs</w:t>
-      </w:r>
-      <w:proofErr w:type="spellEnd"/>
-      <w:r>
-        <w:t>/</w:t>
-      </w:r>
-      <w:proofErr w:type="spellStart"/>
-      <w:r>
-        <w:t>rrhh</w:t>
-      </w:r>
-      <w:proofErr w:type="spellEnd"/>
-      <w:r>
-        <w:t xml:space="preserve">). La primera vez que entre se creará la carpeta </w:t>
-      </w:r>
-      <w:proofErr w:type="spellStart"/>
-      <w:r>
-        <w:t>rrhh</w:t>
-      </w:r>
-      <w:proofErr w:type="spellEnd"/>
+      <w:r>
+        <w:t xml:space="preserve"> </w:t>
+      </w:r>
+      <w:r>
+        <w:drawing>
+          <wp:inline distT="0" distB="0" distL="0" distR="0" wp14:anchorId="2D29C007" wp14:editId="73D4C74D">
+            <wp:extent cx="5400040" cy="325755"/>
+            <wp:effectExtent l="0" t="0" r="0" b="0"/>
+            <wp:docPr id="38" name="Imagen 38"/>
+            <wp:cNvGraphicFramePr>
+              <a:graphicFrameLocks xmlns:a="http://schemas.openxmlformats.org/drawingml/2006/main" noChangeAspect="1"/>
+            </wp:cNvGraphicFramePr>
+            <a:graphic xmlns:a="http://schemas.openxmlformats.org/drawingml/2006/main">
+              <a:graphicData uri="http://schemas.openxmlformats.org/drawingml/2006/picture">
+                <pic:pic xmlns:pic="http://schemas.openxmlformats.org/drawingml/2006/picture">
+                  <pic:nvPicPr>
+                    <pic:cNvPr id="1" name=""/>
+                    <pic:cNvPicPr/>
+                  </pic:nvPicPr>
+                  <pic:blipFill>
+                    <a:blip r:embed="rId43"/>
+                    <a:stretch>
+                      <a:fillRect/>
+                    </a:stretch>
+                  </pic:blipFill>
+                  <pic:spPr>
+                    <a:xfrm>
+                      <a:off x="0" y="0"/>
+                      <a:ext cx="5400040" cy="325755"/>
+                    </a:xfrm>
+                    <a:prstGeom prst="rect">
+                      <a:avLst/>
+                    </a:prstGeom>
+                  </pic:spPr>
+                </pic:pic>
+              </a:graphicData>
+            </a:graphic>
+          </wp:inline>
+        </w:drawing>
+      </w:r>
+    </w:p>
+    <w:p>
+      <w:r>
+        <w:t>Ahora cuando entre el usuario rrhh en su ordenador usando ldap, tendrá una carpeta en el ordenador remoto que usará como si fuese local (/home/nfs/rrhh). La primera vez que entre se creará la carpeta rrhh</w:t>
+      </w:r>
+    </w:p>
+    <w:p>
+      <w:r>
+        <w:br w:type="page"/>
+      </w:r>
     </w:p>
     <w:p>
       <w:pPr>
         <w:pStyle w:val="Ttulo2"/>
       </w:pPr>
-      <w:bookmarkStart w:id="6" w:name="_Toc212619669"/>
-      <w:r>
-        <w:t xml:space="preserve">2.2 CONFIGURACIÓN EN EL CLIENTE (en mi caso la </w:t>
-      </w:r>
-      <w:proofErr w:type="spellStart"/>
-      <w:r>
-        <w:t>ip</w:t>
-      </w:r>
-      <w:proofErr w:type="spellEnd"/>
-      <w:r>
-        <w:t xml:space="preserve"> del cliente es 192.168.100.21)</w:t>
+      <w:bookmarkStart w:id="6" w:name="_Toc213145627"/>
+      <w:r>
+        <w:lastRenderedPageBreak/>
+        <w:t>2.2 CONFIGURACIÓN EN EL CLIENTE (en mi caso la ip del cliente es 192.168.100.21)</w:t>
       </w:r>
       <w:bookmarkEnd w:id="6"/>
     </w:p>
@@ -3834,52 +3227,67 @@
         </w:numPr>
       </w:pPr>
       <w:r>
-        <w:t xml:space="preserve">Instalamos </w:t>
-      </w:r>
-      <w:proofErr w:type="spellStart"/>
-      <w:r>
-        <w:t>nfs</w:t>
-      </w:r>
-      <w:proofErr w:type="spellEnd"/>
-      <w:r>
-        <w:t>:</w:t>
-      </w:r>
-    </w:p>
-    <w:p>
-      <w:r>
-        <w:t xml:space="preserve">sudo </w:t>
-      </w:r>
-      <w:proofErr w:type="spellStart"/>
-      <w:r>
-        <w:t>apt</w:t>
-      </w:r>
-      <w:proofErr w:type="spellEnd"/>
-      <w:r>
-        <w:t xml:space="preserve"> </w:t>
-      </w:r>
-      <w:proofErr w:type="spellStart"/>
-      <w:r>
-        <w:t>install</w:t>
-      </w:r>
-      <w:proofErr w:type="spellEnd"/>
-      <w:r>
-        <w:t xml:space="preserve"> </w:t>
-      </w:r>
-      <w:proofErr w:type="spellStart"/>
-      <w:r>
-        <w:t>nfs</w:t>
-      </w:r>
-      <w:proofErr w:type="spellEnd"/>
-      <w:r>
-        <w:t>-</w:t>
-      </w:r>
-      <w:proofErr w:type="spellStart"/>
-      <w:r>
-        <w:t>kernel</w:t>
-      </w:r>
-      <w:proofErr w:type="spellEnd"/>
-      <w:r>
-        <w:t>-server</w:t>
+        <w:t>Instalamos nfs:</w:t>
+      </w:r>
+    </w:p>
+    <w:p>
+      <w:pPr>
+        <w:rPr>
+          <w:lang w:val="en-US"/>
+        </w:rPr>
+      </w:pPr>
+      <w:r>
+        <w:rPr>
+          <w:lang w:val="en-US"/>
+        </w:rPr>
+        <w:t>sudo apt install nfs-kernel-server</w:t>
+      </w:r>
+    </w:p>
+    <w:p>
+      <w:pPr>
+        <w:rPr>
+          <w:lang w:val="en-US"/>
+        </w:rPr>
+      </w:pPr>
+      <w:r>
+        <w:rPr>
+          <w:lang w:val="en-US"/>
+        </w:rPr>
+        <w:drawing>
+          <wp:inline distT="0" distB="0" distL="0" distR="0" wp14:anchorId="001F7186" wp14:editId="3ACABD37">
+            <wp:extent cx="5400040" cy="131445"/>
+            <wp:effectExtent l="0" t="0" r="0" b="1905"/>
+            <wp:docPr id="40" name="Imagen 40"/>
+            <wp:cNvGraphicFramePr>
+              <a:graphicFrameLocks xmlns:a="http://schemas.openxmlformats.org/drawingml/2006/main" noChangeAspect="1"/>
+            </wp:cNvGraphicFramePr>
+            <a:graphic xmlns:a="http://schemas.openxmlformats.org/drawingml/2006/main">
+              <a:graphicData uri="http://schemas.openxmlformats.org/drawingml/2006/picture">
+                <pic:pic xmlns:pic="http://schemas.openxmlformats.org/drawingml/2006/picture">
+                  <pic:nvPicPr>
+                    <pic:cNvPr id="1" name=""/>
+                    <pic:cNvPicPr/>
+                  </pic:nvPicPr>
+                  <pic:blipFill>
+                    <a:blip r:embed="rId44"/>
+                    <a:stretch>
+                      <a:fillRect/>
+                    </a:stretch>
+                  </pic:blipFill>
+                  <pic:spPr>
+                    <a:xfrm>
+                      <a:off x="0" y="0"/>
+                      <a:ext cx="5400040" cy="131445"/>
+                    </a:xfrm>
+                    <a:prstGeom prst="rect">
+                      <a:avLst/>
+                    </a:prstGeom>
+                  </pic:spPr>
+                </pic:pic>
+              </a:graphicData>
+            </a:graphic>
+          </wp:inline>
+        </w:drawing>
       </w:r>
     </w:p>
     <w:p>
@@ -3901,39 +3309,97 @@
     </w:p>
     <w:p>
       <w:r>
-        <w:t xml:space="preserve">sudo </w:t>
-      </w:r>
-      <w:proofErr w:type="spellStart"/>
-      <w:r>
-        <w:t>mkdir</w:t>
-      </w:r>
-      <w:proofErr w:type="spellEnd"/>
-      <w:r>
-        <w:t xml:space="preserve"> /</w:t>
-      </w:r>
-      <w:proofErr w:type="spellStart"/>
-      <w:r>
-        <w:t>moviles</w:t>
-      </w:r>
-      <w:proofErr w:type="spellEnd"/>
-    </w:p>
-    <w:p>
-      <w:r>
-        <w:t xml:space="preserve">sudo </w:t>
-      </w:r>
-      <w:proofErr w:type="spellStart"/>
-      <w:r>
-        <w:t>chown</w:t>
-      </w:r>
-      <w:proofErr w:type="spellEnd"/>
-      <w:r>
-        <w:t xml:space="preserve"> 777 /</w:t>
-      </w:r>
-      <w:proofErr w:type="spellStart"/>
-      <w:r>
-        <w:t>moviles</w:t>
-      </w:r>
-      <w:proofErr w:type="spellEnd"/>
+        <w:t>sudo mkdir /</w:t>
+      </w:r>
+      <w:r>
+        <w:t>móviles</w:t>
+      </w:r>
+    </w:p>
+    <w:p>
+      <w:r>
+        <w:drawing>
+          <wp:inline distT="0" distB="0" distL="0" distR="0" wp14:anchorId="572C92BC" wp14:editId="3CD73FE1">
+            <wp:extent cx="5400040" cy="163195"/>
+            <wp:effectExtent l="0" t="0" r="0" b="8255"/>
+            <wp:docPr id="41" name="Imagen 41"/>
+            <wp:cNvGraphicFramePr>
+              <a:graphicFrameLocks xmlns:a="http://schemas.openxmlformats.org/drawingml/2006/main" noChangeAspect="1"/>
+            </wp:cNvGraphicFramePr>
+            <a:graphic xmlns:a="http://schemas.openxmlformats.org/drawingml/2006/main">
+              <a:graphicData uri="http://schemas.openxmlformats.org/drawingml/2006/picture">
+                <pic:pic xmlns:pic="http://schemas.openxmlformats.org/drawingml/2006/picture">
+                  <pic:nvPicPr>
+                    <pic:cNvPr id="1" name=""/>
+                    <pic:cNvPicPr/>
+                  </pic:nvPicPr>
+                  <pic:blipFill>
+                    <a:blip r:embed="rId45"/>
+                    <a:stretch>
+                      <a:fillRect/>
+                    </a:stretch>
+                  </pic:blipFill>
+                  <pic:spPr>
+                    <a:xfrm>
+                      <a:off x="0" y="0"/>
+                      <a:ext cx="5400040" cy="163195"/>
+                    </a:xfrm>
+                    <a:prstGeom prst="rect">
+                      <a:avLst/>
+                    </a:prstGeom>
+                  </pic:spPr>
+                </pic:pic>
+              </a:graphicData>
+            </a:graphic>
+          </wp:inline>
+        </w:drawing>
+      </w:r>
+    </w:p>
+    <w:p>
+      <w:r>
+        <w:t>sudo chown 777 /</w:t>
+      </w:r>
+      <w:r>
+        <w:t>móviles</w:t>
+      </w:r>
+    </w:p>
+    <w:p>
+      <w:r>
+        <w:drawing>
+          <wp:inline distT="0" distB="0" distL="0" distR="0" wp14:anchorId="4B477A1E" wp14:editId="498D5F8B">
+            <wp:extent cx="5400040" cy="135890"/>
+            <wp:effectExtent l="0" t="0" r="0" b="0"/>
+            <wp:docPr id="42" name="Imagen 42"/>
+            <wp:cNvGraphicFramePr>
+              <a:graphicFrameLocks xmlns:a="http://schemas.openxmlformats.org/drawingml/2006/main" noChangeAspect="1"/>
+            </wp:cNvGraphicFramePr>
+            <a:graphic xmlns:a="http://schemas.openxmlformats.org/drawingml/2006/main">
+              <a:graphicData uri="http://schemas.openxmlformats.org/drawingml/2006/picture">
+                <pic:pic xmlns:pic="http://schemas.openxmlformats.org/drawingml/2006/picture">
+                  <pic:nvPicPr>
+                    <pic:cNvPr id="1" name=""/>
+                    <pic:cNvPicPr/>
+                  </pic:nvPicPr>
+                  <pic:blipFill>
+                    <a:blip r:embed="rId46"/>
+                    <a:stretch>
+                      <a:fillRect/>
+                    </a:stretch>
+                  </pic:blipFill>
+                  <pic:spPr>
+                    <a:xfrm>
+                      <a:off x="0" y="0"/>
+                      <a:ext cx="5400040" cy="135890"/>
+                    </a:xfrm>
+                    <a:prstGeom prst="rect">
+                      <a:avLst/>
+                    </a:prstGeom>
+                  </pic:spPr>
+                </pic:pic>
+              </a:graphicData>
+            </a:graphic>
+          </wp:inline>
+        </w:drawing>
+      </w:r>
     </w:p>
     <w:p>
       <w:pPr>
@@ -3943,39 +3409,52 @@
           <w:numId w:val="8"/>
         </w:numPr>
       </w:pPr>
-      <w:proofErr w:type="spellStart"/>
-      <w:r>
-        <w:t>gedit</w:t>
-      </w:r>
-      <w:proofErr w:type="spellEnd"/>
-      <w:r>
-        <w:t xml:space="preserve"> /</w:t>
-      </w:r>
-      <w:proofErr w:type="spellStart"/>
-      <w:r>
-        <w:t>etc</w:t>
-      </w:r>
-      <w:proofErr w:type="spellEnd"/>
-      <w:r>
-        <w:t>/</w:t>
-      </w:r>
-      <w:proofErr w:type="spellStart"/>
-      <w:r>
-        <w:t>ldap</w:t>
-      </w:r>
-      <w:proofErr w:type="spellEnd"/>
-      <w:r>
-        <w:t>/</w:t>
-      </w:r>
-      <w:proofErr w:type="spellStart"/>
-      <w:r>
-        <w:t>ldap.conf</w:t>
-      </w:r>
-      <w:proofErr w:type="spellEnd"/>
+      <w:r>
+        <w:t>gedit /etc/ldap/ldap.conf</w:t>
+      </w:r>
     </w:p>
     <w:p>
       <w:r>
         <w:t>El archivo debe quedar ASÍ en las líneas de fondo amarillo:</w:t>
+      </w:r>
+    </w:p>
+    <w:p>
+      <w:r>
+        <w:drawing>
+          <wp:inline distT="0" distB="0" distL="0" distR="0" wp14:anchorId="5C79F47F" wp14:editId="4A70520B">
+            <wp:extent cx="5400040" cy="1904365"/>
+            <wp:effectExtent l="0" t="0" r="0" b="635"/>
+            <wp:docPr id="44" name="Imagen 44"/>
+            <wp:cNvGraphicFramePr>
+              <a:graphicFrameLocks xmlns:a="http://schemas.openxmlformats.org/drawingml/2006/main" noChangeAspect="1"/>
+            </wp:cNvGraphicFramePr>
+            <a:graphic xmlns:a="http://schemas.openxmlformats.org/drawingml/2006/main">
+              <a:graphicData uri="http://schemas.openxmlformats.org/drawingml/2006/picture">
+                <pic:pic xmlns:pic="http://schemas.openxmlformats.org/drawingml/2006/picture">
+                  <pic:nvPicPr>
+                    <pic:cNvPr id="1" name=""/>
+                    <pic:cNvPicPr/>
+                  </pic:nvPicPr>
+                  <pic:blipFill>
+                    <a:blip r:embed="rId47"/>
+                    <a:stretch>
+                      <a:fillRect/>
+                    </a:stretch>
+                  </pic:blipFill>
+                  <pic:spPr>
+                    <a:xfrm>
+                      <a:off x="0" y="0"/>
+                      <a:ext cx="5400040" cy="1904365"/>
+                    </a:xfrm>
+                    <a:prstGeom prst="rect">
+                      <a:avLst/>
+                    </a:prstGeom>
+                  </pic:spPr>
+                </pic:pic>
+              </a:graphicData>
+            </a:graphic>
+          </wp:inline>
+        </w:drawing>
       </w:r>
     </w:p>
     <w:p>
@@ -3992,23 +3471,55 @@
         </w:numPr>
       </w:pPr>
       <w:r>
-        <w:t xml:space="preserve">Si hacemos </w:t>
-      </w:r>
-      <w:proofErr w:type="spellStart"/>
-      <w:r>
-        <w:t>showmount</w:t>
-      </w:r>
-      <w:proofErr w:type="spellEnd"/>
-      <w:r>
-        <w:t xml:space="preserve"> -e 192.168.100.20 se puede ver la carpeta </w:t>
-      </w:r>
-      <w:proofErr w:type="spellStart"/>
-      <w:r>
-        <w:t>nfs</w:t>
-      </w:r>
-      <w:proofErr w:type="spellEnd"/>
-      <w:r>
-        <w:t xml:space="preserve"> del servidor:</w:t>
+        <w:t>Si hacemos showmount -e 192.168.100.20</w:t>
+      </w:r>
+      <w:r>
+        <w:t>4</w:t>
+      </w:r>
+      <w:r>
+        <w:t xml:space="preserve"> se puede ver la carpeta nfs del servidor:</w:t>
+      </w:r>
+    </w:p>
+    <w:p>
+      <w:pPr>
+        <w:pStyle w:val="Prrafodelista"/>
+      </w:pPr>
+      <w:r>
+        <w:drawing>
+          <wp:inline distT="0" distB="0" distL="0" distR="0" wp14:anchorId="7EFD9873" wp14:editId="3FFF7CCB">
+            <wp:extent cx="5400040" cy="132715"/>
+            <wp:effectExtent l="0" t="0" r="0" b="635"/>
+            <wp:docPr id="45" name="Imagen 45"/>
+            <wp:cNvGraphicFramePr>
+              <a:graphicFrameLocks xmlns:a="http://schemas.openxmlformats.org/drawingml/2006/main" noChangeAspect="1"/>
+            </wp:cNvGraphicFramePr>
+            <a:graphic xmlns:a="http://schemas.openxmlformats.org/drawingml/2006/main">
+              <a:graphicData uri="http://schemas.openxmlformats.org/drawingml/2006/picture">
+                <pic:pic xmlns:pic="http://schemas.openxmlformats.org/drawingml/2006/picture">
+                  <pic:nvPicPr>
+                    <pic:cNvPr id="1" name=""/>
+                    <pic:cNvPicPr/>
+                  </pic:nvPicPr>
+                  <pic:blipFill>
+                    <a:blip r:embed="rId48"/>
+                    <a:stretch>
+                      <a:fillRect/>
+                    </a:stretch>
+                  </pic:blipFill>
+                  <pic:spPr>
+                    <a:xfrm>
+                      <a:off x="0" y="0"/>
+                      <a:ext cx="5400040" cy="132715"/>
+                    </a:xfrm>
+                    <a:prstGeom prst="rect">
+                      <a:avLst/>
+                    </a:prstGeom>
+                  </pic:spPr>
+                </pic:pic>
+              </a:graphicData>
+            </a:graphic>
+          </wp:inline>
+        </w:drawing>
       </w:r>
     </w:p>
     <w:p>
@@ -4024,54 +3535,74 @@
       </w:r>
     </w:p>
     <w:p>
-      <w:proofErr w:type="spellStart"/>
-      <w:r>
-        <w:t>mount</w:t>
-      </w:r>
-      <w:proofErr w:type="spellEnd"/>
-      <w:r>
-        <w:t xml:space="preserve"> -t </w:t>
-      </w:r>
-      <w:proofErr w:type="spellStart"/>
-      <w:r>
-        <w:t>nfs</w:t>
-      </w:r>
-      <w:proofErr w:type="spellEnd"/>
-      <w:r>
-        <w:t xml:space="preserve"> 192.168.100.20:/home/</w:t>
-      </w:r>
-      <w:proofErr w:type="spellStart"/>
-      <w:r>
-        <w:t>nfs</w:t>
-      </w:r>
-      <w:proofErr w:type="spellEnd"/>
-      <w:r>
-        <w:t xml:space="preserve"> /</w:t>
-      </w:r>
-      <w:r>
+      <w:pPr>
+        <w:rPr>
+          <w:lang w:val="en-US"/>
+        </w:rPr>
+      </w:pPr>
+      <w:r>
+        <w:rPr>
+          <w:lang w:val="en-US"/>
+        </w:rPr>
+        <w:t>mount -t nfs 192.168.100.20:/home/nfs /</w:t>
+      </w:r>
+      <w:r>
+        <w:rPr>
+          <w:lang w:val="en-US"/>
+        </w:rPr>
         <w:t>móviles</w:t>
       </w:r>
     </w:p>
-    <w:p/>
-    <w:p>
-      <w:r>
-        <w:t>sabiendo que 192.168.100.20:/home/</w:t>
-      </w:r>
-      <w:proofErr w:type="spellStart"/>
-      <w:r>
-        <w:t>nfs</w:t>
-      </w:r>
-      <w:proofErr w:type="spellEnd"/>
-      <w:r>
-        <w:t xml:space="preserve"> es el dispositivo y que /</w:t>
-      </w:r>
-      <w:proofErr w:type="spellStart"/>
-      <w:r>
-        <w:t>moviles</w:t>
-      </w:r>
-      <w:proofErr w:type="spellEnd"/>
-      <w:r>
-        <w:t xml:space="preserve"> es el punto de montaje.</w:t>
+    <w:p>
+      <w:pPr>
+        <w:rPr>
+          <w:lang w:val="en-US"/>
+        </w:rPr>
+      </w:pPr>
+      <w:r>
+        <w:rPr>
+          <w:lang w:val="en-US"/>
+        </w:rPr>
+        <w:drawing>
+          <wp:inline distT="0" distB="0" distL="0" distR="0" wp14:anchorId="2E6CD57E" wp14:editId="3B54971C">
+            <wp:extent cx="5400040" cy="267970"/>
+            <wp:effectExtent l="0" t="0" r="0" b="0"/>
+            <wp:docPr id="46" name="Imagen 46"/>
+            <wp:cNvGraphicFramePr>
+              <a:graphicFrameLocks xmlns:a="http://schemas.openxmlformats.org/drawingml/2006/main" noChangeAspect="1"/>
+            </wp:cNvGraphicFramePr>
+            <a:graphic xmlns:a="http://schemas.openxmlformats.org/drawingml/2006/main">
+              <a:graphicData uri="http://schemas.openxmlformats.org/drawingml/2006/picture">
+                <pic:pic xmlns:pic="http://schemas.openxmlformats.org/drawingml/2006/picture">
+                  <pic:nvPicPr>
+                    <pic:cNvPr id="1" name=""/>
+                    <pic:cNvPicPr/>
+                  </pic:nvPicPr>
+                  <pic:blipFill>
+                    <a:blip r:embed="rId49"/>
+                    <a:stretch>
+                      <a:fillRect/>
+                    </a:stretch>
+                  </pic:blipFill>
+                  <pic:spPr>
+                    <a:xfrm>
+                      <a:off x="0" y="0"/>
+                      <a:ext cx="5400040" cy="267970"/>
+                    </a:xfrm>
+                    <a:prstGeom prst="rect">
+                      <a:avLst/>
+                    </a:prstGeom>
+                  </pic:spPr>
+                </pic:pic>
+              </a:graphicData>
+            </a:graphic>
+          </wp:inline>
+        </w:drawing>
+      </w:r>
+    </w:p>
+    <w:p>
+      <w:r>
+        <w:t>sabiendo que 192.168.100.20:/home/nfs es el dispositivo y que /moviles es el punto de montaje.</w:t>
       </w:r>
     </w:p>
     <w:p>
@@ -4083,50 +3614,11 @@
         </w:numPr>
       </w:pPr>
       <w:r>
-        <w:t xml:space="preserve">si se hace </w:t>
-      </w:r>
-      <w:proofErr w:type="spellStart"/>
-      <w:r>
-        <w:t>login</w:t>
-      </w:r>
-      <w:proofErr w:type="spellEnd"/>
-      <w:r>
-        <w:t xml:space="preserve"> desde el ordenador cliente y damos nombre de usuario </w:t>
-      </w:r>
-      <w:proofErr w:type="spellStart"/>
-      <w:r>
-        <w:t>rrhh</w:t>
-      </w:r>
-      <w:proofErr w:type="spellEnd"/>
-      <w:r>
-        <w:t xml:space="preserve"> y </w:t>
-      </w:r>
-      <w:r>
-        <w:t xml:space="preserve">contraseña </w:t>
-      </w:r>
-      <w:proofErr w:type="spellStart"/>
-      <w:r>
-        <w:t>rrhh</w:t>
-      </w:r>
-      <w:proofErr w:type="spellEnd"/>
-      <w:r>
-        <w:t xml:space="preserve"> se creará la carpeta /home/</w:t>
-      </w:r>
-      <w:proofErr w:type="spellStart"/>
-      <w:r>
-        <w:t>nfs</w:t>
-      </w:r>
-      <w:proofErr w:type="spellEnd"/>
-      <w:r>
-        <w:t>/</w:t>
-      </w:r>
-      <w:proofErr w:type="spellStart"/>
-      <w:r>
-        <w:t>rrhh</w:t>
-      </w:r>
-      <w:proofErr w:type="spellEnd"/>
-      <w:r>
-        <w:t xml:space="preserve"> (si no ha sido creada</w:t>
+        <w:lastRenderedPageBreak/>
+        <w:t xml:space="preserve">si se hace login desde el ordenador cliente y damos nombre de usuario rrhh y </w:t>
+      </w:r>
+      <w:r>
+        <w:t>contraseña rrhh se creará la carpeta /home/nfs/rrhh (si no ha sido creada</w:t>
       </w:r>
       <w:r>
         <w:t xml:space="preserve"> anteriormente) y se situará allí como directorio de trabajo por defecto.</w:t>
@@ -4154,177 +3646,56 @@
         <w:ind w:left="360"/>
       </w:pPr>
       <w:r>
-        <w:t xml:space="preserve">sudo </w:t>
-      </w:r>
-      <w:proofErr w:type="spellStart"/>
-      <w:r>
-        <w:t>gedit</w:t>
-      </w:r>
-      <w:proofErr w:type="spellEnd"/>
-      <w:r>
-        <w:t xml:space="preserve"> /</w:t>
-      </w:r>
-      <w:proofErr w:type="spellStart"/>
-      <w:r>
-        <w:t>etc</w:t>
-      </w:r>
-      <w:proofErr w:type="spellEnd"/>
-      <w:r>
-        <w:t>/</w:t>
-      </w:r>
-      <w:proofErr w:type="spellStart"/>
-      <w:r>
-        <w:t>fstab</w:t>
-      </w:r>
-      <w:proofErr w:type="spellEnd"/>
+        <w:t>sudo gedit /etc/fstab</w:t>
+      </w:r>
     </w:p>
     <w:p>
       <w:pPr>
         <w:ind w:left="360"/>
       </w:pPr>
       <w:r>
+        <w:t>Y se añade la línea 192.168.100.20:/home/nfs/ /moviles nfs defaults 0 0</w:t>
+      </w:r>
+    </w:p>
+    <w:p>
+      <w:pPr>
+        <w:ind w:left="360"/>
+      </w:pPr>
+    </w:p>
+    <w:p>
+      <w:pPr>
+        <w:ind w:left="360"/>
+      </w:pPr>
+      <w:r>
+        <w:t>¿Qué diferencia hay de usar ldap solo o usar conjuntamente ldap y nfs? Pues una muy interesante. Si solo se usa ldap, una vez que el cliente accede al sistema desde un ordenador A, tendrá su carpeta de trabajo en ese ordenador cliente A. Si inicia sesión en otra máquina diferente B mediante ldap, tendrá su carpeta de trabajo en esa máquina diferente B y no tendría acceso a los archivos que hubiese creado en la máquina A. Ahora bien, un usuario que vaya a usar ldap junto con nfs, puede escoger cualquier ordenador de su red para usar como cliente para acceder al sistema mediante ldap porque, al estar configurada una carpeta del servidor ldap para ser montada en el ordenador cliente, el ordenador cliente tendrá acceso al montar esa carpeta a los archivos creados anteriormente desde otros ordenadores que fueron usados como cliente por ese usuario (ya que se guardaron en la carpeta del servidor).</w:t>
+      </w:r>
+    </w:p>
+    <w:p>
+      <w:pPr>
+        <w:rPr>
+          <w:rFonts w:asciiTheme="majorHAnsi" w:eastAsiaTheme="majorEastAsia" w:hAnsiTheme="majorHAnsi" w:cstheme="majorBidi"/>
+          <w:b/>
+          <w:szCs w:val="26"/>
+        </w:rPr>
+      </w:pPr>
+      <w:r>
+        <w:br w:type="page"/>
+      </w:r>
+    </w:p>
+    <w:p>
+      <w:pPr>
+        <w:pStyle w:val="Ttulo2"/>
+      </w:pPr>
+      <w:bookmarkStart w:id="7" w:name="_Toc213145628"/>
+      <w:r>
         <w:lastRenderedPageBreak/>
-        <w:t>Y se añade la línea 192.168.100.20:/home/</w:t>
-      </w:r>
-      <w:proofErr w:type="spellStart"/>
-      <w:r>
-        <w:t>nfs</w:t>
-      </w:r>
-      <w:proofErr w:type="spellEnd"/>
-      <w:r>
-        <w:t>/ /</w:t>
-      </w:r>
-      <w:proofErr w:type="spellStart"/>
-      <w:r>
-        <w:t>moviles</w:t>
-      </w:r>
-      <w:proofErr w:type="spellEnd"/>
-      <w:r>
-        <w:t xml:space="preserve"> </w:t>
-      </w:r>
-      <w:proofErr w:type="spellStart"/>
-      <w:r>
-        <w:t>nfs</w:t>
-      </w:r>
-      <w:proofErr w:type="spellEnd"/>
-      <w:r>
-        <w:t xml:space="preserve"> defaults 0 0</w:t>
-      </w:r>
-    </w:p>
-    <w:p>
-      <w:pPr>
-        <w:ind w:left="360"/>
-      </w:pPr>
-    </w:p>
-    <w:p>
-      <w:pPr>
-        <w:ind w:left="360"/>
-      </w:pPr>
-      <w:r>
-        <w:t xml:space="preserve">¿Qué diferencia hay de usar </w:t>
-      </w:r>
-      <w:proofErr w:type="spellStart"/>
-      <w:r>
-        <w:t>ldap</w:t>
-      </w:r>
-      <w:proofErr w:type="spellEnd"/>
-      <w:r>
-        <w:t xml:space="preserve"> solo o usar conjuntamente </w:t>
-      </w:r>
-      <w:proofErr w:type="spellStart"/>
-      <w:r>
-        <w:t>ldap</w:t>
-      </w:r>
-      <w:proofErr w:type="spellEnd"/>
-      <w:r>
-        <w:t xml:space="preserve"> y </w:t>
-      </w:r>
-      <w:proofErr w:type="spellStart"/>
-      <w:r>
-        <w:t>nfs</w:t>
-      </w:r>
-      <w:proofErr w:type="spellEnd"/>
-      <w:r>
-        <w:t xml:space="preserve">? Pues una muy interesante. Si solo se usa </w:t>
-      </w:r>
-      <w:proofErr w:type="spellStart"/>
-      <w:r>
-        <w:t>ldap</w:t>
-      </w:r>
-      <w:proofErr w:type="spellEnd"/>
-      <w:r>
-        <w:t xml:space="preserve">, una vez que el cliente accede al sistema desde un ordenador A, tendrá su carpeta de trabajo en ese ordenador cliente A. Si inicia sesión en otra máquina diferente B mediante </w:t>
-      </w:r>
-      <w:proofErr w:type="spellStart"/>
-      <w:r>
-        <w:t>ldap</w:t>
-      </w:r>
-      <w:proofErr w:type="spellEnd"/>
-      <w:r>
-        <w:t xml:space="preserve">, tendrá su carpeta de trabajo en esa máquina diferente B y no tendría acceso a los archivos que hubiese creado en la máquina A. Ahora bien, un usuario que vaya a usar </w:t>
-      </w:r>
-      <w:proofErr w:type="spellStart"/>
-      <w:r>
-        <w:t>ldap</w:t>
-      </w:r>
-      <w:proofErr w:type="spellEnd"/>
-      <w:r>
-        <w:t xml:space="preserve"> junto con </w:t>
-      </w:r>
-      <w:proofErr w:type="spellStart"/>
-      <w:r>
-        <w:t>nfs</w:t>
-      </w:r>
-      <w:proofErr w:type="spellEnd"/>
-      <w:r>
-        <w:t xml:space="preserve">, puede escoger cualquier ordenador de su red para usar como cliente para acceder al sistema mediante </w:t>
-      </w:r>
-      <w:proofErr w:type="spellStart"/>
-      <w:r>
-        <w:t>ldap</w:t>
-      </w:r>
-      <w:proofErr w:type="spellEnd"/>
-      <w:r>
-        <w:t xml:space="preserve"> porque, al estar configurada una carpeta del servidor </w:t>
-      </w:r>
-      <w:proofErr w:type="spellStart"/>
-      <w:r>
-        <w:t>ldap</w:t>
-      </w:r>
-      <w:proofErr w:type="spellEnd"/>
-      <w:r>
-        <w:t xml:space="preserve"> para ser montada en el ordenador cliente, el ordenador cliente tendrá acceso al montar esa carpeta a los archivos creados anteriormente desde otros ordenadores que fueron usados como cliente por ese usuario (ya que se guardaron en la carpeta del servidor).</w:t>
-      </w:r>
-    </w:p>
-    <w:p>
-      <w:pPr>
-        <w:pStyle w:val="Ttulo2"/>
-      </w:pPr>
-      <w:bookmarkStart w:id="7" w:name="_Toc212619670"/>
-      <w:r>
         <w:t>3.- ACCESO GRÁFICO DEL CLIENTE MEDIANTE LDAP</w:t>
       </w:r>
       <w:bookmarkEnd w:id="7"/>
     </w:p>
     <w:p>
       <w:r>
-        <w:t xml:space="preserve">Para acceder de modo gráfico con el cliente </w:t>
-      </w:r>
-      <w:proofErr w:type="spellStart"/>
-      <w:r>
-        <w:t>ldap</w:t>
-      </w:r>
-      <w:proofErr w:type="spellEnd"/>
-      <w:r>
-        <w:t xml:space="preserve"> (con o sin </w:t>
-      </w:r>
-      <w:proofErr w:type="spellStart"/>
-      <w:r>
-        <w:t>nfs</w:t>
-      </w:r>
-      <w:proofErr w:type="spellEnd"/>
-      <w:r>
-        <w:t>), se hace así, desde el ordenador cliente (en mi caso, 192.168.100.21)</w:t>
+        <w:t>Para acceder de modo gráfico con el cliente ldap (con o sin nfs), se hace así, desde el ordenador cliente (en mi caso, 192.168.100.21)</w:t>
       </w:r>
     </w:p>
     <w:p/>
@@ -4336,40 +3707,11 @@
     <w:p/>
     <w:p>
       <w:r>
-        <w:t xml:space="preserve">Si, en esta sesión gráfica de </w:t>
-      </w:r>
-      <w:proofErr w:type="spellStart"/>
-      <w:r>
-        <w:t>rrhh</w:t>
-      </w:r>
-      <w:proofErr w:type="spellEnd"/>
-      <w:r>
-        <w:t xml:space="preserve"> entramos en la terminal y escribimos </w:t>
-      </w:r>
-      <w:proofErr w:type="spellStart"/>
-      <w:r>
-        <w:t>pwd</w:t>
-      </w:r>
-      <w:proofErr w:type="spellEnd"/>
-      <w:r>
-        <w:t xml:space="preserve"> para mostrar en qué carpeta está trabajando, saldrá /home/</w:t>
-      </w:r>
-      <w:proofErr w:type="spellStart"/>
-      <w:r>
-        <w:t>nfs</w:t>
-      </w:r>
-      <w:proofErr w:type="spellEnd"/>
-      <w:r>
-        <w:t>/</w:t>
-      </w:r>
-      <w:proofErr w:type="spellStart"/>
-      <w:r>
-        <w:t>rrhh</w:t>
-      </w:r>
-      <w:proofErr w:type="spellEnd"/>
+        <w:t>Si, en esta sesión gráfica de rrhh entramos en la terminal y escribimos pwd para mostrar en qué carpeta está trabajando, saldrá /home/nfs/rrhh</w:t>
+      </w:r>
     </w:p>
     <w:sectPr>
-      <w:footerReference w:type="default" r:id="rId35"/>
+      <w:footerReference w:type="default" r:id="rId50"/>
       <w:pgSz w:w="11906" w:h="16838"/>
       <w:pgMar w:top="1417" w:right="1701" w:bottom="1417" w:left="1701" w:header="708" w:footer="708" w:gutter="0"/>
       <w:cols w:space="708"/>

--- a/2ºDAW/DAW/1ºTrimestre/Unidad 2/Ejercicios/LDAP.docx
+++ b/2ºDAW/DAW/1ºTrimestre/Unidad 2/Ejercicios/LDAP.docx
@@ -530,21 +530,7 @@
                 <w:rStyle w:val="Hipervnculo"/>
                 <w:noProof/>
               </w:rPr>
-              <w:t>2.2 CONFIGU</w:t>
-            </w:r>
-            <w:r>
-              <w:rPr>
-                <w:rStyle w:val="Hipervnculo"/>
-                <w:noProof/>
-              </w:rPr>
-              <w:t>R</w:t>
-            </w:r>
-            <w:r>
-              <w:rPr>
-                <w:rStyle w:val="Hipervnculo"/>
-                <w:noProof/>
-              </w:rPr>
-              <w:t>ACIÓN EN EL CLIENTE (en mi caso la ip del cliente es 192.168.100.21)</w:t>
+              <w:t>2.2 CONFIGURACIÓN EN EL CLIENTE (en mi caso la ip del cliente es 192.168.100.21)</w:t>
             </w:r>
             <w:r>
               <w:rPr>
@@ -720,7 +706,15 @@
     </w:p>
     <w:p>
       <w:r>
-        <w:t>Se supone que somos root en Ubuntu.</w:t>
+        <w:t xml:space="preserve">Se supone que somos </w:t>
+      </w:r>
+      <w:proofErr w:type="spellStart"/>
+      <w:r>
+        <w:t>root</w:t>
+      </w:r>
+      <w:proofErr w:type="spellEnd"/>
+      <w:r>
+        <w:t xml:space="preserve"> en Ubuntu.</w:t>
       </w:r>
     </w:p>
     <w:p>
@@ -738,7 +732,49 @@
         <w:rPr>
           <w:lang w:val="en-US"/>
         </w:rPr>
-        <w:t># apt-get install slapd ldap-utils</w:t>
+        <w:t xml:space="preserve"># </w:t>
+      </w:r>
+      <w:proofErr w:type="gramStart"/>
+      <w:r>
+        <w:rPr>
+          <w:lang w:val="en-US"/>
+        </w:rPr>
+        <w:t>apt</w:t>
+      </w:r>
+      <w:proofErr w:type="gramEnd"/>
+      <w:r>
+        <w:rPr>
+          <w:lang w:val="en-US"/>
+        </w:rPr>
+        <w:t xml:space="preserve">-get install </w:t>
+      </w:r>
+      <w:proofErr w:type="spellStart"/>
+      <w:r>
+        <w:rPr>
+          <w:lang w:val="en-US"/>
+        </w:rPr>
+        <w:t>slapd</w:t>
+      </w:r>
+      <w:proofErr w:type="spellEnd"/>
+      <w:r>
+        <w:rPr>
+          <w:lang w:val="en-US"/>
+        </w:rPr>
+        <w:t xml:space="preserve"> </w:t>
+      </w:r>
+      <w:proofErr w:type="spellStart"/>
+      <w:r>
+        <w:rPr>
+          <w:lang w:val="en-US"/>
+        </w:rPr>
+        <w:t>ldap</w:t>
+      </w:r>
+      <w:proofErr w:type="spellEnd"/>
+      <w:r>
+        <w:rPr>
+          <w:lang w:val="en-US"/>
+        </w:rPr>
+        <w:t>-utils</w:t>
       </w:r>
     </w:p>
     <w:p>
@@ -898,9 +934,19 @@
           <w:numId w:val="1"/>
         </w:numPr>
       </w:pPr>
-      <w:r>
-        <w:t>dpkg-reconfigure slapd</w:t>
-      </w:r>
+      <w:proofErr w:type="spellStart"/>
+      <w:r>
+        <w:t>dpkg</w:t>
+      </w:r>
+      <w:proofErr w:type="spellEnd"/>
+      <w:r>
+        <w:t xml:space="preserve">-reconfigure </w:t>
+      </w:r>
+      <w:proofErr w:type="spellStart"/>
+      <w:r>
+        <w:t>slapd</w:t>
+      </w:r>
+      <w:proofErr w:type="spellEnd"/>
     </w:p>
     <w:p>
       <w:r>
@@ -1044,6 +1090,7 @@
         <w:lastRenderedPageBreak/>
         <w:t xml:space="preserve">Ahora se pone el nombre de la organización. En nuestro caso, </w:t>
       </w:r>
+      <w:proofErr w:type="spellStart"/>
       <w:r>
         <w:rPr>
           <w:b/>
@@ -1051,6 +1098,7 @@
         </w:rPr>
         <w:t>pablosg</w:t>
       </w:r>
+      <w:proofErr w:type="spellEnd"/>
     </w:p>
     <w:p>
       <w:r>
@@ -1290,7 +1338,20 @@
     </w:p>
     <w:p>
       <w:r>
-        <w:t>Ahora lo que falta es tener en archivos .ldif la base de datos de nuestra empresa, de unidades organizativas y usuarios.</w:t>
+        <w:t xml:space="preserve">Ahora lo que falta es tener en </w:t>
+      </w:r>
+      <w:proofErr w:type="gramStart"/>
+      <w:r>
+        <w:t>archivos .</w:t>
+      </w:r>
+      <w:proofErr w:type="spellStart"/>
+      <w:r>
+        <w:t>ldif</w:t>
+      </w:r>
+      <w:proofErr w:type="spellEnd"/>
+      <w:proofErr w:type="gramEnd"/>
+      <w:r>
+        <w:t xml:space="preserve"> la base de datos de nuestra empresa, de unidades organizativas y usuarios.</w:t>
       </w:r>
     </w:p>
     <w:p>
@@ -1300,8 +1361,13 @@
     </w:p>
     <w:p>
       <w:r>
-        <w:t>sudo slapcat</w:t>
-      </w:r>
+        <w:t xml:space="preserve">sudo </w:t>
+      </w:r>
+      <w:proofErr w:type="spellStart"/>
+      <w:r>
+        <w:t>slapcat</w:t>
+      </w:r>
+      <w:proofErr w:type="spellEnd"/>
     </w:p>
     <w:p>
       <w:r>
@@ -1347,23 +1413,84 @@
     </w:p>
     <w:p>
       <w:r>
-        <w:t>El siguiente paso es completar la base de datos del directorio del servidor openldap. En nuestro ejemplo vamos a necesitar los siguientes:</w:t>
-      </w:r>
-    </w:p>
-    <w:p>
-      <w:r>
-        <w:t>- un archivo (ou.ldif) para crear una unidad organizacional llamada informatica</w:t>
-      </w:r>
-    </w:p>
-    <w:p>
-      <w:r>
-        <w:t>- un archivo (grp.ldif) para crear un grupo, llamado informatica</w:t>
-      </w:r>
-    </w:p>
-    <w:p>
-      <w:r>
-        <w:t>- un archivo (usr.ldif) para crear un usuario, de nombre rrhh y de contraseña rrhh</w:t>
-      </w:r>
+        <w:t xml:space="preserve">El siguiente paso es completar la base de datos del directorio del servidor </w:t>
+      </w:r>
+      <w:proofErr w:type="spellStart"/>
+      <w:r>
+        <w:t>openldap</w:t>
+      </w:r>
+      <w:proofErr w:type="spellEnd"/>
+      <w:r>
+        <w:t>. En nuestro ejemplo vamos a necesitar los siguientes:</w:t>
+      </w:r>
+    </w:p>
+    <w:p>
+      <w:r>
+        <w:t>- un archivo (</w:t>
+      </w:r>
+      <w:proofErr w:type="spellStart"/>
+      <w:proofErr w:type="gramStart"/>
+      <w:r>
+        <w:t>ou.ldif</w:t>
+      </w:r>
+      <w:proofErr w:type="spellEnd"/>
+      <w:proofErr w:type="gramEnd"/>
+      <w:r>
+        <w:t xml:space="preserve">) para crear una unidad organizacional llamada </w:t>
+      </w:r>
+      <w:proofErr w:type="spellStart"/>
+      <w:r>
+        <w:t>informatica</w:t>
+      </w:r>
+      <w:proofErr w:type="spellEnd"/>
+    </w:p>
+    <w:p>
+      <w:r>
+        <w:t>- un archivo (</w:t>
+      </w:r>
+      <w:proofErr w:type="spellStart"/>
+      <w:proofErr w:type="gramStart"/>
+      <w:r>
+        <w:t>grp.ldif</w:t>
+      </w:r>
+      <w:proofErr w:type="spellEnd"/>
+      <w:proofErr w:type="gramEnd"/>
+      <w:r>
+        <w:t xml:space="preserve">) para crear un grupo, llamado </w:t>
+      </w:r>
+      <w:proofErr w:type="spellStart"/>
+      <w:r>
+        <w:t>informatica</w:t>
+      </w:r>
+      <w:proofErr w:type="spellEnd"/>
+    </w:p>
+    <w:p>
+      <w:r>
+        <w:t>- un archivo (</w:t>
+      </w:r>
+      <w:proofErr w:type="spellStart"/>
+      <w:proofErr w:type="gramStart"/>
+      <w:r>
+        <w:t>usr.ldif</w:t>
+      </w:r>
+      <w:proofErr w:type="spellEnd"/>
+      <w:proofErr w:type="gramEnd"/>
+      <w:r>
+        <w:t xml:space="preserve">) para crear un usuario, de nombre </w:t>
+      </w:r>
+      <w:proofErr w:type="spellStart"/>
+      <w:r>
+        <w:t>rrhh</w:t>
+      </w:r>
+      <w:proofErr w:type="spellEnd"/>
+      <w:r>
+        <w:t xml:space="preserve"> y de contraseña </w:t>
+      </w:r>
+      <w:proofErr w:type="spellStart"/>
+      <w:r>
+        <w:t>rrhh</w:t>
+      </w:r>
+      <w:proofErr w:type="spellEnd"/>
     </w:p>
     <w:p>
       <w:pPr>
@@ -1372,6 +1499,8 @@
           <w:bCs/>
         </w:rPr>
       </w:pPr>
+      <w:proofErr w:type="spellStart"/>
+      <w:proofErr w:type="gramStart"/>
       <w:r>
         <w:rPr>
           <w:b/>
@@ -1379,6 +1508,8 @@
         </w:rPr>
         <w:t>ou.ldif</w:t>
       </w:r>
+      <w:proofErr w:type="spellEnd"/>
+      <w:proofErr w:type="gramEnd"/>
     </w:p>
     <w:p>
       <w:pPr>
@@ -1388,15 +1519,48 @@
           <w:numId w:val="3"/>
         </w:numPr>
       </w:pPr>
-      <w:r>
-        <w:t>dn: ou=informatica,dc=</w:t>
-      </w:r>
+      <w:proofErr w:type="spellStart"/>
+      <w:r>
+        <w:t>dn</w:t>
+      </w:r>
+      <w:proofErr w:type="spellEnd"/>
+      <w:r>
+        <w:t xml:space="preserve">: </w:t>
+      </w:r>
+      <w:proofErr w:type="spellStart"/>
+      <w:r>
+        <w:t>ou</w:t>
+      </w:r>
+      <w:proofErr w:type="spellEnd"/>
+      <w:r>
+        <w:t>=</w:t>
+      </w:r>
+      <w:proofErr w:type="spellStart"/>
+      <w:proofErr w:type="gramStart"/>
+      <w:r>
+        <w:t>informatica,dc</w:t>
+      </w:r>
+      <w:proofErr w:type="spellEnd"/>
+      <w:proofErr w:type="gramEnd"/>
+      <w:r>
+        <w:t>=</w:t>
+      </w:r>
+      <w:proofErr w:type="spellStart"/>
       <w:r>
         <w:t>pablosg</w:t>
       </w:r>
       <w:r>
-        <w:t>,dc=com</w:t>
-      </w:r>
+        <w:t>,dc</w:t>
+      </w:r>
+      <w:proofErr w:type="spellEnd"/>
+      <w:r>
+        <w:t>=</w:t>
+      </w:r>
+      <w:proofErr w:type="spellStart"/>
+      <w:r>
+        <w:t>com</w:t>
+      </w:r>
+      <w:proofErr w:type="spellEnd"/>
     </w:p>
     <w:p>
       <w:pPr>
@@ -1406,8 +1570,13 @@
           <w:numId w:val="3"/>
         </w:numPr>
       </w:pPr>
-      <w:r>
-        <w:t>objectClass: top</w:t>
+      <w:proofErr w:type="spellStart"/>
+      <w:r>
+        <w:t>objectClass</w:t>
+      </w:r>
+      <w:proofErr w:type="spellEnd"/>
+      <w:r>
+        <w:t>: top</w:t>
       </w:r>
     </w:p>
     <w:p>
@@ -1418,9 +1587,19 @@
           <w:numId w:val="3"/>
         </w:numPr>
       </w:pPr>
-      <w:r>
-        <w:t>objectClass: organizationalUnit</w:t>
-      </w:r>
+      <w:proofErr w:type="spellStart"/>
+      <w:r>
+        <w:t>objectClass</w:t>
+      </w:r>
+      <w:proofErr w:type="spellEnd"/>
+      <w:r>
+        <w:t xml:space="preserve">: </w:t>
+      </w:r>
+      <w:proofErr w:type="spellStart"/>
+      <w:r>
+        <w:t>organizationalUnit</w:t>
+      </w:r>
+      <w:proofErr w:type="spellEnd"/>
     </w:p>
     <w:p>
       <w:pPr>
@@ -1430,9 +1609,19 @@
           <w:numId w:val="3"/>
         </w:numPr>
       </w:pPr>
-      <w:r>
-        <w:t>ou: informatica</w:t>
-      </w:r>
+      <w:proofErr w:type="spellStart"/>
+      <w:r>
+        <w:t>ou</w:t>
+      </w:r>
+      <w:proofErr w:type="spellEnd"/>
+      <w:r>
+        <w:t xml:space="preserve">: </w:t>
+      </w:r>
+      <w:proofErr w:type="spellStart"/>
+      <w:r>
+        <w:t>informatica</w:t>
+      </w:r>
+      <w:proofErr w:type="spellEnd"/>
     </w:p>
     <w:p>
       <w:pPr>
@@ -1441,6 +1630,8 @@
           <w:bCs/>
         </w:rPr>
       </w:pPr>
+      <w:proofErr w:type="spellStart"/>
+      <w:proofErr w:type="gramStart"/>
       <w:r>
         <w:rPr>
           <w:b/>
@@ -1448,6 +1639,8 @@
         </w:rPr>
         <w:t>grp.ldif</w:t>
       </w:r>
+      <w:proofErr w:type="spellEnd"/>
+      <w:proofErr w:type="gramEnd"/>
     </w:p>
     <w:p>
       <w:pPr>
@@ -1457,15 +1650,56 @@
           <w:numId w:val="4"/>
         </w:numPr>
       </w:pPr>
-      <w:r>
-        <w:t>dn: cn=informatica,ou=informatica,dc=</w:t>
-      </w:r>
+      <w:proofErr w:type="spellStart"/>
+      <w:r>
+        <w:t>dn</w:t>
+      </w:r>
+      <w:proofErr w:type="spellEnd"/>
+      <w:r>
+        <w:t xml:space="preserve">: </w:t>
+      </w:r>
+      <w:proofErr w:type="spellStart"/>
+      <w:r>
+        <w:t>cn</w:t>
+      </w:r>
+      <w:proofErr w:type="spellEnd"/>
+      <w:r>
+        <w:t>=</w:t>
+      </w:r>
+      <w:proofErr w:type="spellStart"/>
+      <w:proofErr w:type="gramStart"/>
+      <w:r>
+        <w:t>informatica,ou</w:t>
+      </w:r>
+      <w:proofErr w:type="spellEnd"/>
+      <w:proofErr w:type="gramEnd"/>
+      <w:r>
+        <w:t>=</w:t>
+      </w:r>
+      <w:proofErr w:type="spellStart"/>
+      <w:r>
+        <w:t>informatica,dc</w:t>
+      </w:r>
+      <w:proofErr w:type="spellEnd"/>
+      <w:r>
+        <w:t>=</w:t>
+      </w:r>
+      <w:proofErr w:type="spellStart"/>
       <w:r>
         <w:t>pablosg</w:t>
       </w:r>
       <w:r>
-        <w:t>,dc=com</w:t>
-      </w:r>
+        <w:t>,dc</w:t>
+      </w:r>
+      <w:proofErr w:type="spellEnd"/>
+      <w:r>
+        <w:t>=</w:t>
+      </w:r>
+      <w:proofErr w:type="spellStart"/>
+      <w:r>
+        <w:t>com</w:t>
+      </w:r>
+      <w:proofErr w:type="spellEnd"/>
     </w:p>
     <w:p>
       <w:pPr>
@@ -1475,8 +1709,13 @@
           <w:numId w:val="4"/>
         </w:numPr>
       </w:pPr>
-      <w:r>
-        <w:t>objectClass: top</w:t>
+      <w:proofErr w:type="spellStart"/>
+      <w:r>
+        <w:t>objectClass</w:t>
+      </w:r>
+      <w:proofErr w:type="spellEnd"/>
+      <w:r>
+        <w:t>: top</w:t>
       </w:r>
     </w:p>
     <w:p>
@@ -1487,9 +1726,19 @@
           <w:numId w:val="4"/>
         </w:numPr>
       </w:pPr>
-      <w:r>
-        <w:t>objectClass: posixGroup</w:t>
-      </w:r>
+      <w:proofErr w:type="spellStart"/>
+      <w:r>
+        <w:t>objectClass</w:t>
+      </w:r>
+      <w:proofErr w:type="spellEnd"/>
+      <w:r>
+        <w:t xml:space="preserve">: </w:t>
+      </w:r>
+      <w:proofErr w:type="spellStart"/>
+      <w:r>
+        <w:t>posixGroup</w:t>
+      </w:r>
+      <w:proofErr w:type="spellEnd"/>
     </w:p>
     <w:p>
       <w:pPr>
@@ -1499,8 +1748,13 @@
           <w:numId w:val="4"/>
         </w:numPr>
       </w:pPr>
-      <w:r>
-        <w:t>gidNumber: 10000</w:t>
+      <w:proofErr w:type="spellStart"/>
+      <w:r>
+        <w:t>gidNumber</w:t>
+      </w:r>
+      <w:proofErr w:type="spellEnd"/>
+      <w:r>
+        <w:t>: 10000</w:t>
       </w:r>
     </w:p>
     <w:p>
@@ -1511,9 +1765,19 @@
           <w:numId w:val="4"/>
         </w:numPr>
       </w:pPr>
-      <w:r>
-        <w:t>cn: informatica</w:t>
-      </w:r>
+      <w:proofErr w:type="spellStart"/>
+      <w:r>
+        <w:t>cn</w:t>
+      </w:r>
+      <w:proofErr w:type="spellEnd"/>
+      <w:r>
+        <w:t xml:space="preserve">: </w:t>
+      </w:r>
+      <w:proofErr w:type="spellStart"/>
+      <w:r>
+        <w:t>informatica</w:t>
+      </w:r>
+      <w:proofErr w:type="spellEnd"/>
     </w:p>
     <w:p>
       <w:pPr>
@@ -1522,6 +1786,8 @@
           <w:bCs/>
         </w:rPr>
       </w:pPr>
+      <w:proofErr w:type="spellStart"/>
+      <w:proofErr w:type="gramStart"/>
       <w:r>
         <w:rPr>
           <w:b/>
@@ -1530,6 +1796,8 @@
         <w:lastRenderedPageBreak/>
         <w:t>usr.ldif</w:t>
       </w:r>
+      <w:proofErr w:type="spellEnd"/>
+      <w:proofErr w:type="gramEnd"/>
     </w:p>
     <w:p>
       <w:pPr>
@@ -1539,15 +1807,56 @@
           <w:numId w:val="5"/>
         </w:numPr>
       </w:pPr>
-      <w:r>
-        <w:t>dn: uid=rrhh,ou=informatica,dc=</w:t>
-      </w:r>
+      <w:proofErr w:type="spellStart"/>
+      <w:r>
+        <w:t>dn</w:t>
+      </w:r>
+      <w:proofErr w:type="spellEnd"/>
+      <w:r>
+        <w:t xml:space="preserve">: </w:t>
+      </w:r>
+      <w:proofErr w:type="spellStart"/>
+      <w:r>
+        <w:t>uid</w:t>
+      </w:r>
+      <w:proofErr w:type="spellEnd"/>
+      <w:r>
+        <w:t>=</w:t>
+      </w:r>
+      <w:proofErr w:type="spellStart"/>
+      <w:proofErr w:type="gramStart"/>
+      <w:r>
+        <w:t>rrhh,ou</w:t>
+      </w:r>
+      <w:proofErr w:type="spellEnd"/>
+      <w:proofErr w:type="gramEnd"/>
+      <w:r>
+        <w:t>=</w:t>
+      </w:r>
+      <w:proofErr w:type="spellStart"/>
+      <w:r>
+        <w:t>informatica,dc</w:t>
+      </w:r>
+      <w:proofErr w:type="spellEnd"/>
+      <w:r>
+        <w:t>=</w:t>
+      </w:r>
+      <w:proofErr w:type="spellStart"/>
       <w:r>
         <w:t>pablosg</w:t>
       </w:r>
       <w:r>
-        <w:t>,dc=com</w:t>
-      </w:r>
+        <w:t>,dc</w:t>
+      </w:r>
+      <w:proofErr w:type="spellEnd"/>
+      <w:r>
+        <w:t>=</w:t>
+      </w:r>
+      <w:proofErr w:type="spellStart"/>
+      <w:r>
+        <w:t>com</w:t>
+      </w:r>
+      <w:proofErr w:type="spellEnd"/>
     </w:p>
     <w:p>
       <w:pPr>
@@ -1557,8 +1866,13 @@
           <w:numId w:val="5"/>
         </w:numPr>
       </w:pPr>
-      <w:r>
-        <w:t>objectClass: top</w:t>
+      <w:proofErr w:type="spellStart"/>
+      <w:r>
+        <w:t>objectClass</w:t>
+      </w:r>
+      <w:proofErr w:type="spellEnd"/>
+      <w:r>
+        <w:t>: top</w:t>
       </w:r>
     </w:p>
     <w:p>
@@ -1569,9 +1883,19 @@
           <w:numId w:val="5"/>
         </w:numPr>
       </w:pPr>
-      <w:r>
-        <w:t>objectClass: posixAccount</w:t>
-      </w:r>
+      <w:proofErr w:type="spellStart"/>
+      <w:r>
+        <w:t>objectClass</w:t>
+      </w:r>
+      <w:proofErr w:type="spellEnd"/>
+      <w:r>
+        <w:t xml:space="preserve">: </w:t>
+      </w:r>
+      <w:proofErr w:type="spellStart"/>
+      <w:r>
+        <w:t>posixAccount</w:t>
+      </w:r>
+      <w:proofErr w:type="spellEnd"/>
     </w:p>
     <w:p>
       <w:pPr>
@@ -1581,9 +1905,19 @@
           <w:numId w:val="5"/>
         </w:numPr>
       </w:pPr>
-      <w:r>
-        <w:t>objectClass: inetOrgPerson</w:t>
-      </w:r>
+      <w:proofErr w:type="spellStart"/>
+      <w:r>
+        <w:t>objectClass</w:t>
+      </w:r>
+      <w:proofErr w:type="spellEnd"/>
+      <w:r>
+        <w:t xml:space="preserve">: </w:t>
+      </w:r>
+      <w:proofErr w:type="spellStart"/>
+      <w:r>
+        <w:t>inetOrgPerson</w:t>
+      </w:r>
+      <w:proofErr w:type="spellEnd"/>
     </w:p>
     <w:p>
       <w:pPr>
@@ -1593,9 +1927,19 @@
           <w:numId w:val="5"/>
         </w:numPr>
       </w:pPr>
-      <w:r>
-        <w:t>objectClass: person</w:t>
-      </w:r>
+      <w:proofErr w:type="spellStart"/>
+      <w:r>
+        <w:t>objectClass</w:t>
+      </w:r>
+      <w:proofErr w:type="spellEnd"/>
+      <w:r>
+        <w:t xml:space="preserve">: </w:t>
+      </w:r>
+      <w:proofErr w:type="spellStart"/>
+      <w:r>
+        <w:t>person</w:t>
+      </w:r>
+      <w:proofErr w:type="spellEnd"/>
     </w:p>
     <w:p>
       <w:pPr>
@@ -1605,9 +1949,19 @@
           <w:numId w:val="5"/>
         </w:numPr>
       </w:pPr>
-      <w:r>
-        <w:t>cn: rrhh</w:t>
-      </w:r>
+      <w:proofErr w:type="spellStart"/>
+      <w:r>
+        <w:t>cn</w:t>
+      </w:r>
+      <w:proofErr w:type="spellEnd"/>
+      <w:r>
+        <w:t xml:space="preserve">: </w:t>
+      </w:r>
+      <w:proofErr w:type="spellStart"/>
+      <w:r>
+        <w:t>rrhh</w:t>
+      </w:r>
+      <w:proofErr w:type="spellEnd"/>
     </w:p>
     <w:p>
       <w:pPr>
@@ -1617,9 +1971,19 @@
           <w:numId w:val="5"/>
         </w:numPr>
       </w:pPr>
-      <w:r>
-        <w:t>uid: rrhh</w:t>
-      </w:r>
+      <w:proofErr w:type="spellStart"/>
+      <w:r>
+        <w:t>uid</w:t>
+      </w:r>
+      <w:proofErr w:type="spellEnd"/>
+      <w:r>
+        <w:t xml:space="preserve">: </w:t>
+      </w:r>
+      <w:proofErr w:type="spellStart"/>
+      <w:r>
+        <w:t>rrhh</w:t>
+      </w:r>
+      <w:proofErr w:type="spellEnd"/>
     </w:p>
     <w:p>
       <w:pPr>
@@ -1629,9 +1993,19 @@
           <w:numId w:val="5"/>
         </w:numPr>
       </w:pPr>
-      <w:r>
-        <w:t>ou: informatica</w:t>
-      </w:r>
+      <w:proofErr w:type="spellStart"/>
+      <w:r>
+        <w:t>ou</w:t>
+      </w:r>
+      <w:proofErr w:type="spellEnd"/>
+      <w:r>
+        <w:t xml:space="preserve">: </w:t>
+      </w:r>
+      <w:proofErr w:type="spellStart"/>
+      <w:r>
+        <w:t>informatica</w:t>
+      </w:r>
+      <w:proofErr w:type="spellEnd"/>
     </w:p>
     <w:p>
       <w:pPr>
@@ -1641,8 +2015,13 @@
           <w:numId w:val="5"/>
         </w:numPr>
       </w:pPr>
-      <w:r>
-        <w:t>uidNumber: 2000</w:t>
+      <w:proofErr w:type="spellStart"/>
+      <w:r>
+        <w:t>uidNumber</w:t>
+      </w:r>
+      <w:proofErr w:type="spellEnd"/>
+      <w:r>
+        <w:t>: 2000</w:t>
       </w:r>
     </w:p>
     <w:p>
@@ -1653,8 +2032,13 @@
           <w:numId w:val="5"/>
         </w:numPr>
       </w:pPr>
-      <w:r>
-        <w:t>gidNumber: 10000</w:t>
+      <w:proofErr w:type="spellStart"/>
+      <w:r>
+        <w:t>gidNumber</w:t>
+      </w:r>
+      <w:proofErr w:type="spellEnd"/>
+      <w:r>
+        <w:t>: 10000</w:t>
       </w:r>
     </w:p>
     <w:p>
@@ -1665,9 +2049,19 @@
           <w:numId w:val="5"/>
         </w:numPr>
       </w:pPr>
-      <w:r>
-        <w:t>homeDirectory: /home/rrhh</w:t>
-      </w:r>
+      <w:proofErr w:type="spellStart"/>
+      <w:r>
+        <w:t>homeDirectory</w:t>
+      </w:r>
+      <w:proofErr w:type="spellEnd"/>
+      <w:r>
+        <w:t>: /home/</w:t>
+      </w:r>
+      <w:proofErr w:type="spellStart"/>
+      <w:r>
+        <w:t>rrhh</w:t>
+      </w:r>
+      <w:proofErr w:type="spellEnd"/>
     </w:p>
     <w:p>
       <w:pPr>
@@ -1677,9 +2071,27 @@
           <w:numId w:val="5"/>
         </w:numPr>
       </w:pPr>
-      <w:r>
-        <w:t>loginShell: /bin/bash</w:t>
-      </w:r>
+      <w:proofErr w:type="spellStart"/>
+      <w:r>
+        <w:t>loginShell</w:t>
+      </w:r>
+      <w:proofErr w:type="spellEnd"/>
+      <w:r>
+        <w:t>: /</w:t>
+      </w:r>
+      <w:proofErr w:type="spellStart"/>
+      <w:r>
+        <w:t>bin</w:t>
+      </w:r>
+      <w:proofErr w:type="spellEnd"/>
+      <w:r>
+        <w:t>/</w:t>
+      </w:r>
+      <w:proofErr w:type="spellStart"/>
+      <w:r>
+        <w:t>bash</w:t>
+      </w:r>
+      <w:proofErr w:type="spellEnd"/>
     </w:p>
     <w:p>
       <w:pPr>
@@ -1689,9 +2101,19 @@
           <w:numId w:val="5"/>
         </w:numPr>
       </w:pPr>
-      <w:r>
-        <w:t>userPassword: rrhh</w:t>
-      </w:r>
+      <w:proofErr w:type="spellStart"/>
+      <w:r>
+        <w:t>userPassword</w:t>
+      </w:r>
+      <w:proofErr w:type="spellEnd"/>
+      <w:r>
+        <w:t xml:space="preserve">: </w:t>
+      </w:r>
+      <w:proofErr w:type="spellStart"/>
+      <w:r>
+        <w:t>rrhh</w:t>
+      </w:r>
+      <w:proofErr w:type="spellEnd"/>
     </w:p>
     <w:p>
       <w:pPr>
@@ -1701,9 +2123,19 @@
           <w:numId w:val="5"/>
         </w:numPr>
       </w:pPr>
-      <w:r>
-        <w:t>sn: Perez</w:t>
-      </w:r>
+      <w:proofErr w:type="spellStart"/>
+      <w:r>
+        <w:t>sn</w:t>
+      </w:r>
+      <w:proofErr w:type="spellEnd"/>
+      <w:r>
+        <w:t xml:space="preserve">: </w:t>
+      </w:r>
+      <w:proofErr w:type="spellStart"/>
+      <w:r>
+        <w:t>Perez</w:t>
+      </w:r>
+      <w:proofErr w:type="spellEnd"/>
     </w:p>
     <w:p>
       <w:pPr>
@@ -1731,13 +2163,31 @@
           <w:numId w:val="5"/>
         </w:numPr>
       </w:pPr>
-      <w:r>
-        <w:t>givenName: rrhh</w:t>
-      </w:r>
-    </w:p>
-    <w:p>
-      <w:r>
-        <w:t>Para importar estos archivos a openldap, primero se crean:</w:t>
+      <w:proofErr w:type="spellStart"/>
+      <w:r>
+        <w:t>givenName</w:t>
+      </w:r>
+      <w:proofErr w:type="spellEnd"/>
+      <w:r>
+        <w:t xml:space="preserve">: </w:t>
+      </w:r>
+      <w:proofErr w:type="spellStart"/>
+      <w:r>
+        <w:t>rrhh</w:t>
+      </w:r>
+      <w:proofErr w:type="spellEnd"/>
+    </w:p>
+    <w:p>
+      <w:r>
+        <w:t xml:space="preserve">Para importar estos archivos a </w:t>
+      </w:r>
+      <w:proofErr w:type="spellStart"/>
+      <w:r>
+        <w:t>openldap</w:t>
+      </w:r>
+      <w:proofErr w:type="spellEnd"/>
+      <w:r>
+        <w:t>, primero se crean:</w:t>
       </w:r>
     </w:p>
     <w:p>
@@ -1878,12 +2328,51 @@
           <w:lang w:val="en-US"/>
         </w:rPr>
       </w:pPr>
-      <w:r>
-        <w:rPr>
-          <w:lang w:val="en-US"/>
-        </w:rPr>
-        <w:t>ldapadd -x -D cn=admin,dc=</w:t>
-      </w:r>
+      <w:proofErr w:type="spellStart"/>
+      <w:r>
+        <w:rPr>
+          <w:lang w:val="en-US"/>
+        </w:rPr>
+        <w:t>ldapadd</w:t>
+      </w:r>
+      <w:proofErr w:type="spellEnd"/>
+      <w:r>
+        <w:rPr>
+          <w:lang w:val="en-US"/>
+        </w:rPr>
+        <w:t xml:space="preserve"> -x -D </w:t>
+      </w:r>
+      <w:proofErr w:type="spellStart"/>
+      <w:r>
+        <w:rPr>
+          <w:lang w:val="en-US"/>
+        </w:rPr>
+        <w:t>cn</w:t>
+      </w:r>
+      <w:proofErr w:type="spellEnd"/>
+      <w:r>
+        <w:rPr>
+          <w:lang w:val="en-US"/>
+        </w:rPr>
+        <w:t>=</w:t>
+      </w:r>
+      <w:proofErr w:type="spellStart"/>
+      <w:proofErr w:type="gramStart"/>
+      <w:r>
+        <w:rPr>
+          <w:lang w:val="en-US"/>
+        </w:rPr>
+        <w:t>admin,dc</w:t>
+      </w:r>
+      <w:proofErr w:type="spellEnd"/>
+      <w:proofErr w:type="gramEnd"/>
+      <w:r>
+        <w:rPr>
+          <w:lang w:val="en-US"/>
+        </w:rPr>
+        <w:t>=</w:t>
+      </w:r>
+      <w:proofErr w:type="spellStart"/>
       <w:r>
         <w:rPr>
           <w:lang w:val="en-US"/>
@@ -1894,8 +2383,23 @@
         <w:rPr>
           <w:lang w:val="en-US"/>
         </w:rPr>
-        <w:t>,dc=com -W -f ou.ldif</w:t>
-      </w:r>
+        <w:t>,dc</w:t>
+      </w:r>
+      <w:proofErr w:type="spellEnd"/>
+      <w:r>
+        <w:rPr>
+          <w:lang w:val="en-US"/>
+        </w:rPr>
+        <w:t xml:space="preserve">=com -W -f </w:t>
+      </w:r>
+      <w:proofErr w:type="spellStart"/>
+      <w:r>
+        <w:rPr>
+          <w:lang w:val="en-US"/>
+        </w:rPr>
+        <w:t>ou.ldif</w:t>
+      </w:r>
+      <w:proofErr w:type="spellEnd"/>
     </w:p>
     <w:p>
       <w:r>
@@ -1945,12 +2449,51 @@
           <w:lang w:val="en-US"/>
         </w:rPr>
       </w:pPr>
-      <w:r>
-        <w:rPr>
-          <w:lang w:val="en-US"/>
-        </w:rPr>
-        <w:t>ldapadd -x -D cn=admin,dc=</w:t>
-      </w:r>
+      <w:proofErr w:type="spellStart"/>
+      <w:r>
+        <w:rPr>
+          <w:lang w:val="en-US"/>
+        </w:rPr>
+        <w:t>ldapadd</w:t>
+      </w:r>
+      <w:proofErr w:type="spellEnd"/>
+      <w:r>
+        <w:rPr>
+          <w:lang w:val="en-US"/>
+        </w:rPr>
+        <w:t xml:space="preserve"> -x -D </w:t>
+      </w:r>
+      <w:proofErr w:type="spellStart"/>
+      <w:r>
+        <w:rPr>
+          <w:lang w:val="en-US"/>
+        </w:rPr>
+        <w:t>cn</w:t>
+      </w:r>
+      <w:proofErr w:type="spellEnd"/>
+      <w:r>
+        <w:rPr>
+          <w:lang w:val="en-US"/>
+        </w:rPr>
+        <w:t>=</w:t>
+      </w:r>
+      <w:proofErr w:type="spellStart"/>
+      <w:proofErr w:type="gramStart"/>
+      <w:r>
+        <w:rPr>
+          <w:lang w:val="en-US"/>
+        </w:rPr>
+        <w:t>admin,dc</w:t>
+      </w:r>
+      <w:proofErr w:type="spellEnd"/>
+      <w:proofErr w:type="gramEnd"/>
+      <w:r>
+        <w:rPr>
+          <w:lang w:val="en-US"/>
+        </w:rPr>
+        <w:t>=</w:t>
+      </w:r>
+      <w:proofErr w:type="spellStart"/>
       <w:r>
         <w:rPr>
           <w:lang w:val="en-US"/>
@@ -1961,8 +2504,23 @@
         <w:rPr>
           <w:lang w:val="en-US"/>
         </w:rPr>
-        <w:t>,dc=com -W -f grp.ldif</w:t>
-      </w:r>
+        <w:t>,dc</w:t>
+      </w:r>
+      <w:proofErr w:type="spellEnd"/>
+      <w:r>
+        <w:rPr>
+          <w:lang w:val="en-US"/>
+        </w:rPr>
+        <w:t xml:space="preserve">=com -W -f </w:t>
+      </w:r>
+      <w:proofErr w:type="spellStart"/>
+      <w:r>
+        <w:rPr>
+          <w:lang w:val="en-US"/>
+        </w:rPr>
+        <w:t>grp.ldif</w:t>
+      </w:r>
+      <w:proofErr w:type="spellEnd"/>
     </w:p>
     <w:p>
       <w:r>
@@ -2012,12 +2570,51 @@
           <w:lang w:val="en-US"/>
         </w:rPr>
       </w:pPr>
-      <w:r>
-        <w:rPr>
-          <w:lang w:val="en-US"/>
-        </w:rPr>
-        <w:t>ldapadd -x -D cn=admin,dc=</w:t>
-      </w:r>
+      <w:proofErr w:type="spellStart"/>
+      <w:r>
+        <w:rPr>
+          <w:lang w:val="en-US"/>
+        </w:rPr>
+        <w:t>ldapadd</w:t>
+      </w:r>
+      <w:proofErr w:type="spellEnd"/>
+      <w:r>
+        <w:rPr>
+          <w:lang w:val="en-US"/>
+        </w:rPr>
+        <w:t xml:space="preserve"> -x -D </w:t>
+      </w:r>
+      <w:proofErr w:type="spellStart"/>
+      <w:r>
+        <w:rPr>
+          <w:lang w:val="en-US"/>
+        </w:rPr>
+        <w:t>cn</w:t>
+      </w:r>
+      <w:proofErr w:type="spellEnd"/>
+      <w:r>
+        <w:rPr>
+          <w:lang w:val="en-US"/>
+        </w:rPr>
+        <w:t>=</w:t>
+      </w:r>
+      <w:proofErr w:type="spellStart"/>
+      <w:proofErr w:type="gramStart"/>
+      <w:r>
+        <w:rPr>
+          <w:lang w:val="en-US"/>
+        </w:rPr>
+        <w:t>admin,dc</w:t>
+      </w:r>
+      <w:proofErr w:type="spellEnd"/>
+      <w:proofErr w:type="gramEnd"/>
+      <w:r>
+        <w:rPr>
+          <w:lang w:val="en-US"/>
+        </w:rPr>
+        <w:t>=</w:t>
+      </w:r>
+      <w:proofErr w:type="spellStart"/>
       <w:r>
         <w:rPr>
           <w:lang w:val="en-US"/>
@@ -2028,8 +2625,23 @@
         <w:rPr>
           <w:lang w:val="en-US"/>
         </w:rPr>
-        <w:t>,dc=com -W -f usr.ldif</w:t>
-      </w:r>
+        <w:t>,dc</w:t>
+      </w:r>
+      <w:proofErr w:type="spellEnd"/>
+      <w:r>
+        <w:rPr>
+          <w:lang w:val="en-US"/>
+        </w:rPr>
+        <w:t xml:space="preserve">=com -W -f </w:t>
+      </w:r>
+      <w:proofErr w:type="spellStart"/>
+      <w:r>
+        <w:rPr>
+          <w:lang w:val="en-US"/>
+        </w:rPr>
+        <w:t>usr.ldif</w:t>
+      </w:r>
+      <w:proofErr w:type="spellEnd"/>
     </w:p>
     <w:p>
       <w:r>
@@ -2075,7 +2687,15 @@
     </w:p>
     <w:p>
       <w:r>
-        <w:t>Con el comando slapcat se ve la información creada:</w:t>
+        <w:t xml:space="preserve">Con el comando </w:t>
+      </w:r>
+      <w:proofErr w:type="spellStart"/>
+      <w:r>
+        <w:t>slapcat</w:t>
+      </w:r>
+      <w:proofErr w:type="spellEnd"/>
+      <w:r>
+        <w:t xml:space="preserve"> se ve la información creada:</w:t>
       </w:r>
     </w:p>
     <w:p>
@@ -2188,8 +2808,37 @@
     </w:p>
     <w:p>
       <w:r>
-        <w:t>1.- Se instalan los paquetes: apt install libpam-ldapd libnss-ldapd</w:t>
-      </w:r>
+        <w:t xml:space="preserve">1.- Se instalan los paquetes: </w:t>
+      </w:r>
+      <w:proofErr w:type="spellStart"/>
+      <w:r>
+        <w:t>apt</w:t>
+      </w:r>
+      <w:proofErr w:type="spellEnd"/>
+      <w:r>
+        <w:t xml:space="preserve"> </w:t>
+      </w:r>
+      <w:proofErr w:type="spellStart"/>
+      <w:r>
+        <w:t>install</w:t>
+      </w:r>
+      <w:proofErr w:type="spellEnd"/>
+      <w:r>
+        <w:t xml:space="preserve"> </w:t>
+      </w:r>
+      <w:proofErr w:type="spellStart"/>
+      <w:r>
+        <w:t>libpam-ldapd</w:t>
+      </w:r>
+      <w:proofErr w:type="spellEnd"/>
+      <w:r>
+        <w:t xml:space="preserve"> </w:t>
+      </w:r>
+      <w:proofErr w:type="spellStart"/>
+      <w:r>
+        <w:t>libnss-ldapd</w:t>
+      </w:r>
+      <w:proofErr w:type="spellEnd"/>
     </w:p>
     <w:p>
       <w:r>
@@ -2240,6 +2889,9 @@
     </w:p>
     <w:p>
       <w:r>
+        <w:rPr>
+          <w:noProof/>
+        </w:rPr>
         <w:lastRenderedPageBreak/>
         <w:drawing>
           <wp:inline distT="0" distB="0" distL="0" distR="0" wp14:anchorId="57DE67E9" wp14:editId="11D1C42B">
@@ -2384,9 +3036,27 @@
       </w:r>
     </w:p>
     <w:p>
-      <w:r>
-        <w:t>gedit /etc/nsswitch.conf</w:t>
-      </w:r>
+      <w:proofErr w:type="spellStart"/>
+      <w:r>
+        <w:t>gedit</w:t>
+      </w:r>
+      <w:proofErr w:type="spellEnd"/>
+      <w:r>
+        <w:t xml:space="preserve"> /</w:t>
+      </w:r>
+      <w:proofErr w:type="spellStart"/>
+      <w:r>
+        <w:t>etc</w:t>
+      </w:r>
+      <w:proofErr w:type="spellEnd"/>
+      <w:r>
+        <w:t>/</w:t>
+      </w:r>
+      <w:proofErr w:type="spellStart"/>
+      <w:r>
+        <w:t>nsswitch.conf</w:t>
+      </w:r>
+      <w:proofErr w:type="spellEnd"/>
     </w:p>
     <w:p>
       <w:r>
@@ -2395,6 +3065,9 @@
     </w:p>
     <w:p>
       <w:r>
+        <w:rPr>
+          <w:noProof/>
+        </w:rPr>
         <w:lastRenderedPageBreak/>
         <w:drawing>
           <wp:inline distT="0" distB="0" distL="0" distR="0" wp14:anchorId="5128BB35" wp14:editId="0C6FC5D2">
@@ -2435,13 +3108,60 @@
     </w:p>
     <w:p>
       <w:r>
-        <w:t>3.- Con el comando sudo getent passwd se verán los usuarios, grupos, etc., registrados en el sistema.</w:t>
-      </w:r>
-    </w:p>
-    <w:p>
-      <w:r>
-        <w:t>4.- Para que se cree en el cliente la carpeta del usuario rrhh en home automáticamente la primera vez, es necesario añadir una línea al final del archivo /etc/pam.d/common-session</w:t>
-      </w:r>
+        <w:t xml:space="preserve">3.- Con el comando sudo </w:t>
+      </w:r>
+      <w:proofErr w:type="spellStart"/>
+      <w:r>
+        <w:t>getent</w:t>
+      </w:r>
+      <w:proofErr w:type="spellEnd"/>
+      <w:r>
+        <w:t xml:space="preserve"> </w:t>
+      </w:r>
+      <w:proofErr w:type="spellStart"/>
+      <w:r>
+        <w:t>passwd</w:t>
+      </w:r>
+      <w:proofErr w:type="spellEnd"/>
+      <w:r>
+        <w:t xml:space="preserve"> se verán los usuarios, grupos, etc., registrados en el sistema.</w:t>
+      </w:r>
+    </w:p>
+    <w:p>
+      <w:r>
+        <w:t xml:space="preserve">4.- Para que se cree en el cliente la carpeta del usuario </w:t>
+      </w:r>
+      <w:proofErr w:type="spellStart"/>
+      <w:r>
+        <w:t>rrhh</w:t>
+      </w:r>
+      <w:proofErr w:type="spellEnd"/>
+      <w:r>
+        <w:t xml:space="preserve"> en home automáticamente la primera vez, es necesario añadir una línea al final del archivo /</w:t>
+      </w:r>
+      <w:proofErr w:type="spellStart"/>
+      <w:r>
+        <w:t>etc</w:t>
+      </w:r>
+      <w:proofErr w:type="spellEnd"/>
+      <w:r>
+        <w:t>/</w:t>
+      </w:r>
+      <w:proofErr w:type="spellStart"/>
+      <w:proofErr w:type="gramStart"/>
+      <w:r>
+        <w:t>pam.d</w:t>
+      </w:r>
+      <w:proofErr w:type="spellEnd"/>
+      <w:proofErr w:type="gramEnd"/>
+      <w:r>
+        <w:t>/</w:t>
+      </w:r>
+      <w:proofErr w:type="spellStart"/>
+      <w:r>
+        <w:t>common-session</w:t>
+      </w:r>
+      <w:proofErr w:type="spellEnd"/>
     </w:p>
     <w:p>
       <w:r>
@@ -2493,13 +3213,39 @@
     </w:p>
     <w:p>
       <w:r>
-        <w:t>5.- Se reinicia el servicio nslcd</w:t>
-      </w:r>
-    </w:p>
-    <w:p>
-      <w:r>
-        <w:t>sudo service nslcd restart</w:t>
-      </w:r>
+        <w:t xml:space="preserve">5.- Se reinicia el servicio </w:t>
+      </w:r>
+      <w:proofErr w:type="spellStart"/>
+      <w:r>
+        <w:t>nslcd</w:t>
+      </w:r>
+      <w:proofErr w:type="spellEnd"/>
+    </w:p>
+    <w:p>
+      <w:r>
+        <w:t xml:space="preserve">sudo </w:t>
+      </w:r>
+      <w:proofErr w:type="spellStart"/>
+      <w:r>
+        <w:t>service</w:t>
+      </w:r>
+      <w:proofErr w:type="spellEnd"/>
+      <w:r>
+        <w:t xml:space="preserve"> </w:t>
+      </w:r>
+      <w:proofErr w:type="spellStart"/>
+      <w:r>
+        <w:t>nslcd</w:t>
+      </w:r>
+      <w:proofErr w:type="spellEnd"/>
+      <w:r>
+        <w:t xml:space="preserve"> </w:t>
+      </w:r>
+      <w:proofErr w:type="spellStart"/>
+      <w:r>
+        <w:t>restart</w:t>
+      </w:r>
+      <w:proofErr w:type="spellEnd"/>
     </w:p>
     <w:p>
       <w:r>
@@ -2546,11 +3292,22 @@
     <w:p>
       <w:r>
         <w:lastRenderedPageBreak/>
-        <w:t>Ya se puede entrar. Desde una ventana, como root hacemos:</w:t>
-      </w:r>
-    </w:p>
-    <w:p>
-      <w:r>
+        <w:t xml:space="preserve">Ya se puede entrar. Desde una ventana, como </w:t>
+      </w:r>
+      <w:proofErr w:type="spellStart"/>
+      <w:r>
+        <w:t>root</w:t>
+      </w:r>
+      <w:proofErr w:type="spellEnd"/>
+      <w:r>
+        <w:t xml:space="preserve"> hacemos:</w:t>
+      </w:r>
+    </w:p>
+    <w:p>
+      <w:r>
+        <w:rPr>
+          <w:noProof/>
+        </w:rPr>
         <w:drawing>
           <wp:inline distT="0" distB="0" distL="0" distR="0" wp14:anchorId="0325F50D" wp14:editId="345DA6DE">
             <wp:extent cx="3276600" cy="3268508"/>
@@ -2590,8 +3347,29 @@
     </w:p>
     <w:p>
       <w:r>
-        <w:t>Se ha entrado usando ldap con nombre de usuario rrhh y contraseña rrhh</w:t>
-      </w:r>
+        <w:t xml:space="preserve">Se ha entrado usando </w:t>
+      </w:r>
+      <w:proofErr w:type="spellStart"/>
+      <w:r>
+        <w:t>ldap</w:t>
+      </w:r>
+      <w:proofErr w:type="spellEnd"/>
+      <w:r>
+        <w:t xml:space="preserve"> con nombre de usuario </w:t>
+      </w:r>
+      <w:proofErr w:type="spellStart"/>
+      <w:r>
+        <w:t>rrhh</w:t>
+      </w:r>
+      <w:proofErr w:type="spellEnd"/>
+      <w:r>
+        <w:t xml:space="preserve"> y contraseña </w:t>
+      </w:r>
+      <w:proofErr w:type="spellStart"/>
+      <w:r>
+        <w:t>rrhh</w:t>
+      </w:r>
+      <w:proofErr w:type="spellEnd"/>
     </w:p>
     <w:p>
       <w:r>
@@ -2600,12 +3378,31 @@
     </w:p>
     <w:p>
       <w:r>
-        <w:t>Se hacen LOS MISMOS PASOS que en el apartado A) cambiando la ip 127.0.0.1 por la ip del ordenador servidor (en mi caso 192.168.100.20)</w:t>
+        <w:t xml:space="preserve">Se hacen LOS MISMOS PASOS que en el apartado A) cambiando la </w:t>
+      </w:r>
+      <w:proofErr w:type="spellStart"/>
+      <w:r>
+        <w:t>ip</w:t>
+      </w:r>
+      <w:proofErr w:type="spellEnd"/>
+      <w:r>
+        <w:t xml:space="preserve"> 127.0.0.1 por la </w:t>
+      </w:r>
+      <w:proofErr w:type="spellStart"/>
+      <w:r>
+        <w:t>ip</w:t>
+      </w:r>
+      <w:proofErr w:type="spellEnd"/>
+      <w:r>
+        <w:t xml:space="preserve"> del ordenador servidor (en mi caso 192.168.100.20)</w:t>
       </w:r>
       <w:r>
         <w:t xml:space="preserve"> </w:t>
       </w:r>
       <w:r>
+        <w:rPr>
+          <w:noProof/>
+        </w:rPr>
         <w:drawing>
           <wp:inline distT="0" distB="0" distL="0" distR="0" wp14:anchorId="5C4FB168" wp14:editId="573E436A">
             <wp:extent cx="2800350" cy="1710703"/>
@@ -2653,6 +3450,9 @@
         </w:rPr>
       </w:pPr>
       <w:r>
+        <w:rPr>
+          <w:noProof/>
+        </w:rPr>
         <w:drawing>
           <wp:anchor distT="0" distB="0" distL="114300" distR="114300" simplePos="0" relativeHeight="251658240" behindDoc="1" locked="0" layoutInCell="1" allowOverlap="1" wp14:anchorId="4980778B" wp14:editId="01B4ED27">
             <wp:simplePos x="0" y="0"/>
@@ -2734,12 +3534,28 @@
     </w:p>
     <w:p>
       <w:r>
-        <w:t>Network File System (sistema de archivos de red), o NFS, es un protocolo de nivel de aplicación, según el Modelo OSI. Es utilizado para sistemas de archivos distribuido en un entorno de red de computadoras de área local. Posibilita que distintos sistemas conectados a una misma red accedan a ficheros remotos como si se tratara de locales.</w:t>
-      </w:r>
-    </w:p>
-    <w:p>
-      <w:r>
-        <w:t>Vamos a configurar Ldap usando NFS:</w:t>
+        <w:t xml:space="preserve">Network File </w:t>
+      </w:r>
+      <w:proofErr w:type="spellStart"/>
+      <w:r>
+        <w:t>System</w:t>
+      </w:r>
+      <w:proofErr w:type="spellEnd"/>
+      <w:r>
+        <w:t xml:space="preserve"> (sistema de archivos de red), o NFS, es un protocolo de nivel de aplicación, según el Modelo OSI. Es utilizado para sistemas de archivos distribuido en un entorno de red de computadoras de área local. Posibilita que distintos sistemas conectados a una misma red accedan a ficheros remotos como si se tratara de locales.</w:t>
+      </w:r>
+    </w:p>
+    <w:p>
+      <w:r>
+        <w:t xml:space="preserve">Vamos a configurar </w:t>
+      </w:r>
+      <w:proofErr w:type="spellStart"/>
+      <w:r>
+        <w:t>Ldap</w:t>
+      </w:r>
+      <w:proofErr w:type="spellEnd"/>
+      <w:r>
+        <w:t xml:space="preserve"> usando NFS:</w:t>
       </w:r>
     </w:p>
     <w:p>
@@ -2748,7 +3564,15 @@
       </w:pPr>
       <w:bookmarkStart w:id="5" w:name="_Toc213145626"/>
       <w:r>
-        <w:t>2.1. CONFIGURACIÓN EN EL SERVIDOR (en mi caso la ip del servidor es 192.168.100.20)</w:t>
+        <w:t xml:space="preserve">2.1. CONFIGURACIÓN EN EL SERVIDOR (en mi caso la </w:t>
+      </w:r>
+      <w:proofErr w:type="spellStart"/>
+      <w:r>
+        <w:t>ip</w:t>
+      </w:r>
+      <w:proofErr w:type="spellEnd"/>
+      <w:r>
+        <w:t xml:space="preserve"> del servidor es 192.168.100.20)</w:t>
       </w:r>
       <w:bookmarkEnd w:id="5"/>
     </w:p>
@@ -2761,30 +3585,61 @@
         </w:numPr>
       </w:pPr>
       <w:r>
-        <w:t>Instalamos nfs:</w:t>
-      </w:r>
-    </w:p>
-    <w:p>
-      <w:pPr>
-        <w:rPr>
-          <w:lang w:val="en-US"/>
-        </w:rPr>
-      </w:pPr>
-      <w:r>
-        <w:rPr>
-          <w:lang w:val="en-US"/>
-        </w:rPr>
-        <w:t>sudo apt install nfs-kernel-server</w:t>
-      </w:r>
-    </w:p>
-    <w:p>
-      <w:pPr>
-        <w:rPr>
-          <w:lang w:val="en-US"/>
-        </w:rPr>
-      </w:pPr>
-      <w:r>
-        <w:rPr>
+        <w:t xml:space="preserve">Instalamos </w:t>
+      </w:r>
+      <w:proofErr w:type="spellStart"/>
+      <w:r>
+        <w:t>nfs</w:t>
+      </w:r>
+      <w:proofErr w:type="spellEnd"/>
+      <w:r>
+        <w:t>:</w:t>
+      </w:r>
+    </w:p>
+    <w:p>
+      <w:pPr>
+        <w:rPr>
+          <w:lang w:val="en-US"/>
+        </w:rPr>
+      </w:pPr>
+      <w:proofErr w:type="spellStart"/>
+      <w:r>
+        <w:rPr>
+          <w:lang w:val="en-US"/>
+        </w:rPr>
+        <w:t>sudo</w:t>
+      </w:r>
+      <w:proofErr w:type="spellEnd"/>
+      <w:r>
+        <w:rPr>
+          <w:lang w:val="en-US"/>
+        </w:rPr>
+        <w:t xml:space="preserve"> apt install </w:t>
+      </w:r>
+      <w:proofErr w:type="spellStart"/>
+      <w:r>
+        <w:rPr>
+          <w:lang w:val="en-US"/>
+        </w:rPr>
+        <w:t>nfs</w:t>
+      </w:r>
+      <w:proofErr w:type="spellEnd"/>
+      <w:r>
+        <w:rPr>
+          <w:lang w:val="en-US"/>
+        </w:rPr>
+        <w:t>-kernel-server</w:t>
+      </w:r>
+    </w:p>
+    <w:p>
+      <w:pPr>
+        <w:rPr>
+          <w:lang w:val="en-US"/>
+        </w:rPr>
+      </w:pPr>
+      <w:r>
+        <w:rPr>
+          <w:noProof/>
           <w:lang w:val="en-US"/>
         </w:rPr>
         <w:drawing>
@@ -2838,30 +3693,90 @@
     </w:p>
     <w:p>
       <w:r>
-        <w:t>sudo mkdir /home/nfs</w:t>
-      </w:r>
-    </w:p>
-    <w:p>
-      <w:pPr>
-        <w:rPr>
-          <w:lang w:val="en-US"/>
-        </w:rPr>
-      </w:pPr>
-      <w:r>
-        <w:rPr>
-          <w:lang w:val="en-US"/>
-        </w:rPr>
-        <w:t>sudo chown nobody:nogroup /home/nfs</w:t>
-      </w:r>
-    </w:p>
-    <w:p>
-      <w:pPr>
-        <w:rPr>
-          <w:lang w:val="en-US"/>
-        </w:rPr>
-      </w:pPr>
-      <w:r>
-        <w:rPr>
+        <w:t xml:space="preserve">sudo </w:t>
+      </w:r>
+      <w:proofErr w:type="spellStart"/>
+      <w:r>
+        <w:t>mkdir</w:t>
+      </w:r>
+      <w:proofErr w:type="spellEnd"/>
+      <w:r>
+        <w:t xml:space="preserve"> /home/</w:t>
+      </w:r>
+      <w:proofErr w:type="spellStart"/>
+      <w:r>
+        <w:t>nfs</w:t>
+      </w:r>
+      <w:proofErr w:type="spellEnd"/>
+    </w:p>
+    <w:p>
+      <w:pPr>
+        <w:rPr>
+          <w:lang w:val="en-US"/>
+        </w:rPr>
+      </w:pPr>
+      <w:proofErr w:type="spellStart"/>
+      <w:r>
+        <w:rPr>
+          <w:lang w:val="en-US"/>
+        </w:rPr>
+        <w:t>sudo</w:t>
+      </w:r>
+      <w:proofErr w:type="spellEnd"/>
+      <w:r>
+        <w:rPr>
+          <w:lang w:val="en-US"/>
+        </w:rPr>
+        <w:t xml:space="preserve"> </w:t>
+      </w:r>
+      <w:proofErr w:type="spellStart"/>
+      <w:r>
+        <w:rPr>
+          <w:lang w:val="en-US"/>
+        </w:rPr>
+        <w:t>chown</w:t>
+      </w:r>
+      <w:proofErr w:type="spellEnd"/>
+      <w:r>
+        <w:rPr>
+          <w:lang w:val="en-US"/>
+        </w:rPr>
+        <w:t xml:space="preserve"> </w:t>
+      </w:r>
+      <w:proofErr w:type="spellStart"/>
+      <w:proofErr w:type="gramStart"/>
+      <w:r>
+        <w:rPr>
+          <w:lang w:val="en-US"/>
+        </w:rPr>
+        <w:t>nobody:nogroup</w:t>
+      </w:r>
+      <w:proofErr w:type="spellEnd"/>
+      <w:proofErr w:type="gramEnd"/>
+      <w:r>
+        <w:rPr>
+          <w:lang w:val="en-US"/>
+        </w:rPr>
+        <w:t xml:space="preserve"> /home/</w:t>
+      </w:r>
+      <w:proofErr w:type="spellStart"/>
+      <w:r>
+        <w:rPr>
+          <w:lang w:val="en-US"/>
+        </w:rPr>
+        <w:t>nfs</w:t>
+      </w:r>
+      <w:proofErr w:type="spellEnd"/>
+    </w:p>
+    <w:p>
+      <w:pPr>
+        <w:rPr>
+          <w:lang w:val="en-US"/>
+        </w:rPr>
+      </w:pPr>
+      <w:r>
+        <w:rPr>
+          <w:noProof/>
           <w:lang w:val="en-US"/>
         </w:rPr>
         <w:drawing>
@@ -2910,29 +3825,105 @@
         </w:numPr>
       </w:pPr>
       <w:r>
-        <w:t>sudo gedit /etc/exports</w:t>
-      </w:r>
-    </w:p>
-    <w:p>
-      <w:r>
-        <w:t>Ponemos al final en una línea nueva que hace que nfs comparta la carpeta /home/nfs con todos los usuarios de la red</w:t>
-      </w:r>
-    </w:p>
-    <w:p>
-      <w:pPr>
-        <w:rPr>
-          <w:lang w:val="en-US"/>
-        </w:rPr>
-      </w:pPr>
-      <w:r>
-        <w:rPr>
-          <w:lang w:val="en-US"/>
-        </w:rPr>
-        <w:t>/home/nfs/ *(rw,sync,fsid=0,subtree_check)</w:t>
-      </w:r>
-    </w:p>
-    <w:p>
-      <w:r>
+        <w:t xml:space="preserve">sudo </w:t>
+      </w:r>
+      <w:proofErr w:type="spellStart"/>
+      <w:r>
+        <w:t>gedit</w:t>
+      </w:r>
+      <w:proofErr w:type="spellEnd"/>
+      <w:r>
+        <w:t xml:space="preserve"> /</w:t>
+      </w:r>
+      <w:proofErr w:type="spellStart"/>
+      <w:r>
+        <w:t>etc</w:t>
+      </w:r>
+      <w:proofErr w:type="spellEnd"/>
+      <w:r>
+        <w:t>/</w:t>
+      </w:r>
+      <w:proofErr w:type="spellStart"/>
+      <w:r>
+        <w:t>exports</w:t>
+      </w:r>
+      <w:proofErr w:type="spellEnd"/>
+    </w:p>
+    <w:p>
+      <w:r>
+        <w:t xml:space="preserve">Ponemos al final en una línea nueva que hace que </w:t>
+      </w:r>
+      <w:proofErr w:type="spellStart"/>
+      <w:r>
+        <w:t>nfs</w:t>
+      </w:r>
+      <w:proofErr w:type="spellEnd"/>
+      <w:r>
+        <w:t xml:space="preserve"> comparta la carpeta /home/</w:t>
+      </w:r>
+      <w:proofErr w:type="spellStart"/>
+      <w:r>
+        <w:t>nfs</w:t>
+      </w:r>
+      <w:proofErr w:type="spellEnd"/>
+      <w:r>
+        <w:t xml:space="preserve"> con todos los usuarios de la red</w:t>
+      </w:r>
+    </w:p>
+    <w:p>
+      <w:pPr>
+        <w:rPr>
+          <w:lang w:val="en-US"/>
+        </w:rPr>
+      </w:pPr>
+      <w:r>
+        <w:rPr>
+          <w:lang w:val="en-US"/>
+        </w:rPr>
+        <w:t>/home/</w:t>
+      </w:r>
+      <w:proofErr w:type="spellStart"/>
+      <w:r>
+        <w:rPr>
+          <w:lang w:val="en-US"/>
+        </w:rPr>
+        <w:t>nfs</w:t>
+      </w:r>
+      <w:proofErr w:type="spellEnd"/>
+      <w:r>
+        <w:rPr>
+          <w:lang w:val="en-US"/>
+        </w:rPr>
+        <w:t>/ *(</w:t>
+      </w:r>
+      <w:proofErr w:type="spellStart"/>
+      <w:proofErr w:type="gramStart"/>
+      <w:r>
+        <w:rPr>
+          <w:lang w:val="en-US"/>
+        </w:rPr>
+        <w:t>rw,sync</w:t>
+      </w:r>
+      <w:proofErr w:type="gramEnd"/>
+      <w:r>
+        <w:rPr>
+          <w:lang w:val="en-US"/>
+        </w:rPr>
+        <w:t>,fsid</w:t>
+      </w:r>
+      <w:proofErr w:type="spellEnd"/>
+      <w:r>
+        <w:rPr>
+          <w:lang w:val="en-US"/>
+        </w:rPr>
+        <w:t>=0,subtree_check)</w:t>
+      </w:r>
+    </w:p>
+    <w:p>
+      <w:r>
+        <w:rPr>
+          <w:noProof/>
+        </w:rPr>
         <w:drawing>
           <wp:inline distT="0" distB="0" distL="0" distR="0" wp14:anchorId="7ADA158A" wp14:editId="68289C3A">
             <wp:extent cx="5400040" cy="1725295"/>
@@ -2984,16 +3975,53 @@
         </w:numPr>
       </w:pPr>
       <w:r>
-        <w:t>Se reinicia el servidor nfs:</w:t>
-      </w:r>
-    </w:p>
-    <w:p>
-      <w:r>
-        <w:t>service nfs-kernel-server restart</w:t>
-      </w:r>
-    </w:p>
-    <w:p>
-      <w:r>
+        <w:t xml:space="preserve">Se reinicia el servidor </w:t>
+      </w:r>
+      <w:proofErr w:type="spellStart"/>
+      <w:r>
+        <w:t>nfs</w:t>
+      </w:r>
+      <w:proofErr w:type="spellEnd"/>
+      <w:r>
+        <w:t>:</w:t>
+      </w:r>
+    </w:p>
+    <w:p>
+      <w:proofErr w:type="spellStart"/>
+      <w:r>
+        <w:t>service</w:t>
+      </w:r>
+      <w:proofErr w:type="spellEnd"/>
+      <w:r>
+        <w:t xml:space="preserve"> </w:t>
+      </w:r>
+      <w:proofErr w:type="spellStart"/>
+      <w:r>
+        <w:t>nfs</w:t>
+      </w:r>
+      <w:proofErr w:type="spellEnd"/>
+      <w:r>
+        <w:t>-</w:t>
+      </w:r>
+      <w:proofErr w:type="spellStart"/>
+      <w:r>
+        <w:t>kernel</w:t>
+      </w:r>
+      <w:proofErr w:type="spellEnd"/>
+      <w:r>
+        <w:t xml:space="preserve">-server </w:t>
+      </w:r>
+      <w:proofErr w:type="spellStart"/>
+      <w:r>
+        <w:t>restart</w:t>
+      </w:r>
+      <w:proofErr w:type="spellEnd"/>
+    </w:p>
+    <w:p>
+      <w:r>
+        <w:rPr>
+          <w:noProof/>
+        </w:rPr>
         <w:drawing>
           <wp:inline distT="0" distB="0" distL="0" distR="0" wp14:anchorId="62301CA4" wp14:editId="2FC53ED2">
             <wp:extent cx="5400040" cy="152400"/>
@@ -3041,61 +4069,178 @@
       </w:pPr>
       <w:r>
         <w:lastRenderedPageBreak/>
-        <w:t>Se modifica la carpeta de perfil para usuario ldap (la propiedad homeDirectory). Para ello se crea el archivo modifica.ldif con esta información para el usuario rrhh@ejemplo.com</w:t>
-      </w:r>
-    </w:p>
-    <w:p>
-      <w:r>
-        <w:t>dn: uid=rrhh,ou=informatica,dc=ejemplo, dc=com</w:t>
-      </w:r>
-    </w:p>
-    <w:p>
-      <w:pPr>
-        <w:rPr>
-          <w:lang w:val="en-US"/>
-        </w:rPr>
-      </w:pPr>
-      <w:r>
-        <w:rPr>
-          <w:lang w:val="en-US"/>
-        </w:rPr>
-        <w:t>changetype: modify</w:t>
-      </w:r>
-    </w:p>
-    <w:p>
-      <w:pPr>
-        <w:rPr>
-          <w:lang w:val="en-US"/>
-        </w:rPr>
-      </w:pPr>
-      <w:r>
-        <w:rPr>
-          <w:lang w:val="en-US"/>
-        </w:rPr>
-        <w:t>replace: homeDirectory</w:t>
-      </w:r>
-    </w:p>
-    <w:p>
-      <w:pPr>
-        <w:rPr>
-          <w:lang w:val="en-US"/>
-        </w:rPr>
-      </w:pPr>
-      <w:r>
-        <w:rPr>
-          <w:lang w:val="en-US"/>
-        </w:rPr>
-        <w:t>homeDirectory: /home/nfs/rrhh</w:t>
-      </w:r>
-    </w:p>
-    <w:p>
-      <w:pPr>
-        <w:rPr>
-          <w:lang w:val="en-US"/>
-        </w:rPr>
-      </w:pPr>
-      <w:r>
-        <w:rPr>
+        <w:t xml:space="preserve">Se modifica la carpeta de perfil para usuario </w:t>
+      </w:r>
+      <w:proofErr w:type="spellStart"/>
+      <w:r>
+        <w:t>ldap</w:t>
+      </w:r>
+      <w:proofErr w:type="spellEnd"/>
+      <w:r>
+        <w:t xml:space="preserve"> (la propiedad </w:t>
+      </w:r>
+      <w:proofErr w:type="spellStart"/>
+      <w:r>
+        <w:t>homeDirectory</w:t>
+      </w:r>
+      <w:proofErr w:type="spellEnd"/>
+      <w:r>
+        <w:t xml:space="preserve">). Para ello se crea el archivo </w:t>
+      </w:r>
+      <w:proofErr w:type="spellStart"/>
+      <w:proofErr w:type="gramStart"/>
+      <w:r>
+        <w:t>modifica.ldif</w:t>
+      </w:r>
+      <w:proofErr w:type="spellEnd"/>
+      <w:proofErr w:type="gramEnd"/>
+      <w:r>
+        <w:t xml:space="preserve"> con esta información para el usuario rrhh@ejemplo.com</w:t>
+      </w:r>
+    </w:p>
+    <w:p>
+      <w:proofErr w:type="spellStart"/>
+      <w:r>
+        <w:t>dn</w:t>
+      </w:r>
+      <w:proofErr w:type="spellEnd"/>
+      <w:r>
+        <w:t xml:space="preserve">: </w:t>
+      </w:r>
+      <w:proofErr w:type="spellStart"/>
+      <w:r>
+        <w:t>uid</w:t>
+      </w:r>
+      <w:proofErr w:type="spellEnd"/>
+      <w:r>
+        <w:t>=</w:t>
+      </w:r>
+      <w:proofErr w:type="spellStart"/>
+      <w:proofErr w:type="gramStart"/>
+      <w:r>
+        <w:t>rrhh,ou</w:t>
+      </w:r>
+      <w:proofErr w:type="spellEnd"/>
+      <w:proofErr w:type="gramEnd"/>
+      <w:r>
+        <w:t>=</w:t>
+      </w:r>
+      <w:proofErr w:type="spellStart"/>
+      <w:r>
+        <w:t>informatica,dc</w:t>
+      </w:r>
+      <w:proofErr w:type="spellEnd"/>
+      <w:r>
+        <w:t xml:space="preserve">=ejemplo, </w:t>
+      </w:r>
+      <w:proofErr w:type="spellStart"/>
+      <w:r>
+        <w:t>dc</w:t>
+      </w:r>
+      <w:proofErr w:type="spellEnd"/>
+      <w:r>
+        <w:t>=</w:t>
+      </w:r>
+      <w:proofErr w:type="spellStart"/>
+      <w:r>
+        <w:t>com</w:t>
+      </w:r>
+      <w:proofErr w:type="spellEnd"/>
+    </w:p>
+    <w:p>
+      <w:pPr>
+        <w:rPr>
+          <w:lang w:val="en-US"/>
+        </w:rPr>
+      </w:pPr>
+      <w:proofErr w:type="spellStart"/>
+      <w:r>
+        <w:rPr>
+          <w:lang w:val="en-US"/>
+        </w:rPr>
+        <w:t>changetype</w:t>
+      </w:r>
+      <w:proofErr w:type="spellEnd"/>
+      <w:r>
+        <w:rPr>
+          <w:lang w:val="en-US"/>
+        </w:rPr>
+        <w:t>: modify</w:t>
+      </w:r>
+    </w:p>
+    <w:p>
+      <w:pPr>
+        <w:rPr>
+          <w:lang w:val="en-US"/>
+        </w:rPr>
+      </w:pPr>
+      <w:r>
+        <w:rPr>
+          <w:lang w:val="en-US"/>
+        </w:rPr>
+        <w:t xml:space="preserve">replace: </w:t>
+      </w:r>
+      <w:proofErr w:type="spellStart"/>
+      <w:r>
+        <w:rPr>
+          <w:lang w:val="en-US"/>
+        </w:rPr>
+        <w:t>homeDirectory</w:t>
+      </w:r>
+      <w:proofErr w:type="spellEnd"/>
+    </w:p>
+    <w:p>
+      <w:pPr>
+        <w:rPr>
+          <w:lang w:val="en-US"/>
+        </w:rPr>
+      </w:pPr>
+      <w:proofErr w:type="spellStart"/>
+      <w:r>
+        <w:rPr>
+          <w:lang w:val="en-US"/>
+        </w:rPr>
+        <w:t>homeDirectory</w:t>
+      </w:r>
+      <w:proofErr w:type="spellEnd"/>
+      <w:r>
+        <w:rPr>
+          <w:lang w:val="en-US"/>
+        </w:rPr>
+        <w:t>: /home/</w:t>
+      </w:r>
+      <w:proofErr w:type="spellStart"/>
+      <w:r>
+        <w:rPr>
+          <w:lang w:val="en-US"/>
+        </w:rPr>
+        <w:t>nfs</w:t>
+      </w:r>
+      <w:proofErr w:type="spellEnd"/>
+      <w:r>
+        <w:rPr>
+          <w:lang w:val="en-US"/>
+        </w:rPr>
+        <w:t>/</w:t>
+      </w:r>
+      <w:proofErr w:type="spellStart"/>
+      <w:r>
+        <w:rPr>
+          <w:lang w:val="en-US"/>
+        </w:rPr>
+        <w:t>rrhh</w:t>
+      </w:r>
+      <w:proofErr w:type="spellEnd"/>
+    </w:p>
+    <w:p>
+      <w:pPr>
+        <w:rPr>
+          <w:lang w:val="en-US"/>
+        </w:rPr>
+      </w:pPr>
+      <w:r>
+        <w:rPr>
+          <w:noProof/>
           <w:lang w:val="en-US"/>
         </w:rPr>
         <w:drawing>
@@ -3148,9 +4293,83 @@
       </w:r>
     </w:p>
     <w:p>
-      <w:r>
-        <w:t>ldapmodify -x -D cn=admin,dc=ejemplo,dc=com -W -f modifica.ldif</w:t>
-      </w:r>
+      <w:pPr>
+        <w:rPr>
+          <w:lang w:val="en-US"/>
+        </w:rPr>
+      </w:pPr>
+      <w:proofErr w:type="spellStart"/>
+      <w:r>
+        <w:rPr>
+          <w:lang w:val="en-US"/>
+        </w:rPr>
+        <w:t>ldapmodify</w:t>
+      </w:r>
+      <w:proofErr w:type="spellEnd"/>
+      <w:r>
+        <w:rPr>
+          <w:lang w:val="en-US"/>
+        </w:rPr>
+        <w:t xml:space="preserve"> -x -D </w:t>
+      </w:r>
+      <w:proofErr w:type="spellStart"/>
+      <w:r>
+        <w:rPr>
+          <w:lang w:val="en-US"/>
+        </w:rPr>
+        <w:t>cn</w:t>
+      </w:r>
+      <w:proofErr w:type="spellEnd"/>
+      <w:r>
+        <w:rPr>
+          <w:lang w:val="en-US"/>
+        </w:rPr>
+        <w:t>=</w:t>
+      </w:r>
+      <w:proofErr w:type="spellStart"/>
+      <w:proofErr w:type="gramStart"/>
+      <w:r>
+        <w:rPr>
+          <w:lang w:val="en-US"/>
+        </w:rPr>
+        <w:t>admin,dc</w:t>
+      </w:r>
+      <w:proofErr w:type="spellEnd"/>
+      <w:proofErr w:type="gramEnd"/>
+      <w:r>
+        <w:rPr>
+          <w:lang w:val="en-US"/>
+        </w:rPr>
+        <w:t>=</w:t>
+      </w:r>
+      <w:proofErr w:type="spellStart"/>
+      <w:r>
+        <w:rPr>
+          <w:lang w:val="en-US"/>
+        </w:rPr>
+        <w:t>pablosg</w:t>
+      </w:r>
+      <w:r>
+        <w:rPr>
+          <w:lang w:val="en-US"/>
+        </w:rPr>
+        <w:t>,dc</w:t>
+      </w:r>
+      <w:proofErr w:type="spellEnd"/>
+      <w:r>
+        <w:rPr>
+          <w:lang w:val="en-US"/>
+        </w:rPr>
+        <w:t xml:space="preserve">=com -W -f </w:t>
+      </w:r>
+      <w:proofErr w:type="spellStart"/>
+      <w:r>
+        <w:rPr>
+          <w:lang w:val="en-US"/>
+        </w:rPr>
+        <w:t>modifica.ldif</w:t>
+      </w:r>
+      <w:proofErr w:type="spellEnd"/>
     </w:p>
     <w:p>
       <w:r>
@@ -3160,10 +4379,13 @@
         <w:t xml:space="preserve"> </w:t>
       </w:r>
       <w:r>
+        <w:rPr>
+          <w:noProof/>
+        </w:rPr>
         <w:drawing>
-          <wp:inline distT="0" distB="0" distL="0" distR="0" wp14:anchorId="2D29C007" wp14:editId="73D4C74D">
-            <wp:extent cx="5400040" cy="325755"/>
-            <wp:effectExtent l="0" t="0" r="0" b="0"/>
+          <wp:inline distT="0" distB="0" distL="0" distR="0" wp14:anchorId="2D29C007" wp14:editId="3F9895AA">
+            <wp:extent cx="5400040" cy="504825"/>
+            <wp:effectExtent l="0" t="0" r="0" b="9525"/>
             <wp:docPr id="38" name="Imagen 38"/>
             <wp:cNvGraphicFramePr>
               <a:graphicFrameLocks xmlns:a="http://schemas.openxmlformats.org/drawingml/2006/main" noChangeAspect="1"/>
@@ -3184,7 +4406,7 @@
                   <pic:spPr>
                     <a:xfrm>
                       <a:off x="0" y="0"/>
-                      <a:ext cx="5400040" cy="325755"/>
+                      <a:ext cx="5400040" cy="504825"/>
                     </a:xfrm>
                     <a:prstGeom prst="rect">
                       <a:avLst/>
@@ -3199,8 +4421,45 @@
     </w:p>
     <w:p>
       <w:r>
-        <w:t>Ahora cuando entre el usuario rrhh en su ordenador usando ldap, tendrá una carpeta en el ordenador remoto que usará como si fuese local (/home/nfs/rrhh). La primera vez que entre se creará la carpeta rrhh</w:t>
-      </w:r>
+        <w:t xml:space="preserve">Ahora cuando entre el usuario </w:t>
+      </w:r>
+      <w:proofErr w:type="spellStart"/>
+      <w:r>
+        <w:t>rrhh</w:t>
+      </w:r>
+      <w:proofErr w:type="spellEnd"/>
+      <w:r>
+        <w:t xml:space="preserve"> en su ordenador usando </w:t>
+      </w:r>
+      <w:proofErr w:type="spellStart"/>
+      <w:r>
+        <w:t>ldap</w:t>
+      </w:r>
+      <w:proofErr w:type="spellEnd"/>
+      <w:r>
+        <w:t>, tendrá una carpeta en el ordenador remoto que usará como si fuese local (/home/</w:t>
+      </w:r>
+      <w:proofErr w:type="spellStart"/>
+      <w:r>
+        <w:t>nfs</w:t>
+      </w:r>
+      <w:proofErr w:type="spellEnd"/>
+      <w:r>
+        <w:t>/</w:t>
+      </w:r>
+      <w:proofErr w:type="spellStart"/>
+      <w:r>
+        <w:t>rrhh</w:t>
+      </w:r>
+      <w:proofErr w:type="spellEnd"/>
+      <w:r>
+        <w:t xml:space="preserve">). La primera vez que entre se creará la carpeta </w:t>
+      </w:r>
+      <w:proofErr w:type="spellStart"/>
+      <w:r>
+        <w:t>rrhh</w:t>
+      </w:r>
+      <w:proofErr w:type="spellEnd"/>
     </w:p>
     <w:p>
       <w:r>
@@ -3214,7 +4473,15 @@
       <w:bookmarkStart w:id="6" w:name="_Toc213145627"/>
       <w:r>
         <w:lastRenderedPageBreak/>
-        <w:t>2.2 CONFIGURACIÓN EN EL CLIENTE (en mi caso la ip del cliente es 192.168.100.21)</w:t>
+        <w:t xml:space="preserve">2.2 CONFIGURACIÓN EN EL CLIENTE (en mi caso la </w:t>
+      </w:r>
+      <w:proofErr w:type="spellStart"/>
+      <w:r>
+        <w:t>ip</w:t>
+      </w:r>
+      <w:proofErr w:type="spellEnd"/>
+      <w:r>
+        <w:t xml:space="preserve"> del cliente es 192.168.100.21)</w:t>
       </w:r>
       <w:bookmarkEnd w:id="6"/>
     </w:p>
@@ -3227,30 +4494,61 @@
         </w:numPr>
       </w:pPr>
       <w:r>
-        <w:t>Instalamos nfs:</w:t>
-      </w:r>
-    </w:p>
-    <w:p>
-      <w:pPr>
-        <w:rPr>
-          <w:lang w:val="en-US"/>
-        </w:rPr>
-      </w:pPr>
-      <w:r>
-        <w:rPr>
-          <w:lang w:val="en-US"/>
-        </w:rPr>
-        <w:t>sudo apt install nfs-kernel-server</w:t>
-      </w:r>
-    </w:p>
-    <w:p>
-      <w:pPr>
-        <w:rPr>
-          <w:lang w:val="en-US"/>
-        </w:rPr>
-      </w:pPr>
-      <w:r>
-        <w:rPr>
+        <w:t xml:space="preserve">Instalamos </w:t>
+      </w:r>
+      <w:proofErr w:type="spellStart"/>
+      <w:r>
+        <w:t>nfs</w:t>
+      </w:r>
+      <w:proofErr w:type="spellEnd"/>
+      <w:r>
+        <w:t>:</w:t>
+      </w:r>
+    </w:p>
+    <w:p>
+      <w:pPr>
+        <w:rPr>
+          <w:lang w:val="en-US"/>
+        </w:rPr>
+      </w:pPr>
+      <w:proofErr w:type="spellStart"/>
+      <w:r>
+        <w:rPr>
+          <w:lang w:val="en-US"/>
+        </w:rPr>
+        <w:t>sudo</w:t>
+      </w:r>
+      <w:proofErr w:type="spellEnd"/>
+      <w:r>
+        <w:rPr>
+          <w:lang w:val="en-US"/>
+        </w:rPr>
+        <w:t xml:space="preserve"> apt install </w:t>
+      </w:r>
+      <w:proofErr w:type="spellStart"/>
+      <w:r>
+        <w:rPr>
+          <w:lang w:val="en-US"/>
+        </w:rPr>
+        <w:t>nfs</w:t>
+      </w:r>
+      <w:proofErr w:type="spellEnd"/>
+      <w:r>
+        <w:rPr>
+          <w:lang w:val="en-US"/>
+        </w:rPr>
+        <w:t>-kernel-server</w:t>
+      </w:r>
+    </w:p>
+    <w:p>
+      <w:pPr>
+        <w:rPr>
+          <w:lang w:val="en-US"/>
+        </w:rPr>
+      </w:pPr>
+      <w:r>
+        <w:rPr>
+          <w:noProof/>
           <w:lang w:val="en-US"/>
         </w:rPr>
         <w:drawing>
@@ -3309,7 +4607,15 @@
     </w:p>
     <w:p>
       <w:r>
-        <w:t>sudo mkdir /</w:t>
+        <w:t xml:space="preserve">sudo </w:t>
+      </w:r>
+      <w:proofErr w:type="spellStart"/>
+      <w:r>
+        <w:t>mkdir</w:t>
+      </w:r>
+      <w:proofErr w:type="spellEnd"/>
+      <w:r>
+        <w:t xml:space="preserve"> /</w:t>
       </w:r>
       <w:r>
         <w:t>móviles</w:t>
@@ -3317,6 +4623,9 @@
     </w:p>
     <w:p>
       <w:r>
+        <w:rPr>
+          <w:noProof/>
+        </w:rPr>
         <w:drawing>
           <wp:inline distT="0" distB="0" distL="0" distR="0" wp14:anchorId="572C92BC" wp14:editId="3CD73FE1">
             <wp:extent cx="5400040" cy="163195"/>
@@ -3356,7 +4665,15 @@
     </w:p>
     <w:p>
       <w:r>
-        <w:t>sudo chown 777 /</w:t>
+        <w:t xml:space="preserve">sudo </w:t>
+      </w:r>
+      <w:proofErr w:type="spellStart"/>
+      <w:r>
+        <w:t>chown</w:t>
+      </w:r>
+      <w:proofErr w:type="spellEnd"/>
+      <w:r>
+        <w:t xml:space="preserve"> 777 /</w:t>
       </w:r>
       <w:r>
         <w:t>móviles</w:t>
@@ -3364,6 +4681,9 @@
     </w:p>
     <w:p>
       <w:r>
+        <w:rPr>
+          <w:noProof/>
+        </w:rPr>
         <w:drawing>
           <wp:inline distT="0" distB="0" distL="0" distR="0" wp14:anchorId="4B477A1E" wp14:editId="498D5F8B">
             <wp:extent cx="5400040" cy="135890"/>
@@ -3409,9 +4729,35 @@
           <w:numId w:val="8"/>
         </w:numPr>
       </w:pPr>
-      <w:r>
-        <w:t>gedit /etc/ldap/ldap.conf</w:t>
-      </w:r>
+      <w:proofErr w:type="spellStart"/>
+      <w:r>
+        <w:t>gedit</w:t>
+      </w:r>
+      <w:proofErr w:type="spellEnd"/>
+      <w:r>
+        <w:t xml:space="preserve"> /</w:t>
+      </w:r>
+      <w:proofErr w:type="spellStart"/>
+      <w:r>
+        <w:t>etc</w:t>
+      </w:r>
+      <w:proofErr w:type="spellEnd"/>
+      <w:r>
+        <w:t>/</w:t>
+      </w:r>
+      <w:proofErr w:type="spellStart"/>
+      <w:r>
+        <w:t>ldap</w:t>
+      </w:r>
+      <w:proofErr w:type="spellEnd"/>
+      <w:r>
+        <w:t>/</w:t>
+      </w:r>
+      <w:proofErr w:type="spellStart"/>
+      <w:r>
+        <w:t>ldap.conf</w:t>
+      </w:r>
+      <w:proofErr w:type="spellEnd"/>
     </w:p>
     <w:p>
       <w:r>
@@ -3420,6 +4766,9 @@
     </w:p>
     <w:p>
       <w:r>
+        <w:rPr>
+          <w:noProof/>
+        </w:rPr>
         <w:drawing>
           <wp:inline distT="0" distB="0" distL="0" distR="0" wp14:anchorId="5C79F47F" wp14:editId="4A70520B">
             <wp:extent cx="5400040" cy="1904365"/>
@@ -3471,13 +4820,35 @@
         </w:numPr>
       </w:pPr>
       <w:r>
-        <w:t>Si hacemos showmount -e 192.168.100.20</w:t>
+        <w:t xml:space="preserve">Si hacemos </w:t>
+      </w:r>
+      <w:proofErr w:type="spellStart"/>
+      <w:r>
+        <w:t>showmount</w:t>
+      </w:r>
+      <w:proofErr w:type="spellEnd"/>
+      <w:r>
+        <w:t xml:space="preserve"> -e 192.168.10</w:t>
       </w:r>
       <w:r>
         <w:t>4</w:t>
       </w:r>
       <w:r>
-        <w:t xml:space="preserve"> se puede ver la carpeta nfs del servidor:</w:t>
+        <w:t>.20</w:t>
+      </w:r>
+      <w:r>
+        <w:t>4</w:t>
+      </w:r>
+      <w:r>
+        <w:t xml:space="preserve"> se puede ver la carpeta </w:t>
+      </w:r>
+      <w:proofErr w:type="spellStart"/>
+      <w:r>
+        <w:t>nfs</w:t>
+      </w:r>
+      <w:proofErr w:type="spellEnd"/>
+      <w:r>
+        <w:t xml:space="preserve"> del servidor:</w:t>
       </w:r>
     </w:p>
     <w:p>
@@ -3486,10 +4857,10 @@
       </w:pPr>
       <w:r>
         <w:drawing>
-          <wp:inline distT="0" distB="0" distL="0" distR="0" wp14:anchorId="7EFD9873" wp14:editId="3FFF7CCB">
-            <wp:extent cx="5400040" cy="132715"/>
-            <wp:effectExtent l="0" t="0" r="0" b="635"/>
-            <wp:docPr id="45" name="Imagen 45"/>
+          <wp:inline distT="0" distB="0" distL="0" distR="0" wp14:anchorId="2503AFFF" wp14:editId="271C7DC2">
+            <wp:extent cx="5400040" cy="464820"/>
+            <wp:effectExtent l="0" t="0" r="0" b="0"/>
+            <wp:docPr id="26" name="Imagen 26"/>
             <wp:cNvGraphicFramePr>
               <a:graphicFrameLocks xmlns:a="http://schemas.openxmlformats.org/drawingml/2006/main" noChangeAspect="1"/>
             </wp:cNvGraphicFramePr>
@@ -3509,7 +4880,7 @@
                   <pic:spPr>
                     <a:xfrm>
                       <a:off x="0" y="0"/>
-                      <a:ext cx="5400040" cy="132715"/>
+                      <a:ext cx="5400040" cy="464820"/>
                     </a:xfrm>
                     <a:prstGeom prst="rect">
                       <a:avLst/>
@@ -3544,14 +4915,68 @@
         <w:rPr>
           <w:lang w:val="en-US"/>
         </w:rPr>
-        <w:t>mount -t nfs 192.168.100.20:/home/nfs /</w:t>
-      </w:r>
+        <w:t xml:space="preserve">mount -t </w:t>
+      </w:r>
+      <w:proofErr w:type="spellStart"/>
+      <w:r>
+        <w:rPr>
+          <w:lang w:val="en-US"/>
+        </w:rPr>
+        <w:t>nfs</w:t>
+      </w:r>
+      <w:proofErr w:type="spellEnd"/>
+      <w:r>
+        <w:rPr>
+          <w:lang w:val="en-US"/>
+        </w:rPr>
+        <w:t xml:space="preserve"> 192.168.10</w:t>
+      </w:r>
+      <w:r>
+        <w:rPr>
+          <w:lang w:val="en-US"/>
+        </w:rPr>
+        <w:t>4</w:t>
+      </w:r>
+      <w:r>
+        <w:rPr>
+          <w:lang w:val="en-US"/>
+        </w:rPr>
+        <w:t>.20</w:t>
+      </w:r>
+      <w:r>
+        <w:rPr>
+          <w:lang w:val="en-US"/>
+        </w:rPr>
+        <w:t>4</w:t>
+      </w:r>
+      <w:r>
+        <w:rPr>
+          <w:lang w:val="en-US"/>
+        </w:rPr>
+        <w:t>:/home/</w:t>
+      </w:r>
+      <w:proofErr w:type="spellStart"/>
+      <w:r>
+        <w:rPr>
+          <w:lang w:val="en-US"/>
+        </w:rPr>
+        <w:t>nfs</w:t>
+      </w:r>
+      <w:proofErr w:type="spellEnd"/>
+      <w:r>
+        <w:rPr>
+          <w:lang w:val="en-US"/>
+        </w:rPr>
+        <w:t xml:space="preserve"> /</w:t>
+      </w:r>
+      <w:proofErr w:type="spellStart"/>
       <w:r>
         <w:rPr>
           <w:lang w:val="en-US"/>
         </w:rPr>
         <w:t>móviles</w:t>
       </w:r>
+      <w:proofErr w:type="spellEnd"/>
     </w:p>
     <w:p>
       <w:pPr>
@@ -3564,10 +4989,10 @@
           <w:lang w:val="en-US"/>
         </w:rPr>
         <w:drawing>
-          <wp:inline distT="0" distB="0" distL="0" distR="0" wp14:anchorId="2E6CD57E" wp14:editId="3B54971C">
-            <wp:extent cx="5400040" cy="267970"/>
+          <wp:inline distT="0" distB="0" distL="0" distR="0" wp14:anchorId="1DC5C007" wp14:editId="15BE5C7A">
+            <wp:extent cx="5400040" cy="252730"/>
             <wp:effectExtent l="0" t="0" r="0" b="0"/>
-            <wp:docPr id="46" name="Imagen 46"/>
+            <wp:docPr id="39" name="Imagen 39"/>
             <wp:cNvGraphicFramePr>
               <a:graphicFrameLocks xmlns:a="http://schemas.openxmlformats.org/drawingml/2006/main" noChangeAspect="1"/>
             </wp:cNvGraphicFramePr>
@@ -3587,7 +5012,7 @@
                   <pic:spPr>
                     <a:xfrm>
                       <a:off x="0" y="0"/>
-                      <a:ext cx="5400040" cy="267970"/>
+                      <a:ext cx="5400040" cy="252730"/>
                     </a:xfrm>
                     <a:prstGeom prst="rect">
                       <a:avLst/>
@@ -3602,7 +5027,35 @@
     </w:p>
     <w:p>
       <w:r>
-        <w:t>sabiendo que 192.168.100.20:/home/nfs es el dispositivo y que /moviles es el punto de montaje.</w:t>
+        <w:t>sabiendo que 192.168.10</w:t>
+      </w:r>
+      <w:r>
+        <w:t>4</w:t>
+      </w:r>
+      <w:r>
+        <w:t>.20</w:t>
+      </w:r>
+      <w:r>
+        <w:t>4</w:t>
+      </w:r>
+      <w:r>
+        <w:t>:/home/</w:t>
+      </w:r>
+      <w:proofErr w:type="spellStart"/>
+      <w:r>
+        <w:t>nfs</w:t>
+      </w:r>
+      <w:proofErr w:type="spellEnd"/>
+      <w:r>
+        <w:t xml:space="preserve"> es el dispositivo y que /</w:t>
+      </w:r>
+      <w:proofErr w:type="spellStart"/>
+      <w:r>
+        <w:t>moviles</w:t>
+      </w:r>
+      <w:proofErr w:type="spellEnd"/>
+      <w:r>
+        <w:t xml:space="preserve"> es el punto de montaje.</w:t>
       </w:r>
     </w:p>
     <w:p>
@@ -3615,10 +5068,50 @@
       </w:pPr>
       <w:r>
         <w:lastRenderedPageBreak/>
-        <w:t xml:space="preserve">si se hace login desde el ordenador cliente y damos nombre de usuario rrhh y </w:t>
-      </w:r>
-      <w:r>
-        <w:t>contraseña rrhh se creará la carpeta /home/nfs/rrhh (si no ha sido creada</w:t>
+        <w:t xml:space="preserve">si se hace </w:t>
+      </w:r>
+      <w:proofErr w:type="spellStart"/>
+      <w:r>
+        <w:t>login</w:t>
+      </w:r>
+      <w:proofErr w:type="spellEnd"/>
+      <w:r>
+        <w:t xml:space="preserve"> desde el ordenador cliente y damos nombre de usuario </w:t>
+      </w:r>
+      <w:proofErr w:type="spellStart"/>
+      <w:r>
+        <w:t>rrhh</w:t>
+      </w:r>
+      <w:proofErr w:type="spellEnd"/>
+      <w:r>
+        <w:t xml:space="preserve"> y </w:t>
+      </w:r>
+      <w:r>
+        <w:t xml:space="preserve">contraseña </w:t>
+      </w:r>
+      <w:proofErr w:type="spellStart"/>
+      <w:r>
+        <w:t>rrhh</w:t>
+      </w:r>
+      <w:proofErr w:type="spellEnd"/>
+      <w:r>
+        <w:t xml:space="preserve"> se creará la carpeta /home/</w:t>
+      </w:r>
+      <w:proofErr w:type="spellStart"/>
+      <w:r>
+        <w:t>nfs</w:t>
+      </w:r>
+      <w:proofErr w:type="spellEnd"/>
+      <w:r>
+        <w:t>/</w:t>
+      </w:r>
+      <w:proofErr w:type="spellStart"/>
+      <w:r>
+        <w:t>rrhh</w:t>
+      </w:r>
+      <w:proofErr w:type="spellEnd"/>
+      <w:r>
+        <w:t xml:space="preserve"> (si no ha sido creada</w:t>
       </w:r>
       <w:r>
         <w:t xml:space="preserve"> anteriormente) y se situará allí como directorio de trabajo por defecto.</w:t>
@@ -3628,6 +5121,59 @@
       <w:pPr>
         <w:pStyle w:val="Prrafodelista"/>
       </w:pPr>
+      <w:r>
+        <w:rPr>
+          <w:noProof/>
+        </w:rPr>
+        <w:drawing>
+          <wp:inline distT="0" distB="0" distL="0" distR="0" wp14:anchorId="3BAF7DBE" wp14:editId="096583BE">
+            <wp:extent cx="3288778" cy="2981325"/>
+            <wp:effectExtent l="0" t="0" r="6985" b="0"/>
+            <wp:docPr id="48" name="Imagen 48"/>
+            <wp:cNvGraphicFramePr>
+              <a:graphicFrameLocks xmlns:a="http://schemas.openxmlformats.org/drawingml/2006/main" noChangeAspect="1"/>
+            </wp:cNvGraphicFramePr>
+            <a:graphic xmlns:a="http://schemas.openxmlformats.org/drawingml/2006/main">
+              <a:graphicData uri="http://schemas.openxmlformats.org/drawingml/2006/picture">
+                <pic:pic xmlns:pic="http://schemas.openxmlformats.org/drawingml/2006/picture">
+                  <pic:nvPicPr>
+                    <pic:cNvPr id="0" name="Picture 2"/>
+                    <pic:cNvPicPr>
+                      <a:picLocks noChangeAspect="1" noChangeArrowheads="1"/>
+                    </pic:cNvPicPr>
+                  </pic:nvPicPr>
+                  <pic:blipFill>
+                    <a:blip r:embed="rId50">
+                      <a:extLst>
+                        <a:ext uri="{28A0092B-C50C-407E-A947-70E740481C1C}">
+                          <a14:useLocalDpi xmlns:a14="http://schemas.microsoft.com/office/drawing/2010/main" val="0"/>
+                        </a:ext>
+                      </a:extLst>
+                    </a:blip>
+                    <a:srcRect/>
+                    <a:stretch>
+                      <a:fillRect/>
+                    </a:stretch>
+                  </pic:blipFill>
+                  <pic:spPr bwMode="auto">
+                    <a:xfrm>
+                      <a:off x="0" y="0"/>
+                      <a:ext cx="3298039" cy="2989721"/>
+                    </a:xfrm>
+                    <a:prstGeom prst="rect">
+                      <a:avLst/>
+                    </a:prstGeom>
+                    <a:noFill/>
+                    <a:ln>
+                      <a:noFill/>
+                    </a:ln>
+                  </pic:spPr>
+                </pic:pic>
+              </a:graphicData>
+            </a:graphic>
+          </wp:inline>
+        </w:drawing>
+      </w:r>
     </w:p>
     <w:p>
       <w:pPr>
@@ -3646,40 +5192,194 @@
         <w:ind w:left="360"/>
       </w:pPr>
       <w:r>
-        <w:t>sudo gedit /etc/fstab</w:t>
-      </w:r>
+        <w:t xml:space="preserve">sudo </w:t>
+      </w:r>
+      <w:proofErr w:type="spellStart"/>
+      <w:r>
+        <w:t>gedit</w:t>
+      </w:r>
+      <w:proofErr w:type="spellEnd"/>
+      <w:r>
+        <w:t xml:space="preserve"> /</w:t>
+      </w:r>
+      <w:proofErr w:type="spellStart"/>
+      <w:r>
+        <w:t>etc</w:t>
+      </w:r>
+      <w:proofErr w:type="spellEnd"/>
+      <w:r>
+        <w:t>/</w:t>
+      </w:r>
+      <w:proofErr w:type="spellStart"/>
+      <w:r>
+        <w:t>fstab</w:t>
+      </w:r>
+      <w:proofErr w:type="spellEnd"/>
     </w:p>
     <w:p>
       <w:pPr>
         <w:ind w:left="360"/>
       </w:pPr>
       <w:r>
-        <w:t>Y se añade la línea 192.168.100.20:/home/nfs/ /moviles nfs defaults 0 0</w:t>
+        <w:t>Y se añade la línea 192.168.10</w:t>
+      </w:r>
+      <w:r>
+        <w:t>4</w:t>
+      </w:r>
+      <w:r>
+        <w:t>.</w:t>
+      </w:r>
+      <w:r>
+        <w:t>235</w:t>
+      </w:r>
+      <w:r>
+        <w:t>:/home/</w:t>
+      </w:r>
+      <w:proofErr w:type="spellStart"/>
+      <w:r>
+        <w:t>nfs</w:t>
+      </w:r>
+      <w:proofErr w:type="spellEnd"/>
+      <w:r>
+        <w:t>/ /</w:t>
+      </w:r>
+      <w:proofErr w:type="spellStart"/>
+      <w:r>
+        <w:t>moviles</w:t>
+      </w:r>
+      <w:proofErr w:type="spellEnd"/>
+      <w:r>
+        <w:t xml:space="preserve"> </w:t>
+      </w:r>
+      <w:proofErr w:type="spellStart"/>
+      <w:r>
+        <w:t>nfs</w:t>
+      </w:r>
+      <w:proofErr w:type="spellEnd"/>
+      <w:r>
+        <w:t xml:space="preserve"> defaults 0 0</w:t>
       </w:r>
     </w:p>
     <w:p>
       <w:pPr>
         <w:ind w:left="360"/>
       </w:pPr>
+      <w:r>
+        <w:drawing>
+          <wp:inline distT="0" distB="0" distL="0" distR="0" wp14:anchorId="074643BC" wp14:editId="76EE0D0A">
+            <wp:extent cx="4010025" cy="1356637"/>
+            <wp:effectExtent l="0" t="0" r="0" b="0"/>
+            <wp:docPr id="53" name="Imagen 53"/>
+            <wp:cNvGraphicFramePr>
+              <a:graphicFrameLocks xmlns:a="http://schemas.openxmlformats.org/drawingml/2006/main" noChangeAspect="1"/>
+            </wp:cNvGraphicFramePr>
+            <a:graphic xmlns:a="http://schemas.openxmlformats.org/drawingml/2006/main">
+              <a:graphicData uri="http://schemas.openxmlformats.org/drawingml/2006/picture">
+                <pic:pic xmlns:pic="http://schemas.openxmlformats.org/drawingml/2006/picture">
+                  <pic:nvPicPr>
+                    <pic:cNvPr id="1" name=""/>
+                    <pic:cNvPicPr/>
+                  </pic:nvPicPr>
+                  <pic:blipFill>
+                    <a:blip r:embed="rId51"/>
+                    <a:stretch>
+                      <a:fillRect/>
+                    </a:stretch>
+                  </pic:blipFill>
+                  <pic:spPr>
+                    <a:xfrm>
+                      <a:off x="0" y="0"/>
+                      <a:ext cx="4065193" cy="1375301"/>
+                    </a:xfrm>
+                    <a:prstGeom prst="rect">
+                      <a:avLst/>
+                    </a:prstGeom>
+                  </pic:spPr>
+                </pic:pic>
+              </a:graphicData>
+            </a:graphic>
+          </wp:inline>
+        </w:drawing>
+      </w:r>
     </w:p>
     <w:p>
       <w:pPr>
         <w:ind w:left="360"/>
       </w:pPr>
       <w:r>
-        <w:t>¿Qué diferencia hay de usar ldap solo o usar conjuntamente ldap y nfs? Pues una muy interesante. Si solo se usa ldap, una vez que el cliente accede al sistema desde un ordenador A, tendrá su carpeta de trabajo en ese ordenador cliente A. Si inicia sesión en otra máquina diferente B mediante ldap, tendrá su carpeta de trabajo en esa máquina diferente B y no tendría acceso a los archivos que hubiese creado en la máquina A. Ahora bien, un usuario que vaya a usar ldap junto con nfs, puede escoger cualquier ordenador de su red para usar como cliente para acceder al sistema mediante ldap porque, al estar configurada una carpeta del servidor ldap para ser montada en el ordenador cliente, el ordenador cliente tendrá acceso al montar esa carpeta a los archivos creados anteriormente desde otros ordenadores que fueron usados como cliente por ese usuario (ya que se guardaron en la carpeta del servidor).</w:t>
-      </w:r>
-    </w:p>
-    <w:p>
-      <w:pPr>
-        <w:rPr>
-          <w:rFonts w:asciiTheme="majorHAnsi" w:eastAsiaTheme="majorEastAsia" w:hAnsiTheme="majorHAnsi" w:cstheme="majorBidi"/>
-          <w:b/>
-          <w:szCs w:val="26"/>
-        </w:rPr>
-      </w:pPr>
-      <w:r>
-        <w:br w:type="page"/>
+        <w:t xml:space="preserve">¿Qué diferencia hay de usar </w:t>
+      </w:r>
+      <w:proofErr w:type="spellStart"/>
+      <w:r>
+        <w:t>ldap</w:t>
+      </w:r>
+      <w:proofErr w:type="spellEnd"/>
+      <w:r>
+        <w:t xml:space="preserve"> solo o usar conjuntamente </w:t>
+      </w:r>
+      <w:proofErr w:type="spellStart"/>
+      <w:r>
+        <w:t>ldap</w:t>
+      </w:r>
+      <w:proofErr w:type="spellEnd"/>
+      <w:r>
+        <w:t xml:space="preserve"> y </w:t>
+      </w:r>
+      <w:proofErr w:type="spellStart"/>
+      <w:r>
+        <w:t>nfs</w:t>
+      </w:r>
+      <w:proofErr w:type="spellEnd"/>
+      <w:r>
+        <w:t xml:space="preserve">? Pues una muy interesante. Si solo se usa </w:t>
+      </w:r>
+      <w:proofErr w:type="spellStart"/>
+      <w:r>
+        <w:t>ldap</w:t>
+      </w:r>
+      <w:proofErr w:type="spellEnd"/>
+      <w:r>
+        <w:t xml:space="preserve">, una vez que el cliente accede al sistema desde un ordenador A, tendrá su carpeta de trabajo en ese ordenador cliente A. Si inicia sesión en otra máquina diferente B mediante </w:t>
+      </w:r>
+      <w:proofErr w:type="spellStart"/>
+      <w:r>
+        <w:t>ldap</w:t>
+      </w:r>
+      <w:proofErr w:type="spellEnd"/>
+      <w:r>
+        <w:t xml:space="preserve">, tendrá su carpeta de trabajo en esa máquina diferente B y no tendría acceso a los archivos que hubiese creado en la máquina A. Ahora bien, un usuario que vaya a usar </w:t>
+      </w:r>
+      <w:proofErr w:type="spellStart"/>
+      <w:r>
+        <w:t>ldap</w:t>
+      </w:r>
+      <w:proofErr w:type="spellEnd"/>
+      <w:r>
+        <w:t xml:space="preserve"> junto con </w:t>
+      </w:r>
+      <w:proofErr w:type="spellStart"/>
+      <w:r>
+        <w:t>nfs</w:t>
+      </w:r>
+      <w:proofErr w:type="spellEnd"/>
+      <w:r>
+        <w:t xml:space="preserve">, puede escoger cualquier ordenador de su red para usar como cliente para acceder al sistema mediante </w:t>
+      </w:r>
+      <w:proofErr w:type="spellStart"/>
+      <w:r>
+        <w:t>ldap</w:t>
+      </w:r>
+      <w:proofErr w:type="spellEnd"/>
+      <w:r>
+        <w:t xml:space="preserve"> porque, al estar configurada una carpeta del servidor </w:t>
+      </w:r>
+      <w:proofErr w:type="spellStart"/>
+      <w:r>
+        <w:t>ldap</w:t>
+      </w:r>
+      <w:proofErr w:type="spellEnd"/>
+      <w:r>
+        <w:t xml:space="preserve"> para ser montada en el ordenador cliente, el ordenador cliente tendrá acceso al montar esa carpeta a los archivos creados anteriormente desde otros ordenadores que fueron usados como cliente por ese usuario (ya que se guardaron en la carpeta del servidor).</w:t>
       </w:r>
     </w:p>
     <w:p>
@@ -3695,23 +5395,304 @@
     </w:p>
     <w:p>
       <w:r>
-        <w:t>Para acceder de modo gráfico con el cliente ldap (con o sin nfs), se hace así, desde el ordenador cliente (en mi caso, 192.168.100.21)</w:t>
-      </w:r>
-    </w:p>
-    <w:p/>
+        <w:t xml:space="preserve">Para acceder de modo gráfico con el cliente </w:t>
+      </w:r>
+      <w:proofErr w:type="spellStart"/>
+      <w:r>
+        <w:t>ldap</w:t>
+      </w:r>
+      <w:proofErr w:type="spellEnd"/>
+      <w:r>
+        <w:t xml:space="preserve"> (con o sin </w:t>
+      </w:r>
+      <w:proofErr w:type="spellStart"/>
+      <w:r>
+        <w:t>nfs</w:t>
+      </w:r>
+      <w:proofErr w:type="spellEnd"/>
+      <w:r>
+        <w:t>), se hace así, desde el ordenador cliente (en mi caso, 192.168.100.21)</w:t>
+      </w:r>
+    </w:p>
+    <w:p>
+      <w:r>
+        <w:rPr>
+          <w:noProof/>
+        </w:rPr>
+        <w:drawing>
+          <wp:inline distT="0" distB="0" distL="0" distR="0" wp14:anchorId="25923468" wp14:editId="5C561BC2">
+            <wp:extent cx="2466975" cy="1071372"/>
+            <wp:effectExtent l="0" t="0" r="0" b="0"/>
+            <wp:docPr id="49" name="Imagen 49"/>
+            <wp:cNvGraphicFramePr>
+              <a:graphicFrameLocks xmlns:a="http://schemas.openxmlformats.org/drawingml/2006/main" noChangeAspect="1"/>
+            </wp:cNvGraphicFramePr>
+            <a:graphic xmlns:a="http://schemas.openxmlformats.org/drawingml/2006/main">
+              <a:graphicData uri="http://schemas.openxmlformats.org/drawingml/2006/picture">
+                <pic:pic xmlns:pic="http://schemas.openxmlformats.org/drawingml/2006/picture">
+                  <pic:nvPicPr>
+                    <pic:cNvPr id="0" name="Picture 3"/>
+                    <pic:cNvPicPr>
+                      <a:picLocks noChangeAspect="1" noChangeArrowheads="1"/>
+                    </pic:cNvPicPr>
+                  </pic:nvPicPr>
+                  <pic:blipFill>
+                    <a:blip r:embed="rId52">
+                      <a:extLst>
+                        <a:ext uri="{28A0092B-C50C-407E-A947-70E740481C1C}">
+                          <a14:useLocalDpi xmlns:a14="http://schemas.microsoft.com/office/drawing/2010/main" val="0"/>
+                        </a:ext>
+                      </a:extLst>
+                    </a:blip>
+                    <a:srcRect/>
+                    <a:stretch>
+                      <a:fillRect/>
+                    </a:stretch>
+                  </pic:blipFill>
+                  <pic:spPr bwMode="auto">
+                    <a:xfrm>
+                      <a:off x="0" y="0"/>
+                      <a:ext cx="2471281" cy="1073242"/>
+                    </a:xfrm>
+                    <a:prstGeom prst="rect">
+                      <a:avLst/>
+                    </a:prstGeom>
+                    <a:noFill/>
+                    <a:ln>
+                      <a:noFill/>
+                    </a:ln>
+                  </pic:spPr>
+                </pic:pic>
+              </a:graphicData>
+            </a:graphic>
+          </wp:inline>
+        </w:drawing>
+      </w:r>
+    </w:p>
+    <w:p>
+      <w:r>
+        <w:rPr>
+          <w:noProof/>
+        </w:rPr>
+        <w:drawing>
+          <wp:inline distT="0" distB="0" distL="0" distR="0" wp14:anchorId="438DC32F" wp14:editId="69A9817C">
+            <wp:extent cx="2443643" cy="2066925"/>
+            <wp:effectExtent l="0" t="0" r="0" b="0"/>
+            <wp:docPr id="47" name="Imagen 47"/>
+            <wp:cNvGraphicFramePr>
+              <a:graphicFrameLocks xmlns:a="http://schemas.openxmlformats.org/drawingml/2006/main" noChangeAspect="1"/>
+            </wp:cNvGraphicFramePr>
+            <a:graphic xmlns:a="http://schemas.openxmlformats.org/drawingml/2006/main">
+              <a:graphicData uri="http://schemas.openxmlformats.org/drawingml/2006/picture">
+                <pic:pic xmlns:pic="http://schemas.openxmlformats.org/drawingml/2006/picture">
+                  <pic:nvPicPr>
+                    <pic:cNvPr id="0" name="Picture 2"/>
+                    <pic:cNvPicPr>
+                      <a:picLocks noChangeAspect="1" noChangeArrowheads="1"/>
+                    </pic:cNvPicPr>
+                  </pic:nvPicPr>
+                  <pic:blipFill>
+                    <a:blip r:embed="rId53">
+                      <a:extLst>
+                        <a:ext uri="{28A0092B-C50C-407E-A947-70E740481C1C}">
+                          <a14:useLocalDpi xmlns:a14="http://schemas.microsoft.com/office/drawing/2010/main" val="0"/>
+                        </a:ext>
+                      </a:extLst>
+                    </a:blip>
+                    <a:srcRect/>
+                    <a:stretch>
+                      <a:fillRect/>
+                    </a:stretch>
+                  </pic:blipFill>
+                  <pic:spPr bwMode="auto">
+                    <a:xfrm>
+                      <a:off x="0" y="0"/>
+                      <a:ext cx="2446665" cy="2069481"/>
+                    </a:xfrm>
+                    <a:prstGeom prst="rect">
+                      <a:avLst/>
+                    </a:prstGeom>
+                    <a:noFill/>
+                  </pic:spPr>
+                </pic:pic>
+              </a:graphicData>
+            </a:graphic>
+          </wp:inline>
+        </w:drawing>
+      </w:r>
+      <w:r>
+        <w:drawing>
+          <wp:inline distT="0" distB="0" distL="0" distR="0" wp14:anchorId="65B8958E" wp14:editId="672DCA13">
+            <wp:extent cx="2714499" cy="2051655"/>
+            <wp:effectExtent l="0" t="0" r="0" b="6350"/>
+            <wp:docPr id="50" name="Imagen 50"/>
+            <wp:cNvGraphicFramePr>
+              <a:graphicFrameLocks xmlns:a="http://schemas.openxmlformats.org/drawingml/2006/main" noChangeAspect="1"/>
+            </wp:cNvGraphicFramePr>
+            <a:graphic xmlns:a="http://schemas.openxmlformats.org/drawingml/2006/main">
+              <a:graphicData uri="http://schemas.openxmlformats.org/drawingml/2006/picture">
+                <pic:pic xmlns:pic="http://schemas.openxmlformats.org/drawingml/2006/picture">
+                  <pic:nvPicPr>
+                    <pic:cNvPr id="1" name=""/>
+                    <pic:cNvPicPr/>
+                  </pic:nvPicPr>
+                  <pic:blipFill>
+                    <a:blip r:embed="rId54"/>
+                    <a:stretch>
+                      <a:fillRect/>
+                    </a:stretch>
+                  </pic:blipFill>
+                  <pic:spPr>
+                    <a:xfrm>
+                      <a:off x="0" y="0"/>
+                      <a:ext cx="2728066" cy="2061909"/>
+                    </a:xfrm>
+                    <a:prstGeom prst="rect">
+                      <a:avLst/>
+                    </a:prstGeom>
+                  </pic:spPr>
+                </pic:pic>
+              </a:graphicData>
+            </a:graphic>
+          </wp:inline>
+        </w:drawing>
+      </w:r>
+    </w:p>
     <w:p>
       <w:r>
         <w:t>Entra sin problemas:</w:t>
       </w:r>
     </w:p>
-    <w:p/>
-    <w:p>
-      <w:r>
-        <w:t>Si, en esta sesión gráfica de rrhh entramos en la terminal y escribimos pwd para mostrar en qué carpeta está trabajando, saldrá /home/nfs/rrhh</w:t>
+    <w:p>
+      <w:r>
+        <w:drawing>
+          <wp:inline distT="0" distB="0" distL="0" distR="0" wp14:anchorId="2C23F3D9" wp14:editId="7B25E83A">
+            <wp:extent cx="3219450" cy="2776132"/>
+            <wp:effectExtent l="0" t="0" r="0" b="5715"/>
+            <wp:docPr id="43" name="Imagen 43"/>
+            <wp:cNvGraphicFramePr>
+              <a:graphicFrameLocks xmlns:a="http://schemas.openxmlformats.org/drawingml/2006/main" noChangeAspect="1"/>
+            </wp:cNvGraphicFramePr>
+            <a:graphic xmlns:a="http://schemas.openxmlformats.org/drawingml/2006/main">
+              <a:graphicData uri="http://schemas.openxmlformats.org/drawingml/2006/picture">
+                <pic:pic xmlns:pic="http://schemas.openxmlformats.org/drawingml/2006/picture">
+                  <pic:nvPicPr>
+                    <pic:cNvPr id="1" name=""/>
+                    <pic:cNvPicPr/>
+                  </pic:nvPicPr>
+                  <pic:blipFill>
+                    <a:blip r:embed="rId55"/>
+                    <a:stretch>
+                      <a:fillRect/>
+                    </a:stretch>
+                  </pic:blipFill>
+                  <pic:spPr>
+                    <a:xfrm>
+                      <a:off x="0" y="0"/>
+                      <a:ext cx="3224500" cy="2780487"/>
+                    </a:xfrm>
+                    <a:prstGeom prst="rect">
+                      <a:avLst/>
+                    </a:prstGeom>
+                  </pic:spPr>
+                </pic:pic>
+              </a:graphicData>
+            </a:graphic>
+          </wp:inline>
+        </w:drawing>
+      </w:r>
+    </w:p>
+    <w:p>
+      <w:r>
+        <w:t xml:space="preserve">Si, en esta sesión gráfica de </w:t>
+      </w:r>
+      <w:proofErr w:type="spellStart"/>
+      <w:r>
+        <w:t>rrhh</w:t>
+      </w:r>
+      <w:proofErr w:type="spellEnd"/>
+      <w:r>
+        <w:t xml:space="preserve"> entramos en la terminal y escribimos </w:t>
+      </w:r>
+      <w:proofErr w:type="spellStart"/>
+      <w:r>
+        <w:t>pwd</w:t>
+      </w:r>
+      <w:proofErr w:type="spellEnd"/>
+      <w:r>
+        <w:t xml:space="preserve"> para mostrar en qué carpeta está trabajando, saldrá /home/</w:t>
+      </w:r>
+      <w:proofErr w:type="spellStart"/>
+      <w:r>
+        <w:t>nfs</w:t>
+      </w:r>
+      <w:proofErr w:type="spellEnd"/>
+      <w:r>
+        <w:t>/</w:t>
+      </w:r>
+      <w:proofErr w:type="spellStart"/>
+      <w:r>
+        <w:t>rrhh</w:t>
+      </w:r>
+      <w:proofErr w:type="spellEnd"/>
+    </w:p>
+    <w:p>
+      <w:r>
+        <w:rPr>
+          <w:noProof/>
+        </w:rPr>
+        <w:drawing>
+          <wp:inline distT="0" distB="0" distL="0" distR="0" wp14:anchorId="25C676CB" wp14:editId="3E8582B6">
+            <wp:extent cx="4495800" cy="771525"/>
+            <wp:effectExtent l="0" t="0" r="0" b="9525"/>
+            <wp:docPr id="52" name="Imagen 52"/>
+            <wp:cNvGraphicFramePr>
+              <a:graphicFrameLocks xmlns:a="http://schemas.openxmlformats.org/drawingml/2006/main" noChangeAspect="1"/>
+            </wp:cNvGraphicFramePr>
+            <a:graphic xmlns:a="http://schemas.openxmlformats.org/drawingml/2006/main">
+              <a:graphicData uri="http://schemas.openxmlformats.org/drawingml/2006/picture">
+                <pic:pic xmlns:pic="http://schemas.openxmlformats.org/drawingml/2006/picture">
+                  <pic:nvPicPr>
+                    <pic:cNvPr id="0" name="Picture 5"/>
+                    <pic:cNvPicPr>
+                      <a:picLocks noChangeAspect="1" noChangeArrowheads="1"/>
+                    </pic:cNvPicPr>
+                  </pic:nvPicPr>
+                  <pic:blipFill>
+                    <a:blip r:embed="rId56">
+                      <a:extLst>
+                        <a:ext uri="{28A0092B-C50C-407E-A947-70E740481C1C}">
+                          <a14:useLocalDpi xmlns:a14="http://schemas.microsoft.com/office/drawing/2010/main" val="0"/>
+                        </a:ext>
+                      </a:extLst>
+                    </a:blip>
+                    <a:srcRect/>
+                    <a:stretch>
+                      <a:fillRect/>
+                    </a:stretch>
+                  </pic:blipFill>
+                  <pic:spPr bwMode="auto">
+                    <a:xfrm>
+                      <a:off x="0" y="0"/>
+                      <a:ext cx="4495800" cy="771525"/>
+                    </a:xfrm>
+                    <a:prstGeom prst="rect">
+                      <a:avLst/>
+                    </a:prstGeom>
+                    <a:noFill/>
+                    <a:ln>
+                      <a:noFill/>
+                    </a:ln>
+                  </pic:spPr>
+                </pic:pic>
+              </a:graphicData>
+            </a:graphic>
+          </wp:inline>
+        </w:drawing>
       </w:r>
     </w:p>
     <w:sectPr>
-      <w:footerReference w:type="default" r:id="rId50"/>
+      <w:footerReference w:type="default" r:id="rId57"/>
       <w:pgSz w:w="11906" w:h="16838"/>
       <w:pgMar w:top="1417" w:right="1701" w:bottom="1417" w:left="1701" w:header="708" w:footer="708" w:gutter="0"/>
       <w:cols w:space="708"/>
